--- a/public/labs/os/kmp-24/ЛР14_ОС_Дискові_пристрої_та_файлові_системи.docx
+++ b/public/labs/os/kmp-24/ЛР14_ОС_Дискові_пристрої_та_файлові_системи.docx
@@ -833,15 +833,8 @@
     <w:basedOn w:val="Normal"/>
     <w:qFormat/>
     <w:pPr>
-      <w:pBdr>
-        <w:top w:color="BFBFBF" w:space="4" w:sz="4" w:val="single"/>
-        <w:left w:color="BFBFBF" w:space="4" w:sz="4" w:val="single"/>
-        <w:bottom w:color="BFBFBF" w:space="4" w:sz="4" w:val="single"/>
-        <w:right w:color="BFBFBF" w:space="4" w:sz="4" w:val="single"/>
-      </w:pBdr>
-      <w:shd w:color="auto" w:fill="F4F4F4" w:val="clear"/>
       <w:spacing w:after="120" w:before="120" w:line="200" w:lineRule="auto"/>
-      <w:ind w:firstLine="0" w:left="284" w:right="284"/>
+      <w:ind w:hanging="340" w:left="340" w:right="0"/>
       <w:jc w:val="left"/>
     </w:pPr>
     <w:rPr>

--- a/public/labs/os/kmp-24/ЛР14_ОС_Дискові_пристрої_та_файлові_системи.docx
+++ b/public/labs/os/kmp-24/ЛР14_ОС_Дискові_пристрої_та_файлові_системи.docx
@@ -833,7 +833,7 @@
     <w:basedOn w:val="Normal"/>
     <w:qFormat/>
     <w:pPr>
-      <w:spacing w:after="120" w:before="120" w:line="200" w:lineRule="auto"/>
+      <w:spacing w:after="0" w:before="0" w:line="200" w:lineRule="auto"/>
       <w:ind w:hanging="340" w:left="340" w:right="0"/>
       <w:jc w:val="left"/>
     </w:pPr>
@@ -842,6 +842,26 @@
       <w:sz w:val="18"/>
       <w:szCs w:val="18"/>
     </w:rPr>
+  </w:style>
+  <w:style w:customStyle="1" w:styleId="SourceCodeTable" w:type="table">
+    <w:name w:val="Source Code Table"/>
+    <w:basedOn w:val="TableNormal"/>
+    <w:qFormat/>
+    <w:tblPr>
+      <w:tblInd w:type="dxa" w:w="0"/>
+      <w:tblBorders>
+        <w:top w:color="BFBFBF" w:space="0" w:sz="4" w:val="single"/>
+        <w:left w:color="BFBFBF" w:space="0" w:sz="4" w:val="single"/>
+        <w:bottom w:color="BFBFBF" w:space="0" w:sz="4" w:val="single"/>
+        <w:right w:color="BFBFBF" w:space="0" w:sz="4" w:val="single"/>
+      </w:tblBorders>
+      <w:tblCellMar>
+        <w:top w:type="dxa" w:w="113"/>
+        <w:left w:type="dxa" w:w="113"/>
+        <w:bottom w:type="dxa" w:w="113"/>
+        <w:right w:type="dxa" w:w="113"/>
+      </w:tblCellMar>
+    </w:tblPr>
   </w:style>
 </w:styles>
 </file>

--- a/public/labs/os/kmp-24/ЛР14_ОС_Дискові_пристрої_та_файлові_системи.docx
+++ b/public/labs/os/kmp-24/ЛР14_ОС_Дискові_пристрої_та_файлові_системи.docx
@@ -855,6 +855,7 @@
         <w:bottom w:color="BFBFBF" w:space="0" w:sz="4" w:val="single"/>
         <w:right w:color="BFBFBF" w:space="0" w:sz="4" w:val="single"/>
       </w:tblBorders>
+      <w:shd w:color="auto" w:fill="F4F4F4" w:val="clear"/>
       <w:tblCellMar>
         <w:top w:type="dxa" w:w="113"/>
         <w:left w:type="dxa" w:w="113"/>

--- a/public/labs/os/kmp-24/ЛР14_ОС_Дискові_пристрої_та_файлові_системи.docx
+++ b/public/labs/os/kmp-24/ЛР14_ОС_Дискові_пристрої_та_файлові_системи.docx
@@ -23,9 +23,3783 @@
         <w:pStyle w:val="FirstParagraph"/>
       </w:pPr>
       <w:r>
-        <w:t xml:space="preserve">Матеріал цієї теми готується.</w:t>
-      </w:r>
-    </w:p>
+        <w:rPr>
+          <w:b/>
+          <w:bCs/>
+        </w:rPr>
+        <w:t xml:space="preserve">Мета:</w:t>
+      </w:r>
+      <w:r>
+        <w:t xml:space="preserve"> </w:t>
+      </w:r>
+      <w:r>
+        <w:t xml:space="preserve">навчитися працювати з дисковими пристроями: переглядати структуру носіїв, створювати таблицю розділів і розділи, форматувати їх у різні файлові системи, монтувати вручну та автоматично, а також діагностувати стан носія й файлової системи.</w:t>
+      </w:r>
+    </w:p>
+    <w:p>
+      <w:pPr>
+        <w:pStyle w:val="BodyText"/>
+      </w:pPr>
+      <w:r>
+        <w:rPr>
+          <w:b/>
+          <w:bCs/>
+        </w:rPr>
+        <w:t xml:space="preserve">Обладнання:</w:t>
+      </w:r>
+      <w:r>
+        <w:t xml:space="preserve"> </w:t>
+      </w:r>
+      <w:r>
+        <w:t xml:space="preserve">віртуальна машина з Ubuntu 22.04+ і</w:t>
+      </w:r>
+      <w:r>
+        <w:t xml:space="preserve"> </w:t>
+      </w:r>
+      <w:r>
+        <w:rPr>
+          <w:b/>
+          <w:bCs/>
+        </w:rPr>
+        <w:t xml:space="preserve">додатковим</w:t>
+      </w:r>
+      <w:r>
+        <w:t xml:space="preserve"> </w:t>
+      </w:r>
+      <w:r>
+        <w:t xml:space="preserve">віртуальним диском на 2-5 ГБ; право виконувати</w:t>
+      </w:r>
+      <w:r>
+        <w:t xml:space="preserve"> </w:t>
+      </w:r>
+      <w:r>
+        <w:rPr>
+          <w:rStyle w:val="VerbatimChar"/>
+        </w:rPr>
+        <w:t xml:space="preserve">sudo</w:t>
+      </w:r>
+      <w:r>
+        <w:t xml:space="preserve">; за потреби — Windows із оснасткою «Керування дисками».</w:t>
+      </w:r>
+    </w:p>
+    <w:p>
+      <w:pPr>
+        <w:pStyle w:val="BodyText"/>
+      </w:pPr>
+      <w:r>
+        <w:rPr>
+          <w:b/>
+          <w:bCs/>
+        </w:rPr>
+        <w:t xml:space="preserve">Тривалість:</w:t>
+      </w:r>
+      <w:r>
+        <w:t xml:space="preserve"> </w:t>
+      </w:r>
+      <w:r>
+        <w:t xml:space="preserve">4 академічні години.</w:t>
+      </w:r>
+    </w:p>
+    <w:p>
+      <w:pPr>
+        <w:pStyle w:val="BodyText"/>
+      </w:pPr>
+      <w:r>
+        <w:rPr>
+          <w:b/>
+          <w:bCs/>
+        </w:rPr>
+        <w:t xml:space="preserve">УВАГА. Усі операції розмітки й форматування знищують дані на носії. Працювати дозволено ВИКЛЮЧНО з додатковим віртуальним диском (зазвичай</w:t>
+      </w:r>
+      <w:r>
+        <w:rPr>
+          <w:b/>
+          <w:bCs/>
+        </w:rPr>
+        <w:t xml:space="preserve"> </w:t>
+      </w:r>
+      <w:r>
+        <w:rPr>
+          <w:rStyle w:val="VerbatimChar"/>
+          <w:b/>
+          <w:bCs/>
+        </w:rPr>
+        <w:t xml:space="preserve">/dev/sdb</w:t>
+      </w:r>
+      <w:r>
+        <w:rPr>
+          <w:b/>
+          <w:bCs/>
+        </w:rPr>
+        <w:t xml:space="preserve">), який не містить системи. Перед кожною командою</w:t>
+      </w:r>
+      <w:r>
+        <w:rPr>
+          <w:b/>
+          <w:bCs/>
+        </w:rPr>
+        <w:t xml:space="preserve"> </w:t>
+      </w:r>
+      <w:r>
+        <w:rPr>
+          <w:rStyle w:val="VerbatimChar"/>
+          <w:b/>
+          <w:bCs/>
+        </w:rPr>
+        <w:t xml:space="preserve">fdisk</w:t>
+      </w:r>
+      <w:r>
+        <w:rPr>
+          <w:b/>
+          <w:bCs/>
+        </w:rPr>
+        <w:t xml:space="preserve">,</w:t>
+      </w:r>
+      <w:r>
+        <w:rPr>
+          <w:b/>
+          <w:bCs/>
+        </w:rPr>
+        <w:t xml:space="preserve"> </w:t>
+      </w:r>
+      <w:r>
+        <w:rPr>
+          <w:rStyle w:val="VerbatimChar"/>
+          <w:b/>
+          <w:bCs/>
+        </w:rPr>
+        <w:t xml:space="preserve">mkfs</w:t>
+      </w:r>
+      <w:r>
+        <w:rPr>
+          <w:b/>
+          <w:bCs/>
+        </w:rPr>
+        <w:t xml:space="preserve"> </w:t>
+      </w:r>
+      <w:r>
+        <w:rPr>
+          <w:b/>
+          <w:bCs/>
+        </w:rPr>
+        <w:t xml:space="preserve">чи</w:t>
+      </w:r>
+      <w:r>
+        <w:rPr>
+          <w:b/>
+          <w:bCs/>
+        </w:rPr>
+        <w:t xml:space="preserve"> </w:t>
+      </w:r>
+      <w:r>
+        <w:rPr>
+          <w:rStyle w:val="VerbatimChar"/>
+          <w:b/>
+          <w:bCs/>
+        </w:rPr>
+        <w:t xml:space="preserve">dd</w:t>
+      </w:r>
+      <w:r>
+        <w:rPr>
+          <w:b/>
+          <w:bCs/>
+        </w:rPr>
+        <w:t xml:space="preserve"> </w:t>
+      </w:r>
+      <w:r>
+        <w:rPr>
+          <w:b/>
+          <w:bCs/>
+        </w:rPr>
+        <w:t xml:space="preserve">перевіряйте ім’я пристрою командою</w:t>
+      </w:r>
+      <w:r>
+        <w:rPr>
+          <w:b/>
+          <w:bCs/>
+        </w:rPr>
+        <w:t xml:space="preserve"> </w:t>
+      </w:r>
+      <w:r>
+        <w:rPr>
+          <w:rStyle w:val="VerbatimChar"/>
+          <w:b/>
+          <w:bCs/>
+        </w:rPr>
+        <w:t xml:space="preserve">lsblk</w:t>
+      </w:r>
+      <w:r>
+        <w:rPr>
+          <w:b/>
+          <w:bCs/>
+        </w:rPr>
+        <w:t xml:space="preserve">. Помилка в одній літері імені диска знищує систему.</w:t>
+      </w:r>
+    </w:p>
+    <w:bookmarkStart w:id="14" w:name="теоретичні-відомості"/>
+    <w:p>
+      <w:pPr>
+        <w:pStyle w:val="Heading2"/>
+      </w:pPr>
+      <w:r>
+        <w:t xml:space="preserve">Теоретичні відомості</w:t>
+      </w:r>
+    </w:p>
+    <w:bookmarkStart w:id="9" w:name="як-система-бачить-накопичувачі"/>
+    <w:p>
+      <w:pPr>
+        <w:pStyle w:val="Heading3"/>
+      </w:pPr>
+      <w:r>
+        <w:t xml:space="preserve">1 Як система бачить накопичувачі</w:t>
+      </w:r>
+    </w:p>
+    <w:p>
+      <w:pPr>
+        <w:pStyle w:val="FirstParagraph"/>
+      </w:pPr>
+      <w:r>
+        <w:t xml:space="preserve">Блоковий пристрій у Linux — це файл у каталозі</w:t>
+      </w:r>
+      <w:r>
+        <w:t xml:space="preserve"> </w:t>
+      </w:r>
+      <w:r>
+        <w:rPr>
+          <w:rStyle w:val="VerbatimChar"/>
+        </w:rPr>
+        <w:t xml:space="preserve">/dev</w:t>
+      </w:r>
+      <w:r>
+        <w:t xml:space="preserve">, що надає доступ до носія</w:t>
+      </w:r>
+      <w:r>
+        <w:t xml:space="preserve"> </w:t>
+      </w:r>
+      <w:r>
+        <w:t xml:space="preserve">блоками сталого розміру.</w:t>
+      </w:r>
+    </w:p>
+    <w:p>
+      <w:pPr>
+        <w:pStyle w:val="SourceCode"/>
+      </w:pPr>
+      <w:r>
+        <w:rPr>
+          <w:rStyle w:val="VerbatimChar"/>
+        </w:rPr>
+        <w:t xml:space="preserve">lsblk -o NAME,TYPE,SIZE,FSTYPE,MOUNTPOINT</w:t>
+      </w:r>
+    </w:p>
+    <w:p>
+      <w:pPr>
+        <w:pStyle w:val="FirstParagraph"/>
+      </w:pPr>
+      <w:r>
+        <w:t xml:space="preserve">Вивід:</w:t>
+      </w:r>
+    </w:p>
+    <w:p>
+      <w:pPr>
+        <w:pStyle w:val="SourceCode"/>
+      </w:pPr>
+      <w:r>
+        <w:rPr>
+          <w:rStyle w:val="VerbatimChar"/>
+        </w:rPr>
+        <w:t xml:space="preserve">NAME   TYPE  SIZE FSTYPE MOUNTPOINT</w:t>
+      </w:r>
+      <w:r>
+        <w:br/>
+      </w:r>
+      <w:r>
+        <w:rPr>
+          <w:rStyle w:val="VerbatimChar"/>
+        </w:rPr>
+        <w:t xml:space="preserve">sda    disk   25G</w:t>
+      </w:r>
+      <w:r>
+        <w:br/>
+      </w:r>
+      <w:r>
+        <w:rPr>
+          <w:rStyle w:val="VerbatimChar"/>
+        </w:rPr>
+        <w:t xml:space="preserve">├─sda1 part  512M vfat   /boot/efi</w:t>
+      </w:r>
+      <w:r>
+        <w:br/>
+      </w:r>
+      <w:r>
+        <w:rPr>
+          <w:rStyle w:val="VerbatimChar"/>
+        </w:rPr>
+        <w:t xml:space="preserve">├─sda2 part   15G ext4   /</w:t>
+      </w:r>
+      <w:r>
+        <w:br/>
+      </w:r>
+      <w:r>
+        <w:rPr>
+          <w:rStyle w:val="VerbatimChar"/>
+        </w:rPr>
+        <w:t xml:space="preserve">└─sda3 part  9.5G ext4   /home</w:t>
+      </w:r>
+      <w:r>
+        <w:br/>
+      </w:r>
+      <w:r>
+        <w:rPr>
+          <w:rStyle w:val="VerbatimChar"/>
+        </w:rPr>
+        <w:t xml:space="preserve">sdb    disk    3G</w:t>
+      </w:r>
+    </w:p>
+    <w:p>
+      <w:pPr>
+        <w:pStyle w:val="FirstParagraph"/>
+      </w:pPr>
+      <w:r>
+        <w:t xml:space="preserve">Диск</w:t>
+      </w:r>
+      <w:r>
+        <w:t xml:space="preserve"> </w:t>
+      </w:r>
+      <w:r>
+        <w:rPr>
+          <w:rStyle w:val="VerbatimChar"/>
+        </w:rPr>
+        <w:t xml:space="preserve">sdb</w:t>
+      </w:r>
+      <w:r>
+        <w:t xml:space="preserve"> </w:t>
+      </w:r>
+      <w:r>
+        <w:t xml:space="preserve">порожній: у нього немає ні таблиці розділів, ні файлової системи.</w:t>
+      </w:r>
+      <w:r>
+        <w:t xml:space="preserve"> </w:t>
+      </w:r>
+      <w:r>
+        <w:t xml:space="preserve">Саме з ним ми й працюватимемо.</w:t>
+      </w:r>
+    </w:p>
+    <w:p>
+      <w:pPr>
+        <w:pStyle w:val="TableCaption"/>
+      </w:pPr>
+      <w:r>
+        <w:t xml:space="preserve">Таблиця 1 — Імена блокових пристроїв</w:t>
+      </w:r>
+    </w:p>
+    <w:tbl>
+      <w:tblPr>
+        <w:tblStyle w:val="Table"/>
+        <w:tblW w:type="dxa" w:w="9637"/>
+        <w:tblLook w:firstRow="1" w:lastRow="0" w:firstColumn="0" w:lastColumn="0" w:noHBand="0" w:noVBand="0" w:val="0020"/>
+        <w:tblLayout w:type="fixed"/>
+      </w:tblPr>
+      <w:tblGrid>
+        <w:gridCol w:w="4819"/>
+        <w:gridCol w:w="4818"/>
+      </w:tblGrid>
+      <w:tr>
+        <w:trPr>
+          <w:tblHeader w:val="on"/>
+        </w:trPr>
+        <w:tc>
+          <w:tcPr/>
+          <w:p>
+            <w:pPr>
+              <w:pStyle w:val="Compact"/>
+            </w:pPr>
+            <w:r>
+              <w:t xml:space="preserve">Ім’я</w:t>
+            </w:r>
+          </w:p>
+        </w:tc>
+        <w:tc>
+          <w:tcPr/>
+          <w:p>
+            <w:pPr>
+              <w:pStyle w:val="Compact"/>
+            </w:pPr>
+            <w:r>
+              <w:t xml:space="preserve">Що означає</w:t>
+            </w:r>
+          </w:p>
+        </w:tc>
+      </w:tr>
+      <w:tr>
+        <w:tc>
+          <w:tcPr/>
+          <w:p>
+            <w:pPr>
+              <w:pStyle w:val="Compact"/>
+            </w:pPr>
+            <w:r>
+              <w:rPr>
+                <w:rStyle w:val="VerbatimChar"/>
+              </w:rPr>
+              <w:t xml:space="preserve">/dev/sda</w:t>
+            </w:r>
+          </w:p>
+        </w:tc>
+        <w:tc>
+          <w:tcPr/>
+          <w:p>
+            <w:pPr>
+              <w:pStyle w:val="Compact"/>
+            </w:pPr>
+            <w:r>
+              <w:t xml:space="preserve">перший диск із інтерфейсом SATA або SCSI</w:t>
+            </w:r>
+          </w:p>
+        </w:tc>
+      </w:tr>
+      <w:tr>
+        <w:tc>
+          <w:tcPr/>
+          <w:p>
+            <w:pPr>
+              <w:pStyle w:val="Compact"/>
+            </w:pPr>
+            <w:r>
+              <w:rPr>
+                <w:rStyle w:val="VerbatimChar"/>
+              </w:rPr>
+              <w:t xml:space="preserve">/dev/sdb1</w:t>
+            </w:r>
+          </w:p>
+        </w:tc>
+        <w:tc>
+          <w:tcPr/>
+          <w:p>
+            <w:pPr>
+              <w:pStyle w:val="Compact"/>
+            </w:pPr>
+            <w:r>
+              <w:t xml:space="preserve">перший розділ другого такого диска</w:t>
+            </w:r>
+          </w:p>
+        </w:tc>
+      </w:tr>
+      <w:tr>
+        <w:tc>
+          <w:tcPr/>
+          <w:p>
+            <w:pPr>
+              <w:pStyle w:val="Compact"/>
+            </w:pPr>
+            <w:r>
+              <w:rPr>
+                <w:rStyle w:val="VerbatimChar"/>
+              </w:rPr>
+              <w:t xml:space="preserve">/dev/nvme0n1</w:t>
+            </w:r>
+          </w:p>
+        </w:tc>
+        <w:tc>
+          <w:tcPr/>
+          <w:p>
+            <w:pPr>
+              <w:pStyle w:val="Compact"/>
+            </w:pPr>
+            <w:r>
+              <w:t xml:space="preserve">перший простір імен першого накопичувача NVMe</w:t>
+            </w:r>
+          </w:p>
+        </w:tc>
+      </w:tr>
+      <w:tr>
+        <w:tc>
+          <w:tcPr/>
+          <w:p>
+            <w:pPr>
+              <w:pStyle w:val="Compact"/>
+            </w:pPr>
+            <w:r>
+              <w:rPr>
+                <w:rStyle w:val="VerbatimChar"/>
+              </w:rPr>
+              <w:t xml:space="preserve">/dev/nvme0n1p2</w:t>
+            </w:r>
+          </w:p>
+        </w:tc>
+        <w:tc>
+          <w:tcPr/>
+          <w:p>
+            <w:pPr>
+              <w:pStyle w:val="Compact"/>
+            </w:pPr>
+            <w:r>
+              <w:t xml:space="preserve">другий розділ цього накопичувача</w:t>
+            </w:r>
+          </w:p>
+        </w:tc>
+      </w:tr>
+      <w:tr>
+        <w:tc>
+          <w:tcPr/>
+          <w:p>
+            <w:pPr>
+              <w:pStyle w:val="Compact"/>
+            </w:pPr>
+            <w:r>
+              <w:rPr>
+                <w:rStyle w:val="VerbatimChar"/>
+              </w:rPr>
+              <w:t xml:space="preserve">/dev/sr0</w:t>
+            </w:r>
+          </w:p>
+        </w:tc>
+        <w:tc>
+          <w:tcPr/>
+          <w:p>
+            <w:pPr>
+              <w:pStyle w:val="Compact"/>
+            </w:pPr>
+            <w:r>
+              <w:t xml:space="preserve">оптичний привід</w:t>
+            </w:r>
+          </w:p>
+        </w:tc>
+      </w:tr>
+    </w:tbl>
+    <w:bookmarkEnd w:id="9"/>
+    <w:bookmarkStart w:id="10" w:name="таблиця-розділів"/>
+    <w:p>
+      <w:pPr>
+        <w:pStyle w:val="Heading3"/>
+      </w:pPr>
+      <w:r>
+        <w:t xml:space="preserve">2 Таблиця розділів</w:t>
+      </w:r>
+    </w:p>
+    <w:p>
+      <w:pPr>
+        <w:pStyle w:val="FirstParagraph"/>
+      </w:pPr>
+      <w:r>
+        <w:t xml:space="preserve">Таблиця розділів описує, з якого сектора починається кожен розділ і якого він</w:t>
+      </w:r>
+      <w:r>
+        <w:t xml:space="preserve"> </w:t>
+      </w:r>
+      <w:r>
+        <w:t xml:space="preserve">розміру. Два формати — MBR і GPT — розглянуто в лабораторній роботі з</w:t>
+      </w:r>
+      <w:r>
+        <w:t xml:space="preserve"> </w:t>
+      </w:r>
+      <w:r>
+        <w:t xml:space="preserve">інсталяції; тут ми створюємо GPT як сучасний стандарт.</w:t>
+      </w:r>
+    </w:p>
+    <w:bookmarkEnd w:id="10"/>
+    <w:bookmarkStart w:id="11" w:name="файлова-система"/>
+    <w:p>
+      <w:pPr>
+        <w:pStyle w:val="Heading3"/>
+      </w:pPr>
+      <w:r>
+        <w:t xml:space="preserve">3 Файлова система</w:t>
+      </w:r>
+    </w:p>
+    <w:p>
+      <w:pPr>
+        <w:pStyle w:val="FirstParagraph"/>
+      </w:pPr>
+      <w:r>
+        <w:t xml:space="preserve">Розділ сам по собі — лише проміжок секторів. Щоб у ньому можна було зберігати</w:t>
+      </w:r>
+      <w:r>
+        <w:t xml:space="preserve"> </w:t>
+      </w:r>
+      <w:r>
+        <w:t xml:space="preserve">файли, потрібна файлова система: структури, які описують каталоги, права,</w:t>
+      </w:r>
+      <w:r>
+        <w:t xml:space="preserve"> </w:t>
+      </w:r>
+      <w:r>
+        <w:t xml:space="preserve">розташування даних.</w:t>
+      </w:r>
+    </w:p>
+    <w:p>
+      <w:pPr>
+        <w:pStyle w:val="TableCaption"/>
+      </w:pPr>
+      <w:r>
+        <w:t xml:space="preserve">Таблиця 2 — Утиліти створення файлових систем</w:t>
+      </w:r>
+    </w:p>
+    <w:tbl>
+      <w:tblPr>
+        <w:tblStyle w:val="Table"/>
+        <w:tblW w:type="dxa" w:w="9637"/>
+        <w:tblLook w:firstRow="1" w:lastRow="0" w:firstColumn="0" w:lastColumn="0" w:noHBand="0" w:noVBand="0" w:val="0020"/>
+        <w:tblLayout w:type="fixed"/>
+      </w:tblPr>
+      <w:tblGrid>
+        <w:gridCol w:w="3212"/>
+        <w:gridCol w:w="3212"/>
+        <w:gridCol w:w="3213"/>
+      </w:tblGrid>
+      <w:tr>
+        <w:trPr>
+          <w:tblHeader w:val="on"/>
+        </w:trPr>
+        <w:tc>
+          <w:tcPr/>
+          <w:p>
+            <w:pPr>
+              <w:pStyle w:val="Compact"/>
+            </w:pPr>
+            <w:r>
+              <w:t xml:space="preserve">Команда</w:t>
+            </w:r>
+          </w:p>
+        </w:tc>
+        <w:tc>
+          <w:tcPr/>
+          <w:p>
+            <w:pPr>
+              <w:pStyle w:val="Compact"/>
+            </w:pPr>
+            <w:r>
+              <w:t xml:space="preserve">Файлова система</w:t>
+            </w:r>
+          </w:p>
+        </w:tc>
+        <w:tc>
+          <w:tcPr/>
+          <w:p>
+            <w:pPr>
+              <w:pStyle w:val="Compact"/>
+            </w:pPr>
+            <w:r>
+              <w:t xml:space="preserve">Типове застосування</w:t>
+            </w:r>
+          </w:p>
+        </w:tc>
+      </w:tr>
+      <w:tr>
+        <w:tc>
+          <w:tcPr/>
+          <w:p>
+            <w:pPr>
+              <w:pStyle w:val="Compact"/>
+            </w:pPr>
+            <w:r>
+              <w:rPr>
+                <w:rStyle w:val="VerbatimChar"/>
+              </w:rPr>
+              <w:t xml:space="preserve">mkfs.ext4</w:t>
+            </w:r>
+          </w:p>
+        </w:tc>
+        <w:tc>
+          <w:tcPr/>
+          <w:p>
+            <w:pPr>
+              <w:pStyle w:val="Compact"/>
+            </w:pPr>
+            <w:r>
+              <w:t xml:space="preserve">ext4</w:t>
+            </w:r>
+          </w:p>
+        </w:tc>
+        <w:tc>
+          <w:tcPr/>
+          <w:p>
+            <w:pPr>
+              <w:pStyle w:val="Compact"/>
+            </w:pPr>
+            <w:r>
+              <w:t xml:space="preserve">основний вибір для Linux</w:t>
+            </w:r>
+          </w:p>
+        </w:tc>
+      </w:tr>
+      <w:tr>
+        <w:tc>
+          <w:tcPr/>
+          <w:p>
+            <w:pPr>
+              <w:pStyle w:val="Compact"/>
+            </w:pPr>
+            <w:r>
+              <w:rPr>
+                <w:rStyle w:val="VerbatimChar"/>
+              </w:rPr>
+              <w:t xml:space="preserve">mkfs.xfs</w:t>
+            </w:r>
+          </w:p>
+        </w:tc>
+        <w:tc>
+          <w:tcPr/>
+          <w:p>
+            <w:pPr>
+              <w:pStyle w:val="Compact"/>
+            </w:pPr>
+            <w:r>
+              <w:t xml:space="preserve">XFS</w:t>
+            </w:r>
+          </w:p>
+        </w:tc>
+        <w:tc>
+          <w:tcPr/>
+          <w:p>
+            <w:pPr>
+              <w:pStyle w:val="Compact"/>
+            </w:pPr>
+            <w:r>
+              <w:t xml:space="preserve">великі файли, сервери</w:t>
+            </w:r>
+          </w:p>
+        </w:tc>
+      </w:tr>
+      <w:tr>
+        <w:tc>
+          <w:tcPr/>
+          <w:p>
+            <w:pPr>
+              <w:pStyle w:val="Compact"/>
+            </w:pPr>
+            <w:r>
+              <w:rPr>
+                <w:rStyle w:val="VerbatimChar"/>
+              </w:rPr>
+              <w:t xml:space="preserve">mkfs.btrfs</w:t>
+            </w:r>
+          </w:p>
+        </w:tc>
+        <w:tc>
+          <w:tcPr/>
+          <w:p>
+            <w:pPr>
+              <w:pStyle w:val="Compact"/>
+            </w:pPr>
+            <w:r>
+              <w:t xml:space="preserve">Btrfs</w:t>
+            </w:r>
+          </w:p>
+        </w:tc>
+        <w:tc>
+          <w:tcPr/>
+          <w:p>
+            <w:pPr>
+              <w:pStyle w:val="Compact"/>
+            </w:pPr>
+            <w:r>
+              <w:t xml:space="preserve">знімки стану, стиснення</w:t>
+            </w:r>
+          </w:p>
+        </w:tc>
+      </w:tr>
+      <w:tr>
+        <w:tc>
+          <w:tcPr/>
+          <w:p>
+            <w:pPr>
+              <w:pStyle w:val="Compact"/>
+            </w:pPr>
+            <w:r>
+              <w:rPr>
+                <w:rStyle w:val="VerbatimChar"/>
+              </w:rPr>
+              <w:t xml:space="preserve">mkfs.vfat</w:t>
+            </w:r>
+          </w:p>
+        </w:tc>
+        <w:tc>
+          <w:tcPr/>
+          <w:p>
+            <w:pPr>
+              <w:pStyle w:val="Compact"/>
+            </w:pPr>
+            <w:r>
+              <w:t xml:space="preserve">FAT32</w:t>
+            </w:r>
+          </w:p>
+        </w:tc>
+        <w:tc>
+          <w:tcPr/>
+          <w:p>
+            <w:pPr>
+              <w:pStyle w:val="Compact"/>
+            </w:pPr>
+            <w:r>
+              <w:t xml:space="preserve">змінні носії, розділ EFI</w:t>
+            </w:r>
+          </w:p>
+        </w:tc>
+      </w:tr>
+      <w:tr>
+        <w:tc>
+          <w:tcPr/>
+          <w:p>
+            <w:pPr>
+              <w:pStyle w:val="Compact"/>
+            </w:pPr>
+            <w:r>
+              <w:rPr>
+                <w:rStyle w:val="VerbatimChar"/>
+              </w:rPr>
+              <w:t xml:space="preserve">mkfs.ntfs</w:t>
+            </w:r>
+          </w:p>
+        </w:tc>
+        <w:tc>
+          <w:tcPr/>
+          <w:p>
+            <w:pPr>
+              <w:pStyle w:val="Compact"/>
+            </w:pPr>
+            <w:r>
+              <w:t xml:space="preserve">NTFS</w:t>
+            </w:r>
+          </w:p>
+        </w:tc>
+        <w:tc>
+          <w:tcPr/>
+          <w:p>
+            <w:pPr>
+              <w:pStyle w:val="Compact"/>
+            </w:pPr>
+            <w:r>
+              <w:t xml:space="preserve">обмін із Windows</w:t>
+            </w:r>
+          </w:p>
+        </w:tc>
+      </w:tr>
+      <w:tr>
+        <w:tc>
+          <w:tcPr/>
+          <w:p>
+            <w:pPr>
+              <w:pStyle w:val="Compact"/>
+            </w:pPr>
+            <w:r>
+              <w:rPr>
+                <w:rStyle w:val="VerbatimChar"/>
+              </w:rPr>
+              <w:t xml:space="preserve">mkswap</w:t>
+            </w:r>
+          </w:p>
+        </w:tc>
+        <w:tc>
+          <w:tcPr/>
+          <w:p>
+            <w:pPr>
+              <w:pStyle w:val="Compact"/>
+            </w:pPr>
+            <w:r>
+              <w:t xml:space="preserve">підкачка</w:t>
+            </w:r>
+          </w:p>
+        </w:tc>
+        <w:tc>
+          <w:tcPr/>
+          <w:p>
+            <w:pPr>
+              <w:pStyle w:val="Compact"/>
+            </w:pPr>
+            <w:r>
+              <w:t xml:space="preserve">розділ підкачки</w:t>
+            </w:r>
+          </w:p>
+        </w:tc>
+      </w:tr>
+    </w:tbl>
+    <w:bookmarkEnd w:id="11"/>
+    <w:bookmarkStart w:id="12" w:name="монтування"/>
+    <w:p>
+      <w:pPr>
+        <w:pStyle w:val="Heading3"/>
+      </w:pPr>
+      <w:r>
+        <w:t xml:space="preserve">4 Монтування</w:t>
+      </w:r>
+    </w:p>
+    <w:p>
+      <w:pPr>
+        <w:pStyle w:val="FirstParagraph"/>
+      </w:pPr>
+      <w:r>
+        <w:t xml:space="preserve">Монтування приєднує файлову систему розділу до каталогу наявного дерева.</w:t>
+      </w:r>
+      <w:r>
+        <w:t xml:space="preserve"> </w:t>
+      </w:r>
+      <w:r>
+        <w:t xml:space="preserve">Точка монтування — звичайний каталог; після монтування його попередній вміст</w:t>
+      </w:r>
+      <w:r>
+        <w:t xml:space="preserve"> </w:t>
+      </w:r>
+      <w:r>
+        <w:t xml:space="preserve">стає недоступним, доки розділ не відмонтують.</w:t>
+      </w:r>
+    </w:p>
+    <w:p>
+      <w:pPr>
+        <w:pStyle w:val="SourceCode"/>
+      </w:pPr>
+      <w:r>
+        <w:rPr>
+          <w:rStyle w:val="VerbatimChar"/>
+        </w:rPr>
+        <w:t xml:space="preserve">до монтування                  після монтування /dev/sdb1 у /mnt/data</w:t>
+      </w:r>
+      <w:r>
+        <w:br/>
+      </w:r>
+      <w:r>
+        <w:br/>
+      </w:r>
+      <w:r>
+        <w:rPr>
+          <w:rStyle w:val="VerbatimChar"/>
+        </w:rPr>
+        <w:t xml:space="preserve">/mnt/data (порожній)           /mnt/data → вміст файлової системи sdb1</w:t>
+      </w:r>
+    </w:p>
+    <w:bookmarkEnd w:id="12"/>
+    <w:bookmarkStart w:id="13" w:name="автоматичне-монтування"/>
+    <w:p>
+      <w:pPr>
+        <w:pStyle w:val="Heading3"/>
+      </w:pPr>
+      <w:r>
+        <w:t xml:space="preserve">5 Автоматичне монтування</w:t>
+      </w:r>
+    </w:p>
+    <w:p>
+      <w:pPr>
+        <w:pStyle w:val="FirstParagraph"/>
+      </w:pPr>
+      <w:r>
+        <w:t xml:space="preserve">Щоб розділ монтувався під час завантаження, його описують у</w:t>
+      </w:r>
+      <w:r>
+        <w:t xml:space="preserve"> </w:t>
+      </w:r>
+      <w:r>
+        <w:rPr>
+          <w:rStyle w:val="VerbatimChar"/>
+        </w:rPr>
+        <w:t xml:space="preserve">/etc/fstab</w:t>
+      </w:r>
+      <w:r>
+        <w:t xml:space="preserve">.</w:t>
+      </w:r>
+      <w:r>
+        <w:t xml:space="preserve"> </w:t>
+      </w:r>
+      <w:r>
+        <w:t xml:space="preserve">Пристрій указують не іменем</w:t>
+      </w:r>
+      <w:r>
+        <w:t xml:space="preserve"> </w:t>
+      </w:r>
+      <w:r>
+        <w:rPr>
+          <w:rStyle w:val="VerbatimChar"/>
+        </w:rPr>
+        <w:t xml:space="preserve">/dev/sdb1</w:t>
+      </w:r>
+      <w:r>
+        <w:t xml:space="preserve">, а</w:t>
+      </w:r>
+      <w:r>
+        <w:t xml:space="preserve"> </w:t>
+      </w:r>
+      <w:r>
+        <w:rPr>
+          <w:b/>
+          <w:bCs/>
+        </w:rPr>
+        <w:t xml:space="preserve">UUID</w:t>
+      </w:r>
+      <w:r>
+        <w:t xml:space="preserve">: імена залежать від порядку</w:t>
+      </w:r>
+      <w:r>
+        <w:t xml:space="preserve"> </w:t>
+      </w:r>
+      <w:r>
+        <w:t xml:space="preserve">виявлення дисків і можуть змінитися після додавання нового носія.</w:t>
+      </w:r>
+    </w:p>
+    <w:p>
+      <w:pPr>
+        <w:pStyle w:val="SourceCode"/>
+      </w:pPr>
+      <w:r>
+        <w:rPr>
+          <w:rStyle w:val="VerbatimChar"/>
+        </w:rPr>
+        <w:t xml:space="preserve">UUID=1f2e3d4c-...  /mnt/data  ext4  defaults,nofail  0  2</w:t>
+      </w:r>
+      <w:r>
+        <w:br/>
+      </w:r>
+      <w:r>
+        <w:rPr>
+          <w:rStyle w:val="VerbatimChar"/>
+        </w:rPr>
+        <w:t xml:space="preserve">   пристрій        точка      тип   параметри       dump fsck</w:t>
+      </w:r>
+    </w:p>
+    <w:p>
+      <w:pPr>
+        <w:pStyle w:val="FirstParagraph"/>
+      </w:pPr>
+      <w:r>
+        <w:t xml:space="preserve">Параметр</w:t>
+      </w:r>
+      <w:r>
+        <w:t xml:space="preserve"> </w:t>
+      </w:r>
+      <w:r>
+        <w:rPr>
+          <w:rStyle w:val="VerbatimChar"/>
+        </w:rPr>
+        <w:t xml:space="preserve">nofail</w:t>
+      </w:r>
+      <w:r>
+        <w:t xml:space="preserve"> </w:t>
+      </w:r>
+      <w:r>
+        <w:t xml:space="preserve">критично важливий у навчальних роботах: без нього система з</w:t>
+      </w:r>
+      <w:r>
+        <w:t xml:space="preserve"> </w:t>
+      </w:r>
+      <w:r>
+        <w:t xml:space="preserve">помилковим записом у</w:t>
+      </w:r>
+      <w:r>
+        <w:t xml:space="preserve"> </w:t>
+      </w:r>
+      <w:r>
+        <w:rPr>
+          <w:rStyle w:val="VerbatimChar"/>
+        </w:rPr>
+        <w:t xml:space="preserve">/etc/fstab</w:t>
+      </w:r>
+      <w:r>
+        <w:t xml:space="preserve"> </w:t>
+      </w:r>
+      <w:r>
+        <w:t xml:space="preserve">не завантажиться.</w:t>
+      </w:r>
+    </w:p>
+    <w:bookmarkEnd w:id="13"/>
+    <w:bookmarkEnd w:id="14"/>
+    <w:bookmarkStart w:id="22" w:name="приклад-виконання"/>
+    <w:p>
+      <w:pPr>
+        <w:pStyle w:val="Heading2"/>
+      </w:pPr>
+      <w:r>
+        <w:t xml:space="preserve">Приклад виконання</w:t>
+      </w:r>
+    </w:p>
+    <w:bookmarkStart w:id="15" w:name="крок-1.-огляд-наявних-пристроїв"/>
+    <w:p>
+      <w:pPr>
+        <w:pStyle w:val="Heading3"/>
+      </w:pPr>
+      <w:r>
+        <w:t xml:space="preserve">Крок 1. Огляд наявних пристроїв</w:t>
+      </w:r>
+    </w:p>
+    <w:p>
+      <w:pPr>
+        <w:pStyle w:val="SourceCode"/>
+      </w:pPr>
+      <w:r>
+        <w:rPr>
+          <w:rStyle w:val="VerbatimChar"/>
+        </w:rPr>
+        <w:t xml:space="preserve">lsblk -o NAME,TYPE,SIZE,FSTYPE,MOUNTPOINT</w:t>
+      </w:r>
+      <w:r>
+        <w:br/>
+      </w:r>
+      <w:r>
+        <w:rPr>
+          <w:rStyle w:val="VerbatimChar"/>
+        </w:rPr>
+        <w:t xml:space="preserve">sudo fdisk -l /dev/sdb</w:t>
+      </w:r>
+    </w:p>
+    <w:p>
+      <w:pPr>
+        <w:pStyle w:val="FirstParagraph"/>
+      </w:pPr>
+      <w:r>
+        <w:t xml:space="preserve">Вивід для порожнього диска:</w:t>
+      </w:r>
+    </w:p>
+    <w:p>
+      <w:pPr>
+        <w:pStyle w:val="SourceCode"/>
+      </w:pPr>
+      <w:r>
+        <w:rPr>
+          <w:rStyle w:val="VerbatimChar"/>
+        </w:rPr>
+        <w:t xml:space="preserve">Disk /dev/sdb: 3 GiB, 3221225472 bytes, 6291456 sectors</w:t>
+      </w:r>
+      <w:r>
+        <w:br/>
+      </w:r>
+      <w:r>
+        <w:rPr>
+          <w:rStyle w:val="VerbatimChar"/>
+        </w:rPr>
+        <w:t xml:space="preserve">Units: sectors of 1 * 512 = 512 bytes</w:t>
+      </w:r>
+      <w:r>
+        <w:br/>
+      </w:r>
+      <w:r>
+        <w:rPr>
+          <w:rStyle w:val="VerbatimChar"/>
+        </w:rPr>
+        <w:t xml:space="preserve">Sector size (logical/physical): 512 bytes / 512 bytes</w:t>
+      </w:r>
+    </w:p>
+    <w:p>
+      <w:pPr>
+        <w:pStyle w:val="FirstParagraph"/>
+      </w:pPr>
+      <w:r>
+        <w:t xml:space="preserve">Рядка</w:t>
+      </w:r>
+      <w:r>
+        <w:t xml:space="preserve"> </w:t>
+      </w:r>
+      <w:r>
+        <w:rPr>
+          <w:rStyle w:val="VerbatimChar"/>
+        </w:rPr>
+        <w:t xml:space="preserve">Disklabel type</w:t>
+      </w:r>
+      <w:r>
+        <w:t xml:space="preserve"> </w:t>
+      </w:r>
+      <w:r>
+        <w:t xml:space="preserve">немає — таблиці розділів ще не існує.</w:t>
+      </w:r>
+    </w:p>
+    <w:bookmarkEnd w:id="15"/>
+    <w:bookmarkStart w:id="16" w:name="X9175fc0481f2ab6178361b64d6fb3f7678bcf0a"/>
+    <w:p>
+      <w:pPr>
+        <w:pStyle w:val="Heading3"/>
+      </w:pPr>
+      <w:r>
+        <w:t xml:space="preserve">Крок 2. Створення таблиці розділів і двох розділів</w:t>
+      </w:r>
+    </w:p>
+    <w:p>
+      <w:pPr>
+        <w:pStyle w:val="SourceCode"/>
+      </w:pPr>
+      <w:r>
+        <w:rPr>
+          <w:rStyle w:val="VerbatimChar"/>
+        </w:rPr>
+        <w:t xml:space="preserve"># Неінтерактивно: GPT, розділ 1 на 1 ГБ, розділ 2 на решту</w:t>
+      </w:r>
+      <w:r>
+        <w:br/>
+      </w:r>
+      <w:r>
+        <w:rPr>
+          <w:rStyle w:val="VerbatimChar"/>
+        </w:rPr>
+        <w:t xml:space="preserve">sudo sgdisk --zap-all /dev/sdb</w:t>
+      </w:r>
+      <w:r>
+        <w:br/>
+      </w:r>
+      <w:r>
+        <w:rPr>
+          <w:rStyle w:val="VerbatimChar"/>
+        </w:rPr>
+        <w:t xml:space="preserve">sudo sgdisk --new=1:0:+1G --typecode=1:8300 --change-name=1:data1 /dev/sdb</w:t>
+      </w:r>
+      <w:r>
+        <w:br/>
+      </w:r>
+      <w:r>
+        <w:rPr>
+          <w:rStyle w:val="VerbatimChar"/>
+        </w:rPr>
+        <w:t xml:space="preserve">sudo sgdisk --new=2:0:0   --typecode=2:8300 --change-name=2:data2 /dev/sdb</w:t>
+      </w:r>
+      <w:r>
+        <w:br/>
+      </w:r>
+      <w:r>
+        <w:rPr>
+          <w:rStyle w:val="VerbatimChar"/>
+        </w:rPr>
+        <w:t xml:space="preserve">sudo partprobe /dev/sdb</w:t>
+      </w:r>
+      <w:r>
+        <w:br/>
+      </w:r>
+      <w:r>
+        <w:rPr>
+          <w:rStyle w:val="VerbatimChar"/>
+        </w:rPr>
+        <w:t xml:space="preserve">lsblk /dev/sdb</w:t>
+      </w:r>
+    </w:p>
+    <w:p>
+      <w:pPr>
+        <w:pStyle w:val="FirstParagraph"/>
+      </w:pPr>
+      <w:r>
+        <w:t xml:space="preserve">Вивід:</w:t>
+      </w:r>
+    </w:p>
+    <w:p>
+      <w:pPr>
+        <w:pStyle w:val="SourceCode"/>
+      </w:pPr>
+      <w:r>
+        <w:rPr>
+          <w:rStyle w:val="VerbatimChar"/>
+        </w:rPr>
+        <w:t xml:space="preserve">NAME   MAJ:MIN RM SIZE RO TYPE MOUNTPOINT</w:t>
+      </w:r>
+      <w:r>
+        <w:br/>
+      </w:r>
+      <w:r>
+        <w:rPr>
+          <w:rStyle w:val="VerbatimChar"/>
+        </w:rPr>
+        <w:t xml:space="preserve">sdb      8:16   0   3G  0 disk</w:t>
+      </w:r>
+      <w:r>
+        <w:br/>
+      </w:r>
+      <w:r>
+        <w:rPr>
+          <w:rStyle w:val="VerbatimChar"/>
+        </w:rPr>
+        <w:t xml:space="preserve">├─sdb1   8:17   0   1G  0 part</w:t>
+      </w:r>
+      <w:r>
+        <w:br/>
+      </w:r>
+      <w:r>
+        <w:rPr>
+          <w:rStyle w:val="VerbatimChar"/>
+        </w:rPr>
+        <w:t xml:space="preserve">└─sdb2   8:18   0   2G  0 part</w:t>
+      </w:r>
+    </w:p>
+    <w:bookmarkEnd w:id="16"/>
+    <w:bookmarkStart w:id="17" w:name="крок-3.-створення-файлових-систем"/>
+    <w:p>
+      <w:pPr>
+        <w:pStyle w:val="Heading3"/>
+      </w:pPr>
+      <w:r>
+        <w:t xml:space="preserve">Крок 3. Створення файлових систем</w:t>
+      </w:r>
+    </w:p>
+    <w:p>
+      <w:pPr>
+        <w:pStyle w:val="SourceCode"/>
+      </w:pPr>
+      <w:r>
+        <w:rPr>
+          <w:rStyle w:val="VerbatimChar"/>
+        </w:rPr>
+        <w:t xml:space="preserve">sudo mkfs.ext4 -L LABDATA1 /dev/sdb1</w:t>
+      </w:r>
+      <w:r>
+        <w:br/>
+      </w:r>
+      <w:r>
+        <w:rPr>
+          <w:rStyle w:val="VerbatimChar"/>
+        </w:rPr>
+        <w:t xml:space="preserve">sudo mkfs.vfat -n LABDATA2 /dev/sdb2</w:t>
+      </w:r>
+      <w:r>
+        <w:br/>
+      </w:r>
+      <w:r>
+        <w:rPr>
+          <w:rStyle w:val="VerbatimChar"/>
+        </w:rPr>
+        <w:t xml:space="preserve">lsblk -o NAME,SIZE,FSTYPE,LABEL /dev/sdb</w:t>
+      </w:r>
+    </w:p>
+    <w:p>
+      <w:pPr>
+        <w:pStyle w:val="FirstParagraph"/>
+      </w:pPr>
+      <w:r>
+        <w:t xml:space="preserve">Вивід:</w:t>
+      </w:r>
+    </w:p>
+    <w:p>
+      <w:pPr>
+        <w:pStyle w:val="SourceCode"/>
+      </w:pPr>
+      <w:r>
+        <w:rPr>
+          <w:rStyle w:val="VerbatimChar"/>
+        </w:rPr>
+        <w:t xml:space="preserve">NAME   SIZE FSTYPE LABEL</w:t>
+      </w:r>
+      <w:r>
+        <w:br/>
+      </w:r>
+      <w:r>
+        <w:rPr>
+          <w:rStyle w:val="VerbatimChar"/>
+        </w:rPr>
+        <w:t xml:space="preserve">sdb      3G</w:t>
+      </w:r>
+      <w:r>
+        <w:br/>
+      </w:r>
+      <w:r>
+        <w:rPr>
+          <w:rStyle w:val="VerbatimChar"/>
+        </w:rPr>
+        <w:t xml:space="preserve">├─sdb1   1G ext4   LABDATA1</w:t>
+      </w:r>
+      <w:r>
+        <w:br/>
+      </w:r>
+      <w:r>
+        <w:rPr>
+          <w:rStyle w:val="VerbatimChar"/>
+        </w:rPr>
+        <w:t xml:space="preserve">└─sdb2   2G vfat   LABDATA2</w:t>
+      </w:r>
+    </w:p>
+    <w:bookmarkEnd w:id="17"/>
+    <w:bookmarkStart w:id="18" w:name="крок-4.-монтування-вручну"/>
+    <w:p>
+      <w:pPr>
+        <w:pStyle w:val="Heading3"/>
+      </w:pPr>
+      <w:r>
+        <w:t xml:space="preserve">Крок 4. Монтування вручну</w:t>
+      </w:r>
+    </w:p>
+    <w:p>
+      <w:pPr>
+        <w:pStyle w:val="SourceCode"/>
+      </w:pPr>
+      <w:r>
+        <w:rPr>
+          <w:rStyle w:val="VerbatimChar"/>
+        </w:rPr>
+        <w:t xml:space="preserve">sudo mkdir -p /mnt/data1 /mnt/data2</w:t>
+      </w:r>
+      <w:r>
+        <w:br/>
+      </w:r>
+      <w:r>
+        <w:rPr>
+          <w:rStyle w:val="VerbatimChar"/>
+        </w:rPr>
+        <w:t xml:space="preserve">sudo mount /dev/sdb1 /mnt/data1</w:t>
+      </w:r>
+      <w:r>
+        <w:br/>
+      </w:r>
+      <w:r>
+        <w:rPr>
+          <w:rStyle w:val="VerbatimChar"/>
+        </w:rPr>
+        <w:t xml:space="preserve">sudo mount /dev/sdb2 /mnt/data2</w:t>
+      </w:r>
+      <w:r>
+        <w:br/>
+      </w:r>
+      <w:r>
+        <w:br/>
+      </w:r>
+      <w:r>
+        <w:rPr>
+          <w:rStyle w:val="VerbatimChar"/>
+        </w:rPr>
+        <w:t xml:space="preserve"># Перевірка</w:t>
+      </w:r>
+      <w:r>
+        <w:br/>
+      </w:r>
+      <w:r>
+        <w:rPr>
+          <w:rStyle w:val="VerbatimChar"/>
+        </w:rPr>
+        <w:t xml:space="preserve">df -h --output=source,fstype,size,used,avail,target | grep sdb</w:t>
+      </w:r>
+    </w:p>
+    <w:p>
+      <w:pPr>
+        <w:pStyle w:val="FirstParagraph"/>
+      </w:pPr>
+      <w:r>
+        <w:t xml:space="preserve">Вивід:</w:t>
+      </w:r>
+    </w:p>
+    <w:p>
+      <w:pPr>
+        <w:pStyle w:val="SourceCode"/>
+      </w:pPr>
+      <w:r>
+        <w:rPr>
+          <w:rStyle w:val="VerbatimChar"/>
+        </w:rPr>
+        <w:t xml:space="preserve">/dev/sdb1      ext4  974M   24K  907M /mnt/data1</w:t>
+      </w:r>
+      <w:r>
+        <w:br/>
+      </w:r>
+      <w:r>
+        <w:rPr>
+          <w:rStyle w:val="VerbatimChar"/>
+        </w:rPr>
+        <w:t xml:space="preserve">/dev/sdb2      vfat  2.0G  4.0K  2.0G /mnt/data2</w:t>
+      </w:r>
+    </w:p>
+    <w:p>
+      <w:pPr>
+        <w:pStyle w:val="FirstParagraph"/>
+      </w:pPr>
+      <w:r>
+        <w:t xml:space="preserve">Зверніть увагу: на розділі ext4 із 974 МБ одразу зайнято місце під службові</w:t>
+      </w:r>
+      <w:r>
+        <w:t xml:space="preserve"> </w:t>
+      </w:r>
+      <w:r>
+        <w:t xml:space="preserve">структури, а доступно 907 МБ. Різниця — плата за журнал і резерв</w:t>
+      </w:r>
+      <w:r>
+        <w:t xml:space="preserve"> </w:t>
+      </w:r>
+      <w:r>
+        <w:t xml:space="preserve">суперкористувача.</w:t>
+      </w:r>
+    </w:p>
+    <w:bookmarkEnd w:id="18"/>
+    <w:bookmarkStart w:id="19" w:name="X1e76617b49b6c1af8c2fd75ad708b933d57218f"/>
+    <w:p>
+      <w:pPr>
+        <w:pStyle w:val="Heading3"/>
+      </w:pPr>
+      <w:r>
+        <w:t xml:space="preserve">Крок 5. Перевірка прав і поведінки файлових систем</w:t>
+      </w:r>
+    </w:p>
+    <w:p>
+      <w:pPr>
+        <w:pStyle w:val="SourceCode"/>
+      </w:pPr>
+      <w:r>
+        <w:rPr>
+          <w:rStyle w:val="VerbatimChar"/>
+        </w:rPr>
+        <w:t xml:space="preserve"># ext4 зберігає права UNIX</w:t>
+      </w:r>
+      <w:r>
+        <w:br/>
+      </w:r>
+      <w:r>
+        <w:rPr>
+          <w:rStyle w:val="VerbatimChar"/>
+        </w:rPr>
+        <w:t xml:space="preserve">sudo touch /mnt/data1/file.txt</w:t>
+      </w:r>
+      <w:r>
+        <w:br/>
+      </w:r>
+      <w:r>
+        <w:rPr>
+          <w:rStyle w:val="VerbatimChar"/>
+        </w:rPr>
+        <w:t xml:space="preserve">sudo chmod 640 /mnt/data1/file.txt</w:t>
+      </w:r>
+      <w:r>
+        <w:br/>
+      </w:r>
+      <w:r>
+        <w:rPr>
+          <w:rStyle w:val="VerbatimChar"/>
+        </w:rPr>
+        <w:t xml:space="preserve">ls -l /mnt/data1/file.txt</w:t>
+      </w:r>
+      <w:r>
+        <w:br/>
+      </w:r>
+      <w:r>
+        <w:br/>
+      </w:r>
+      <w:r>
+        <w:rPr>
+          <w:rStyle w:val="VerbatimChar"/>
+        </w:rPr>
+        <w:t xml:space="preserve"># FAT32 прав не має: вони задаються параметрами монтування</w:t>
+      </w:r>
+      <w:r>
+        <w:br/>
+      </w:r>
+      <w:r>
+        <w:rPr>
+          <w:rStyle w:val="VerbatimChar"/>
+        </w:rPr>
+        <w:t xml:space="preserve">sudo touch /mnt/data2/file.txt</w:t>
+      </w:r>
+      <w:r>
+        <w:br/>
+      </w:r>
+      <w:r>
+        <w:rPr>
+          <w:rStyle w:val="VerbatimChar"/>
+        </w:rPr>
+        <w:t xml:space="preserve">sudo chmod 640 /mnt/data2/file.txt</w:t>
+      </w:r>
+      <w:r>
+        <w:br/>
+      </w:r>
+      <w:r>
+        <w:rPr>
+          <w:rStyle w:val="VerbatimChar"/>
+        </w:rPr>
+        <w:t xml:space="preserve">ls -l /mnt/data2/file.txt</w:t>
+      </w:r>
+    </w:p>
+    <w:p>
+      <w:pPr>
+        <w:pStyle w:val="FirstParagraph"/>
+      </w:pPr>
+      <w:r>
+        <w:t xml:space="preserve">Вивід:</w:t>
+      </w:r>
+    </w:p>
+    <w:p>
+      <w:pPr>
+        <w:pStyle w:val="SourceCode"/>
+      </w:pPr>
+      <w:r>
+        <w:rPr>
+          <w:rStyle w:val="VerbatimChar"/>
+        </w:rPr>
+        <w:t xml:space="preserve">-rw-r----- 1 root root 0 ... /mnt/data1/file.txt</w:t>
+      </w:r>
+      <w:r>
+        <w:br/>
+      </w:r>
+      <w:r>
+        <w:rPr>
+          <w:rStyle w:val="VerbatimChar"/>
+        </w:rPr>
+        <w:t xml:space="preserve">-rwxr-xr-x 1 root root 0 ... /mnt/data2/file.txt</w:t>
+      </w:r>
+    </w:p>
+    <w:p>
+      <w:pPr>
+        <w:pStyle w:val="FirstParagraph"/>
+      </w:pPr>
+      <w:r>
+        <w:t xml:space="preserve">Права на FAT32 не змінилися: ця файлова система їх просто не зберігає. Це</w:t>
+      </w:r>
+      <w:r>
+        <w:t xml:space="preserve"> </w:t>
+      </w:r>
+      <w:r>
+        <w:t xml:space="preserve">наочна демонстрація того, що можливості визначаються не командою, а форматом.</w:t>
+      </w:r>
+    </w:p>
+    <w:bookmarkEnd w:id="19"/>
+    <w:bookmarkStart w:id="20" w:name="X60c0a94479de0def05885ebfac8349100d0de43"/>
+    <w:p>
+      <w:pPr>
+        <w:pStyle w:val="Heading3"/>
+      </w:pPr>
+      <w:r>
+        <w:t xml:space="preserve">Крок 6. Автоматичне монтування через /etc/fstab</w:t>
+      </w:r>
+    </w:p>
+    <w:p>
+      <w:pPr>
+        <w:pStyle w:val="SourceCode"/>
+      </w:pPr>
+      <w:r>
+        <w:rPr>
+          <w:rStyle w:val="VerbatimChar"/>
+        </w:rPr>
+        <w:t xml:space="preserve"># Дізнатися UUID розділу</w:t>
+      </w:r>
+      <w:r>
+        <w:br/>
+      </w:r>
+      <w:r>
+        <w:rPr>
+          <w:rStyle w:val="VerbatimChar"/>
+        </w:rPr>
+        <w:t xml:space="preserve">sudo blkid /dev/sdb1</w:t>
+      </w:r>
+      <w:r>
+        <w:br/>
+      </w:r>
+      <w:r>
+        <w:br/>
+      </w:r>
+      <w:r>
+        <w:rPr>
+          <w:rStyle w:val="VerbatimChar"/>
+        </w:rPr>
+        <w:t xml:space="preserve"># Додати запис (зверніть увагу на nofail)</w:t>
+      </w:r>
+      <w:r>
+        <w:br/>
+      </w:r>
+      <w:r>
+        <w:rPr>
+          <w:rStyle w:val="VerbatimChar"/>
+        </w:rPr>
+        <w:t xml:space="preserve">echo "UUID=$(sudo blkid -s UUID -o value /dev/sdb1) /mnt/data1 ext4 defaults,nofail 0 2" \</w:t>
+      </w:r>
+      <w:r>
+        <w:br/>
+      </w:r>
+      <w:r>
+        <w:rPr>
+          <w:rStyle w:val="VerbatimChar"/>
+        </w:rPr>
+        <w:t xml:space="preserve">  | sudo tee -a /etc/fstab</w:t>
+      </w:r>
+      <w:r>
+        <w:br/>
+      </w:r>
+      <w:r>
+        <w:br/>
+      </w:r>
+      <w:r>
+        <w:rPr>
+          <w:rStyle w:val="VerbatimChar"/>
+        </w:rPr>
+        <w:t xml:space="preserve"># Перевірити запис БЕЗ перезавантаження</w:t>
+      </w:r>
+      <w:r>
+        <w:br/>
+      </w:r>
+      <w:r>
+        <w:rPr>
+          <w:rStyle w:val="VerbatimChar"/>
+        </w:rPr>
+        <w:t xml:space="preserve">sudo umount /mnt/data1</w:t>
+      </w:r>
+      <w:r>
+        <w:br/>
+      </w:r>
+      <w:r>
+        <w:rPr>
+          <w:rStyle w:val="VerbatimChar"/>
+        </w:rPr>
+        <w:t xml:space="preserve">sudo mount -a</w:t>
+      </w:r>
+      <w:r>
+        <w:br/>
+      </w:r>
+      <w:r>
+        <w:rPr>
+          <w:rStyle w:val="VerbatimChar"/>
+        </w:rPr>
+        <w:t xml:space="preserve">df -h | grep data1</w:t>
+      </w:r>
+    </w:p>
+    <w:p>
+      <w:pPr>
+        <w:pStyle w:val="FirstParagraph"/>
+      </w:pPr>
+      <w:r>
+        <w:t xml:space="preserve">Команда</w:t>
+      </w:r>
+      <w:r>
+        <w:t xml:space="preserve"> </w:t>
+      </w:r>
+      <w:r>
+        <w:rPr>
+          <w:rStyle w:val="VerbatimChar"/>
+        </w:rPr>
+        <w:t xml:space="preserve">mount -a</w:t>
+      </w:r>
+      <w:r>
+        <w:t xml:space="preserve"> </w:t>
+      </w:r>
+      <w:r>
+        <w:t xml:space="preserve">— обов’язкова перевірка: якщо в записі є помилка, вона</w:t>
+      </w:r>
+      <w:r>
+        <w:t xml:space="preserve"> </w:t>
+      </w:r>
+      <w:r>
+        <w:t xml:space="preserve">виявиться зараз, а не при наступному завантаженні.</w:t>
+      </w:r>
+    </w:p>
+    <w:bookmarkEnd w:id="20"/>
+    <w:bookmarkStart w:id="21" w:name="крок-7.-діагностика"/>
+    <w:p>
+      <w:pPr>
+        <w:pStyle w:val="Heading3"/>
+      </w:pPr>
+      <w:r>
+        <w:t xml:space="preserve">Крок 7. Діагностика</w:t>
+      </w:r>
+    </w:p>
+    <w:p>
+      <w:pPr>
+        <w:pStyle w:val="SourceCode"/>
+      </w:pPr>
+      <w:r>
+        <w:rPr>
+          <w:rStyle w:val="VerbatimChar"/>
+        </w:rPr>
+        <w:t xml:space="preserve"># Перевірка файлової системи (лише на відмонтованому розділі)</w:t>
+      </w:r>
+      <w:r>
+        <w:br/>
+      </w:r>
+      <w:r>
+        <w:rPr>
+          <w:rStyle w:val="VerbatimChar"/>
+        </w:rPr>
+        <w:t xml:space="preserve">sudo umount /mnt/data2</w:t>
+      </w:r>
+      <w:r>
+        <w:br/>
+      </w:r>
+      <w:r>
+        <w:rPr>
+          <w:rStyle w:val="VerbatimChar"/>
+        </w:rPr>
+        <w:t xml:space="preserve">sudo fsck.vfat -v /dev/sdb2 | tail -5</w:t>
+      </w:r>
+      <w:r>
+        <w:br/>
+      </w:r>
+      <w:r>
+        <w:br/>
+      </w:r>
+      <w:r>
+        <w:rPr>
+          <w:rStyle w:val="VerbatimChar"/>
+        </w:rPr>
+        <w:t xml:space="preserve"># Використання простору за каталогами</w:t>
+      </w:r>
+      <w:r>
+        <w:br/>
+      </w:r>
+      <w:r>
+        <w:rPr>
+          <w:rStyle w:val="VerbatimChar"/>
+        </w:rPr>
+        <w:t xml:space="preserve">sudo du -sh /mnt/data1/* 2&gt;/dev/null | sort -h | tail -5</w:t>
+      </w:r>
+      <w:r>
+        <w:br/>
+      </w:r>
+      <w:r>
+        <w:br/>
+      </w:r>
+      <w:r>
+        <w:rPr>
+          <w:rStyle w:val="VerbatimChar"/>
+        </w:rPr>
+        <w:t xml:space="preserve"># Скільки вільних inode лишилося</w:t>
+      </w:r>
+      <w:r>
+        <w:br/>
+      </w:r>
+      <w:r>
+        <w:rPr>
+          <w:rStyle w:val="VerbatimChar"/>
+        </w:rPr>
+        <w:t xml:space="preserve">df -i | grep -E "Filesystem|sdb"</w:t>
+      </w:r>
+    </w:p>
+    <w:p>
+      <w:pPr>
+        <w:pStyle w:val="FirstParagraph"/>
+      </w:pPr>
+      <w:r>
+        <w:t xml:space="preserve">Показник inode важливий окремо: розділ може мати вільні гігабайти й водночас не</w:t>
+      </w:r>
+      <w:r>
+        <w:t xml:space="preserve"> </w:t>
+      </w:r>
+      <w:r>
+        <w:t xml:space="preserve">приймати нових файлів, якщо вичерпано записи inode.</w:t>
+      </w:r>
+    </w:p>
+    <w:bookmarkEnd w:id="21"/>
+    <w:bookmarkEnd w:id="22"/>
+    <w:bookmarkStart w:id="23" w:name="порядок-виконання-роботи"/>
+    <w:p>
+      <w:pPr>
+        <w:pStyle w:val="Heading2"/>
+      </w:pPr>
+      <w:r>
+        <w:t xml:space="preserve">Порядок виконання роботи</w:t>
+      </w:r>
+    </w:p>
+    <w:p>
+      <w:pPr>
+        <w:pStyle w:val="Compact"/>
+        <w:numPr>
+          <w:ilvl w:val="0"/>
+          <w:numId w:val="1001"/>
+        </w:numPr>
+        <w:jc w:val="both"/>
+      </w:pPr>
+      <w:r>
+        <w:t xml:space="preserve">Отримати в викладача номер індивідуального варіанта.</w:t>
+      </w:r>
+    </w:p>
+    <w:p>
+      <w:pPr>
+        <w:pStyle w:val="Compact"/>
+        <w:numPr>
+          <w:ilvl w:val="0"/>
+          <w:numId w:val="1001"/>
+        </w:numPr>
+        <w:jc w:val="both"/>
+      </w:pPr>
+      <w:r>
+        <w:t xml:space="preserve">Переконатися, що додатковий диск підключено, і визначити його ім’я.</w:t>
+      </w:r>
+    </w:p>
+    <w:p>
+      <w:pPr>
+        <w:pStyle w:val="Compact"/>
+        <w:numPr>
+          <w:ilvl w:val="0"/>
+          <w:numId w:val="1001"/>
+        </w:numPr>
+        <w:jc w:val="both"/>
+      </w:pPr>
+      <w:r>
+        <w:t xml:space="preserve">Створити таблицю розділів і розділи за схемою свого варіанта.</w:t>
+      </w:r>
+    </w:p>
+    <w:p>
+      <w:pPr>
+        <w:pStyle w:val="Compact"/>
+        <w:numPr>
+          <w:ilvl w:val="0"/>
+          <w:numId w:val="1001"/>
+        </w:numPr>
+        <w:jc w:val="both"/>
+      </w:pPr>
+      <w:r>
+        <w:t xml:space="preserve">Створити файлові системи вказаних у варіанті типів.</w:t>
+      </w:r>
+    </w:p>
+    <w:p>
+      <w:pPr>
+        <w:pStyle w:val="Compact"/>
+        <w:numPr>
+          <w:ilvl w:val="0"/>
+          <w:numId w:val="1001"/>
+        </w:numPr>
+        <w:jc w:val="both"/>
+      </w:pPr>
+      <w:r>
+        <w:t xml:space="preserve">Змонтувати розділи вручну та перевірити доступний обсяг.</w:t>
+      </w:r>
+    </w:p>
+    <w:p>
+      <w:pPr>
+        <w:pStyle w:val="Compact"/>
+        <w:numPr>
+          <w:ilvl w:val="0"/>
+          <w:numId w:val="1001"/>
+        </w:numPr>
+        <w:jc w:val="both"/>
+      </w:pPr>
+      <w:r>
+        <w:t xml:space="preserve">Виконати перевірку поведінки прав доступу на різних файлових системах.</w:t>
+      </w:r>
+    </w:p>
+    <w:p>
+      <w:pPr>
+        <w:pStyle w:val="Compact"/>
+        <w:numPr>
+          <w:ilvl w:val="0"/>
+          <w:numId w:val="1001"/>
+        </w:numPr>
+        <w:jc w:val="both"/>
+      </w:pPr>
+      <w:r>
+        <w:t xml:space="preserve">Налаштувати автоматичне монтування одного з розділів через</w:t>
+      </w:r>
+      <w:r>
+        <w:t xml:space="preserve"> </w:t>
+      </w:r>
+      <w:r>
+        <w:rPr>
+          <w:rStyle w:val="VerbatimChar"/>
+        </w:rPr>
+        <w:t xml:space="preserve">/etc/fstab</w:t>
+      </w:r>
+      <w:r>
+        <w:t xml:space="preserve"> </w:t>
+      </w:r>
+      <w:r>
+        <w:t xml:space="preserve">з</w:t>
+      </w:r>
+      <w:r>
+        <w:t xml:space="preserve"> </w:t>
+      </w:r>
+      <w:r>
+        <w:t xml:space="preserve">параметром</w:t>
+      </w:r>
+      <w:r>
+        <w:t xml:space="preserve"> </w:t>
+      </w:r>
+      <w:r>
+        <w:rPr>
+          <w:rStyle w:val="VerbatimChar"/>
+        </w:rPr>
+        <w:t xml:space="preserve">nofail</w:t>
+      </w:r>
+      <w:r>
+        <w:t xml:space="preserve"> </w:t>
+      </w:r>
+      <w:r>
+        <w:t xml:space="preserve">і перевірити запис командою</w:t>
+      </w:r>
+      <w:r>
+        <w:t xml:space="preserve"> </w:t>
+      </w:r>
+      <w:r>
+        <w:rPr>
+          <w:rStyle w:val="VerbatimChar"/>
+        </w:rPr>
+        <w:t xml:space="preserve">mount -a</w:t>
+      </w:r>
+      <w:r>
+        <w:t xml:space="preserve">.</w:t>
+      </w:r>
+    </w:p>
+    <w:p>
+      <w:pPr>
+        <w:pStyle w:val="Compact"/>
+        <w:numPr>
+          <w:ilvl w:val="0"/>
+          <w:numId w:val="1001"/>
+        </w:numPr>
+        <w:jc w:val="both"/>
+      </w:pPr>
+      <w:r>
+        <w:t xml:space="preserve">Виконати діагностику: перевірку файлової системи та облік inode.</w:t>
+      </w:r>
+    </w:p>
+    <w:p>
+      <w:pPr>
+        <w:pStyle w:val="Compact"/>
+        <w:numPr>
+          <w:ilvl w:val="0"/>
+          <w:numId w:val="1001"/>
+        </w:numPr>
+        <w:jc w:val="both"/>
+      </w:pPr>
+      <w:r>
+        <w:t xml:space="preserve">Виконати додаткове завдання свого варіанта.</w:t>
+      </w:r>
+    </w:p>
+    <w:p>
+      <w:pPr>
+        <w:pStyle w:val="Compact"/>
+        <w:numPr>
+          <w:ilvl w:val="0"/>
+          <w:numId w:val="1001"/>
+        </w:numPr>
+        <w:jc w:val="both"/>
+      </w:pPr>
+      <w:r>
+        <w:t xml:space="preserve">Відмонтувати розділи, прибрати запис з</w:t>
+      </w:r>
+      <w:r>
+        <w:t xml:space="preserve"> </w:t>
+      </w:r>
+      <w:r>
+        <w:rPr>
+          <w:rStyle w:val="VerbatimChar"/>
+        </w:rPr>
+        <w:t xml:space="preserve">/etc/fstab</w:t>
+      </w:r>
+      <w:r>
+        <w:t xml:space="preserve">, оформити звіт.</w:t>
+      </w:r>
+    </w:p>
+    <w:bookmarkEnd w:id="23"/>
+    <w:bookmarkStart w:id="24" w:name="вимоги-до-звіту"/>
+    <w:p>
+      <w:pPr>
+        <w:pStyle w:val="Heading2"/>
+      </w:pPr>
+      <w:r>
+        <w:t xml:space="preserve">Вимоги до звіту</w:t>
+      </w:r>
+    </w:p>
+    <w:p>
+      <w:pPr>
+        <w:pStyle w:val="FirstParagraph"/>
+      </w:pPr>
+      <w:r>
+        <w:t xml:space="preserve">Звіт оформлюється на бланку встановленого зразка і має містити:</w:t>
+      </w:r>
+    </w:p>
+    <w:p>
+      <w:pPr>
+        <w:pStyle w:val="Compact"/>
+        <w:numPr>
+          <w:ilvl w:val="0"/>
+          <w:numId w:val="1002"/>
+        </w:numPr>
+        <w:jc w:val="both"/>
+      </w:pPr>
+      <w:r>
+        <w:t xml:space="preserve">тему, мету та обладнання;</w:t>
+      </w:r>
+    </w:p>
+    <w:p>
+      <w:pPr>
+        <w:pStyle w:val="Compact"/>
+        <w:numPr>
+          <w:ilvl w:val="0"/>
+          <w:numId w:val="1002"/>
+        </w:numPr>
+        <w:jc w:val="both"/>
+      </w:pPr>
+      <w:r>
+        <w:t xml:space="preserve">схему розмітки за індивідуальним варіантом;</w:t>
+      </w:r>
+    </w:p>
+    <w:p>
+      <w:pPr>
+        <w:pStyle w:val="Compact"/>
+        <w:numPr>
+          <w:ilvl w:val="0"/>
+          <w:numId w:val="1002"/>
+        </w:numPr>
+        <w:jc w:val="both"/>
+      </w:pPr>
+      <w:r>
+        <w:t xml:space="preserve">перелік виконаних команд із поясненням призначення кожної;</w:t>
+      </w:r>
+    </w:p>
+    <w:p>
+      <w:pPr>
+        <w:pStyle w:val="Compact"/>
+        <w:numPr>
+          <w:ilvl w:val="0"/>
+          <w:numId w:val="1002"/>
+        </w:numPr>
+        <w:jc w:val="both"/>
+      </w:pPr>
+      <w:r>
+        <w:t xml:space="preserve">знімки екрана з результатами</w:t>
+      </w:r>
+      <w:r>
+        <w:t xml:space="preserve"> </w:t>
+      </w:r>
+      <w:r>
+        <w:rPr>
+          <w:rStyle w:val="VerbatimChar"/>
+        </w:rPr>
+        <w:t xml:space="preserve">lsblk</w:t>
+      </w:r>
+      <w:r>
+        <w:t xml:space="preserve">,</w:t>
+      </w:r>
+      <w:r>
+        <w:t xml:space="preserve"> </w:t>
+      </w:r>
+      <w:r>
+        <w:rPr>
+          <w:rStyle w:val="VerbatimChar"/>
+        </w:rPr>
+        <w:t xml:space="preserve">df -h</w:t>
+      </w:r>
+      <w:r>
+        <w:t xml:space="preserve">,</w:t>
+      </w:r>
+      <w:r>
+        <w:t xml:space="preserve"> </w:t>
+      </w:r>
+      <w:r>
+        <w:rPr>
+          <w:rStyle w:val="VerbatimChar"/>
+        </w:rPr>
+        <w:t xml:space="preserve">blkid</w:t>
+      </w:r>
+      <w:r>
+        <w:t xml:space="preserve">;</w:t>
+      </w:r>
+    </w:p>
+    <w:p>
+      <w:pPr>
+        <w:pStyle w:val="Compact"/>
+        <w:numPr>
+          <w:ilvl w:val="0"/>
+          <w:numId w:val="1002"/>
+        </w:numPr>
+        <w:jc w:val="both"/>
+      </w:pPr>
+      <w:r>
+        <w:t xml:space="preserve">запис, доданий до</w:t>
+      </w:r>
+      <w:r>
+        <w:t xml:space="preserve"> </w:t>
+      </w:r>
+      <w:r>
+        <w:rPr>
+          <w:rStyle w:val="VerbatimChar"/>
+        </w:rPr>
+        <w:t xml:space="preserve">/etc/fstab</w:t>
+      </w:r>
+      <w:r>
+        <w:t xml:space="preserve">, із поясненням кожного поля;</w:t>
+      </w:r>
+    </w:p>
+    <w:p>
+      <w:pPr>
+        <w:pStyle w:val="Compact"/>
+        <w:numPr>
+          <w:ilvl w:val="0"/>
+          <w:numId w:val="1002"/>
+        </w:numPr>
+        <w:jc w:val="both"/>
+      </w:pPr>
+      <w:r>
+        <w:t xml:space="preserve">результати діагностики файлової системи;</w:t>
+      </w:r>
+    </w:p>
+    <w:p>
+      <w:pPr>
+        <w:pStyle w:val="Compact"/>
+        <w:numPr>
+          <w:ilvl w:val="0"/>
+          <w:numId w:val="1002"/>
+        </w:numPr>
+        <w:jc w:val="both"/>
+      </w:pPr>
+      <w:r>
+        <w:t xml:space="preserve">відповіді на контрольні запитання свого рівня;</w:t>
+      </w:r>
+    </w:p>
+    <w:p>
+      <w:pPr>
+        <w:pStyle w:val="Compact"/>
+        <w:numPr>
+          <w:ilvl w:val="0"/>
+          <w:numId w:val="1002"/>
+        </w:numPr>
+        <w:jc w:val="both"/>
+      </w:pPr>
+      <w:r>
+        <w:t xml:space="preserve">висновок за результатами роботи.</w:t>
+      </w:r>
+    </w:p>
+    <w:bookmarkEnd w:id="24"/>
+    <w:bookmarkStart w:id="25" w:name="варіанти-індивідуальних-завдань"/>
+    <w:p>
+      <w:pPr>
+        <w:pStyle w:val="Heading2"/>
+      </w:pPr>
+      <w:r>
+        <w:t xml:space="preserve">Варіанти індивідуальних завдань</w:t>
+      </w:r>
+    </w:p>
+    <w:tbl>
+      <w:tblPr>
+        <w:tblStyle w:val="Table"/>
+        <w:tblW w:type="dxa" w:w="9637"/>
+        <w:tblLayout w:type="fixed"/>
+        <w:tblLook w:firstRow="1" w:lastRow="0" w:firstColumn="0" w:lastColumn="0" w:noHBand="0" w:noVBand="0" w:val="0020"/>
+      </w:tblPr>
+      <w:tblGrid>
+        <w:gridCol w:w="375"/>
+        <w:gridCol w:w="4631"/>
+        <w:gridCol w:w="2127"/>
+        <w:gridCol w:w="2504"/>
+      </w:tblGrid>
+      <w:tr>
+        <w:trPr>
+          <w:tblHeader w:val="on"/>
+        </w:trPr>
+        <w:tc>
+          <w:tcPr/>
+          <w:p>
+            <w:pPr>
+              <w:pStyle w:val="Compact"/>
+            </w:pPr>
+            <w:r>
+              <w:t xml:space="preserve">№</w:t>
+            </w:r>
+          </w:p>
+        </w:tc>
+        <w:tc>
+          <w:tcPr/>
+          <w:p>
+            <w:pPr>
+              <w:pStyle w:val="Compact"/>
+            </w:pPr>
+            <w:r>
+              <w:t xml:space="preserve">Схема розділів на додатковому диску</w:t>
+            </w:r>
+          </w:p>
+        </w:tc>
+        <w:tc>
+          <w:tcPr/>
+          <w:p>
+            <w:pPr>
+              <w:pStyle w:val="Compact"/>
+            </w:pPr>
+            <w:r>
+              <w:t xml:space="preserve">Файлові системи</w:t>
+            </w:r>
+          </w:p>
+        </w:tc>
+        <w:tc>
+          <w:tcPr/>
+          <w:p>
+            <w:pPr>
+              <w:pStyle w:val="Compact"/>
+            </w:pPr>
+            <w:r>
+              <w:t xml:space="preserve">Додаткове завдання</w:t>
+            </w:r>
+          </w:p>
+        </w:tc>
+      </w:tr>
+      <w:tr>
+        <w:tc>
+          <w:tcPr/>
+          <w:p>
+            <w:pPr>
+              <w:pStyle w:val="Compact"/>
+            </w:pPr>
+            <w:r>
+              <w:t xml:space="preserve">1</w:t>
+            </w:r>
+          </w:p>
+        </w:tc>
+        <w:tc>
+          <w:tcPr/>
+          <w:p>
+            <w:pPr>
+              <w:pStyle w:val="Compact"/>
+            </w:pPr>
+            <w:r>
+              <w:t xml:space="preserve">1 ГБ + решта</w:t>
+            </w:r>
+          </w:p>
+        </w:tc>
+        <w:tc>
+          <w:tcPr/>
+          <w:p>
+            <w:pPr>
+              <w:pStyle w:val="Compact"/>
+            </w:pPr>
+            <w:r>
+              <w:t xml:space="preserve">ext4 + vfat</w:t>
+            </w:r>
+          </w:p>
+        </w:tc>
+        <w:tc>
+          <w:tcPr/>
+          <w:p>
+            <w:pPr>
+              <w:pStyle w:val="Compact"/>
+            </w:pPr>
+            <w:r>
+              <w:t xml:space="preserve">Порівняти зайняте службове місце</w:t>
+            </w:r>
+          </w:p>
+        </w:tc>
+      </w:tr>
+      <w:tr>
+        <w:tc>
+          <w:tcPr/>
+          <w:p>
+            <w:pPr>
+              <w:pStyle w:val="Compact"/>
+            </w:pPr>
+            <w:r>
+              <w:t xml:space="preserve">2</w:t>
+            </w:r>
+          </w:p>
+        </w:tc>
+        <w:tc>
+          <w:tcPr/>
+          <w:p>
+            <w:pPr>
+              <w:pStyle w:val="Compact"/>
+            </w:pPr>
+            <w:r>
+              <w:t xml:space="preserve">1,5 ГБ + решта</w:t>
+            </w:r>
+          </w:p>
+        </w:tc>
+        <w:tc>
+          <w:tcPr/>
+          <w:p>
+            <w:pPr>
+              <w:pStyle w:val="Compact"/>
+            </w:pPr>
+            <w:r>
+              <w:t xml:space="preserve">ext4 + ext4</w:t>
+            </w:r>
+          </w:p>
+        </w:tc>
+        <w:tc>
+          <w:tcPr/>
+          <w:p>
+            <w:pPr>
+              <w:pStyle w:val="Compact"/>
+            </w:pPr>
+            <w:r>
+              <w:t xml:space="preserve">Задати мітки й монтувати за міткою</w:t>
+            </w:r>
+          </w:p>
+        </w:tc>
+      </w:tr>
+      <w:tr>
+        <w:tc>
+          <w:tcPr/>
+          <w:p>
+            <w:pPr>
+              <w:pStyle w:val="Compact"/>
+            </w:pPr>
+            <w:r>
+              <w:t xml:space="preserve">3</w:t>
+            </w:r>
+          </w:p>
+        </w:tc>
+        <w:tc>
+          <w:tcPr/>
+          <w:p>
+            <w:pPr>
+              <w:pStyle w:val="Compact"/>
+            </w:pPr>
+            <w:r>
+              <w:t xml:space="preserve">три рівні розділи</w:t>
+            </w:r>
+          </w:p>
+        </w:tc>
+        <w:tc>
+          <w:tcPr/>
+          <w:p>
+            <w:pPr>
+              <w:pStyle w:val="Compact"/>
+            </w:pPr>
+            <w:r>
+              <w:t xml:space="preserve">ext4, vfat, xfs</w:t>
+            </w:r>
+          </w:p>
+        </w:tc>
+        <w:tc>
+          <w:tcPr/>
+          <w:p>
+            <w:pPr>
+              <w:pStyle w:val="Compact"/>
+            </w:pPr>
+            <w:r>
+              <w:t xml:space="preserve">Порівняти час форматування</w:t>
+            </w:r>
+          </w:p>
+        </w:tc>
+      </w:tr>
+      <w:tr>
+        <w:tc>
+          <w:tcPr/>
+          <w:p>
+            <w:pPr>
+              <w:pStyle w:val="Compact"/>
+            </w:pPr>
+            <w:r>
+              <w:t xml:space="preserve">4</w:t>
+            </w:r>
+          </w:p>
+        </w:tc>
+        <w:tc>
+          <w:tcPr/>
+          <w:p>
+            <w:pPr>
+              <w:pStyle w:val="Compact"/>
+            </w:pPr>
+            <w:r>
+              <w:t xml:space="preserve">2 ГБ + решта</w:t>
+            </w:r>
+          </w:p>
+        </w:tc>
+        <w:tc>
+          <w:tcPr/>
+          <w:p>
+            <w:pPr>
+              <w:pStyle w:val="Compact"/>
+            </w:pPr>
+            <w:r>
+              <w:t xml:space="preserve">xfs + ext4</w:t>
+            </w:r>
+          </w:p>
+        </w:tc>
+        <w:tc>
+          <w:tcPr/>
+          <w:p>
+            <w:pPr>
+              <w:pStyle w:val="Compact"/>
+            </w:pPr>
+            <w:r>
+              <w:t xml:space="preserve">Пояснити різницю у виводі</w:t>
+            </w:r>
+            <w:r>
+              <w:t xml:space="preserve"> </w:t>
+            </w:r>
+            <w:r>
+              <w:rPr>
+                <w:rStyle w:val="VerbatimChar"/>
+              </w:rPr>
+              <w:t xml:space="preserve">df -i</w:t>
+            </w:r>
+          </w:p>
+        </w:tc>
+      </w:tr>
+      <w:tr>
+        <w:tc>
+          <w:tcPr/>
+          <w:p>
+            <w:pPr>
+              <w:pStyle w:val="Compact"/>
+            </w:pPr>
+            <w:r>
+              <w:t xml:space="preserve">5</w:t>
+            </w:r>
+          </w:p>
+        </w:tc>
+        <w:tc>
+          <w:tcPr/>
+          <w:p>
+            <w:pPr>
+              <w:pStyle w:val="Compact"/>
+            </w:pPr>
+            <w:r>
+              <w:t xml:space="preserve">1 ГБ + 1 ГБ + решта</w:t>
+            </w:r>
+          </w:p>
+        </w:tc>
+        <w:tc>
+          <w:tcPr/>
+          <w:p>
+            <w:pPr>
+              <w:pStyle w:val="Compact"/>
+            </w:pPr>
+            <w:r>
+              <w:t xml:space="preserve">ext4 + swap + vfat</w:t>
+            </w:r>
+          </w:p>
+        </w:tc>
+        <w:tc>
+          <w:tcPr/>
+          <w:p>
+            <w:pPr>
+              <w:pStyle w:val="Compact"/>
+            </w:pPr>
+            <w:r>
+              <w:t xml:space="preserve">Увімкнути підкачку командою</w:t>
+            </w:r>
+            <w:r>
+              <w:t xml:space="preserve"> </w:t>
+            </w:r>
+            <w:r>
+              <w:rPr>
+                <w:rStyle w:val="VerbatimChar"/>
+              </w:rPr>
+              <w:t xml:space="preserve">swapon</w:t>
+            </w:r>
+          </w:p>
+        </w:tc>
+      </w:tr>
+      <w:tr>
+        <w:tc>
+          <w:tcPr/>
+          <w:p>
+            <w:pPr>
+              <w:pStyle w:val="Compact"/>
+            </w:pPr>
+            <w:r>
+              <w:t xml:space="preserve">6</w:t>
+            </w:r>
+          </w:p>
+        </w:tc>
+        <w:tc>
+          <w:tcPr/>
+          <w:p>
+            <w:pPr>
+              <w:pStyle w:val="Compact"/>
+            </w:pPr>
+            <w:r>
+              <w:t xml:space="preserve">один розділ на весь диск</w:t>
+            </w:r>
+          </w:p>
+        </w:tc>
+        <w:tc>
+          <w:tcPr/>
+          <w:p>
+            <w:pPr>
+              <w:pStyle w:val="Compact"/>
+            </w:pPr>
+            <w:r>
+              <w:t xml:space="preserve">btrfs</w:t>
+            </w:r>
+          </w:p>
+        </w:tc>
+        <w:tc>
+          <w:tcPr/>
+          <w:p>
+            <w:pPr>
+              <w:pStyle w:val="Compact"/>
+            </w:pPr>
+            <w:r>
+              <w:t xml:space="preserve">Створити підтом і знімок</w:t>
+            </w:r>
+          </w:p>
+        </w:tc>
+      </w:tr>
+      <w:tr>
+        <w:tc>
+          <w:tcPr/>
+          <w:p>
+            <w:pPr>
+              <w:pStyle w:val="Compact"/>
+            </w:pPr>
+            <w:r>
+              <w:t xml:space="preserve">7</w:t>
+            </w:r>
+          </w:p>
+        </w:tc>
+        <w:tc>
+          <w:tcPr/>
+          <w:p>
+            <w:pPr>
+              <w:pStyle w:val="Compact"/>
+            </w:pPr>
+            <w:r>
+              <w:t xml:space="preserve">1 ГБ + решта</w:t>
+            </w:r>
+          </w:p>
+        </w:tc>
+        <w:tc>
+          <w:tcPr/>
+          <w:p>
+            <w:pPr>
+              <w:pStyle w:val="Compact"/>
+            </w:pPr>
+            <w:r>
+              <w:t xml:space="preserve">ext4 + ntfs</w:t>
+            </w:r>
+          </w:p>
+        </w:tc>
+        <w:tc>
+          <w:tcPr/>
+          <w:p>
+            <w:pPr>
+              <w:pStyle w:val="Compact"/>
+            </w:pPr>
+            <w:r>
+              <w:t xml:space="preserve">Перевірити читання NTFS у Windows</w:t>
+            </w:r>
+          </w:p>
+        </w:tc>
+      </w:tr>
+      <w:tr>
+        <w:tc>
+          <w:tcPr/>
+          <w:p>
+            <w:pPr>
+              <w:pStyle w:val="Compact"/>
+            </w:pPr>
+            <w:r>
+              <w:t xml:space="preserve">8</w:t>
+            </w:r>
+          </w:p>
+        </w:tc>
+        <w:tc>
+          <w:tcPr/>
+          <w:p>
+            <w:pPr>
+              <w:pStyle w:val="Compact"/>
+            </w:pPr>
+            <w:r>
+              <w:t xml:space="preserve">500 МБ + решта</w:t>
+            </w:r>
+          </w:p>
+        </w:tc>
+        <w:tc>
+          <w:tcPr/>
+          <w:p>
+            <w:pPr>
+              <w:pStyle w:val="Compact"/>
+            </w:pPr>
+            <w:r>
+              <w:t xml:space="preserve">vfat + ext4</w:t>
+            </w:r>
+          </w:p>
+        </w:tc>
+        <w:tc>
+          <w:tcPr/>
+          <w:p>
+            <w:pPr>
+              <w:pStyle w:val="Compact"/>
+            </w:pPr>
+            <w:r>
+              <w:t xml:space="preserve">Пояснити обмеження FAT32 на розмір файлу</w:t>
+            </w:r>
+          </w:p>
+        </w:tc>
+      </w:tr>
+      <w:tr>
+        <w:tc>
+          <w:tcPr/>
+          <w:p>
+            <w:pPr>
+              <w:pStyle w:val="Compact"/>
+            </w:pPr>
+            <w:r>
+              <w:t xml:space="preserve">9</w:t>
+            </w:r>
+          </w:p>
+        </w:tc>
+        <w:tc>
+          <w:tcPr/>
+          <w:p>
+            <w:pPr>
+              <w:pStyle w:val="Compact"/>
+            </w:pPr>
+            <w:r>
+              <w:t xml:space="preserve">1 ГБ + решта</w:t>
+            </w:r>
+          </w:p>
+        </w:tc>
+        <w:tc>
+          <w:tcPr/>
+          <w:p>
+            <w:pPr>
+              <w:pStyle w:val="Compact"/>
+            </w:pPr>
+            <w:r>
+              <w:t xml:space="preserve">ext4 (без журналу) + ext4</w:t>
+            </w:r>
+          </w:p>
+        </w:tc>
+        <w:tc>
+          <w:tcPr/>
+          <w:p>
+            <w:pPr>
+              <w:pStyle w:val="Compact"/>
+            </w:pPr>
+            <w:r>
+              <w:t xml:space="preserve">Порівняти швидкість запису</w:t>
+            </w:r>
+          </w:p>
+        </w:tc>
+      </w:tr>
+      <w:tr>
+        <w:tc>
+          <w:tcPr/>
+          <w:p>
+            <w:pPr>
+              <w:pStyle w:val="Compact"/>
+            </w:pPr>
+            <w:r>
+              <w:t xml:space="preserve">10</w:t>
+            </w:r>
+          </w:p>
+        </w:tc>
+        <w:tc>
+          <w:tcPr/>
+          <w:p>
+            <w:pPr>
+              <w:pStyle w:val="Compact"/>
+            </w:pPr>
+            <w:r>
+              <w:t xml:space="preserve">2 ГБ + решта</w:t>
+            </w:r>
+          </w:p>
+        </w:tc>
+        <w:tc>
+          <w:tcPr/>
+          <w:p>
+            <w:pPr>
+              <w:pStyle w:val="Compact"/>
+            </w:pPr>
+            <w:r>
+              <w:t xml:space="preserve">ext4 + vfat</w:t>
+            </w:r>
+          </w:p>
+        </w:tc>
+        <w:tc>
+          <w:tcPr/>
+          <w:p>
+            <w:pPr>
+              <w:pStyle w:val="Compact"/>
+            </w:pPr>
+            <w:r>
+              <w:t xml:space="preserve">Заповнити розділ і показати поведінку при нестачі місця</w:t>
+            </w:r>
+          </w:p>
+        </w:tc>
+      </w:tr>
+      <w:tr>
+        <w:tc>
+          <w:tcPr/>
+          <w:p>
+            <w:pPr>
+              <w:pStyle w:val="Compact"/>
+            </w:pPr>
+            <w:r>
+              <w:t xml:space="preserve">11</w:t>
+            </w:r>
+          </w:p>
+        </w:tc>
+        <w:tc>
+          <w:tcPr/>
+          <w:p>
+            <w:pPr>
+              <w:pStyle w:val="Compact"/>
+            </w:pPr>
+            <w:r>
+              <w:t xml:space="preserve">1 ГБ + решта</w:t>
+            </w:r>
+          </w:p>
+        </w:tc>
+        <w:tc>
+          <w:tcPr/>
+          <w:p>
+            <w:pPr>
+              <w:pStyle w:val="Compact"/>
+            </w:pPr>
+            <w:r>
+              <w:t xml:space="preserve">ext4 + xfs</w:t>
+            </w:r>
+          </w:p>
+        </w:tc>
+        <w:tc>
+          <w:tcPr/>
+          <w:p>
+            <w:pPr>
+              <w:pStyle w:val="Compact"/>
+            </w:pPr>
+            <w:r>
+              <w:t xml:space="preserve">Порівняти поведінку при відмонтуванні зайнятого розділу</w:t>
+            </w:r>
+          </w:p>
+        </w:tc>
+      </w:tr>
+      <w:tr>
+        <w:tc>
+          <w:tcPr/>
+          <w:p>
+            <w:pPr>
+              <w:pStyle w:val="Compact"/>
+            </w:pPr>
+            <w:r>
+              <w:t xml:space="preserve">12</w:t>
+            </w:r>
+          </w:p>
+        </w:tc>
+        <w:tc>
+          <w:tcPr/>
+          <w:p>
+            <w:pPr>
+              <w:pStyle w:val="Compact"/>
+            </w:pPr>
+            <w:r>
+              <w:t xml:space="preserve">1 ГБ + решта</w:t>
+            </w:r>
+          </w:p>
+        </w:tc>
+        <w:tc>
+          <w:tcPr/>
+          <w:p>
+            <w:pPr>
+              <w:pStyle w:val="Compact"/>
+            </w:pPr>
+            <w:r>
+              <w:t xml:space="preserve">ext4 + vfat</w:t>
+            </w:r>
+          </w:p>
+        </w:tc>
+        <w:tc>
+          <w:tcPr/>
+          <w:p>
+            <w:pPr>
+              <w:pStyle w:val="Compact"/>
+            </w:pPr>
+            <w:r>
+              <w:t xml:space="preserve">Змонтувати ext4 у режимі лише для читання</w:t>
+            </w:r>
+          </w:p>
+        </w:tc>
+      </w:tr>
+      <w:tr>
+        <w:tc>
+          <w:tcPr/>
+          <w:p>
+            <w:pPr>
+              <w:pStyle w:val="Compact"/>
+            </w:pPr>
+            <w:r>
+              <w:t xml:space="preserve">13</w:t>
+            </w:r>
+          </w:p>
+        </w:tc>
+        <w:tc>
+          <w:tcPr/>
+          <w:p>
+            <w:pPr>
+              <w:pStyle w:val="Compact"/>
+            </w:pPr>
+            <w:r>
+              <w:t xml:space="preserve">1,5 ГБ + решта</w:t>
+            </w:r>
+          </w:p>
+        </w:tc>
+        <w:tc>
+          <w:tcPr/>
+          <w:p>
+            <w:pPr>
+              <w:pStyle w:val="Compact"/>
+            </w:pPr>
+            <w:r>
+              <w:t xml:space="preserve">xfs + vfat</w:t>
+            </w:r>
+          </w:p>
+        </w:tc>
+        <w:tc>
+          <w:tcPr/>
+          <w:p>
+            <w:pPr>
+              <w:pStyle w:val="Compact"/>
+            </w:pPr>
+            <w:r>
+              <w:t xml:space="preserve">Виміряти швидкість запису</w:t>
+            </w:r>
+            <w:r>
+              <w:t xml:space="preserve"> </w:t>
+            </w:r>
+            <w:r>
+              <w:rPr>
+                <w:rStyle w:val="VerbatimChar"/>
+              </w:rPr>
+              <w:t xml:space="preserve">dd</w:t>
+            </w:r>
+            <w:r>
+              <w:t xml:space="preserve"> </w:t>
+            </w:r>
+            <w:r>
+              <w:t xml:space="preserve">на обох</w:t>
+            </w:r>
+          </w:p>
+        </w:tc>
+      </w:tr>
+      <w:tr>
+        <w:tc>
+          <w:tcPr/>
+          <w:p>
+            <w:pPr>
+              <w:pStyle w:val="Compact"/>
+            </w:pPr>
+            <w:r>
+              <w:t xml:space="preserve">14</w:t>
+            </w:r>
+          </w:p>
+        </w:tc>
+        <w:tc>
+          <w:tcPr/>
+          <w:p>
+            <w:pPr>
+              <w:pStyle w:val="Compact"/>
+            </w:pPr>
+            <w:r>
+              <w:t xml:space="preserve">1 ГБ + решта</w:t>
+            </w:r>
+          </w:p>
+        </w:tc>
+        <w:tc>
+          <w:tcPr/>
+          <w:p>
+            <w:pPr>
+              <w:pStyle w:val="Compact"/>
+            </w:pPr>
+            <w:r>
+              <w:t xml:space="preserve">ext4 + ext4</w:t>
+            </w:r>
+          </w:p>
+        </w:tc>
+        <w:tc>
+          <w:tcPr/>
+          <w:p>
+            <w:pPr>
+              <w:pStyle w:val="Compact"/>
+            </w:pPr>
+            <w:r>
+              <w:t xml:space="preserve">Створити файл підкачки замість розділу</w:t>
+            </w:r>
+          </w:p>
+        </w:tc>
+      </w:tr>
+      <w:tr>
+        <w:tc>
+          <w:tcPr/>
+          <w:p>
+            <w:pPr>
+              <w:pStyle w:val="Compact"/>
+            </w:pPr>
+            <w:r>
+              <w:t xml:space="preserve">15</w:t>
+            </w:r>
+          </w:p>
+        </w:tc>
+        <w:tc>
+          <w:tcPr/>
+          <w:p>
+            <w:pPr>
+              <w:pStyle w:val="Compact"/>
+            </w:pPr>
+            <w:r>
+              <w:t xml:space="preserve">три рівні розділи</w:t>
+            </w:r>
+          </w:p>
+        </w:tc>
+        <w:tc>
+          <w:tcPr/>
+          <w:p>
+            <w:pPr>
+              <w:pStyle w:val="Compact"/>
+            </w:pPr>
+            <w:r>
+              <w:t xml:space="preserve">ext4 ×3</w:t>
+            </w:r>
+          </w:p>
+        </w:tc>
+        <w:tc>
+          <w:tcPr/>
+          <w:p>
+            <w:pPr>
+              <w:pStyle w:val="Compact"/>
+            </w:pPr>
+            <w:r>
+              <w:t xml:space="preserve">Змонтувати всі три через</w:t>
+            </w:r>
+            <w:r>
+              <w:t xml:space="preserve"> </w:t>
+            </w:r>
+            <w:r>
+              <w:rPr>
+                <w:rStyle w:val="VerbatimChar"/>
+              </w:rPr>
+              <w:t xml:space="preserve">/etc/fstab</w:t>
+            </w:r>
+          </w:p>
+        </w:tc>
+      </w:tr>
+      <w:tr>
+        <w:tc>
+          <w:tcPr/>
+          <w:p>
+            <w:pPr>
+              <w:pStyle w:val="Compact"/>
+            </w:pPr>
+            <w:r>
+              <w:t xml:space="preserve">16</w:t>
+            </w:r>
+          </w:p>
+        </w:tc>
+        <w:tc>
+          <w:tcPr/>
+          <w:p>
+            <w:pPr>
+              <w:pStyle w:val="Compact"/>
+            </w:pPr>
+            <w:r>
+              <w:t xml:space="preserve">2 ГБ + решта</w:t>
+            </w:r>
+          </w:p>
+        </w:tc>
+        <w:tc>
+          <w:tcPr/>
+          <w:p>
+            <w:pPr>
+              <w:pStyle w:val="Compact"/>
+            </w:pPr>
+            <w:r>
+              <w:t xml:space="preserve">btrfs + vfat</w:t>
+            </w:r>
+          </w:p>
+        </w:tc>
+        <w:tc>
+          <w:tcPr/>
+          <w:p>
+            <w:pPr>
+              <w:pStyle w:val="Compact"/>
+            </w:pPr>
+            <w:r>
+              <w:t xml:space="preserve">Увімкнути стиснення на Btrfs</w:t>
+            </w:r>
+          </w:p>
+        </w:tc>
+      </w:tr>
+      <w:tr>
+        <w:tc>
+          <w:tcPr/>
+          <w:p>
+            <w:pPr>
+              <w:pStyle w:val="Compact"/>
+            </w:pPr>
+            <w:r>
+              <w:t xml:space="preserve">17</w:t>
+            </w:r>
+          </w:p>
+        </w:tc>
+        <w:tc>
+          <w:tcPr/>
+          <w:p>
+            <w:pPr>
+              <w:pStyle w:val="Compact"/>
+            </w:pPr>
+            <w:r>
+              <w:t xml:space="preserve">1 ГБ + решта</w:t>
+            </w:r>
+          </w:p>
+        </w:tc>
+        <w:tc>
+          <w:tcPr/>
+          <w:p>
+            <w:pPr>
+              <w:pStyle w:val="Compact"/>
+            </w:pPr>
+            <w:r>
+              <w:t xml:space="preserve">ext4 + vfat</w:t>
+            </w:r>
+          </w:p>
+        </w:tc>
+        <w:tc>
+          <w:tcPr/>
+          <w:p>
+            <w:pPr>
+              <w:pStyle w:val="Compact"/>
+            </w:pPr>
+            <w:r>
+              <w:t xml:space="preserve">Змонтувати з параметрами</w:t>
+            </w:r>
+            <w:r>
+              <w:t xml:space="preserve"> </w:t>
+            </w:r>
+            <w:r>
+              <w:rPr>
+                <w:rStyle w:val="VerbatimChar"/>
+              </w:rPr>
+              <w:t xml:space="preserve">uid</w:t>
+            </w:r>
+            <w:r>
+              <w:t xml:space="preserve"> </w:t>
+            </w:r>
+            <w:r>
+              <w:t xml:space="preserve">і</w:t>
+            </w:r>
+            <w:r>
+              <w:t xml:space="preserve"> </w:t>
+            </w:r>
+            <w:r>
+              <w:rPr>
+                <w:rStyle w:val="VerbatimChar"/>
+              </w:rPr>
+              <w:t xml:space="preserve">gid</w:t>
+            </w:r>
+            <w:r>
+              <w:t xml:space="preserve"> </w:t>
+            </w:r>
+            <w:r>
+              <w:t xml:space="preserve">для FAT</w:t>
+            </w:r>
+          </w:p>
+        </w:tc>
+      </w:tr>
+      <w:tr>
+        <w:tc>
+          <w:tcPr/>
+          <w:p>
+            <w:pPr>
+              <w:pStyle w:val="Compact"/>
+            </w:pPr>
+            <w:r>
+              <w:t xml:space="preserve">18</w:t>
+            </w:r>
+          </w:p>
+        </w:tc>
+        <w:tc>
+          <w:tcPr/>
+          <w:p>
+            <w:pPr>
+              <w:pStyle w:val="Compact"/>
+            </w:pPr>
+            <w:r>
+              <w:t xml:space="preserve">1 ГБ + решта</w:t>
+            </w:r>
+          </w:p>
+        </w:tc>
+        <w:tc>
+          <w:tcPr/>
+          <w:p>
+            <w:pPr>
+              <w:pStyle w:val="Compact"/>
+            </w:pPr>
+            <w:r>
+              <w:t xml:space="preserve">ext4 + vfat</w:t>
+            </w:r>
+          </w:p>
+        </w:tc>
+        <w:tc>
+          <w:tcPr/>
+          <w:p>
+            <w:pPr>
+              <w:pStyle w:val="Compact"/>
+            </w:pPr>
+            <w:r>
+              <w:t xml:space="preserve">Створити багато дрібних файлів і показати вичерпання inode</w:t>
+            </w:r>
+          </w:p>
+        </w:tc>
+      </w:tr>
+      <w:tr>
+        <w:tc>
+          <w:tcPr/>
+          <w:p>
+            <w:pPr>
+              <w:pStyle w:val="Compact"/>
+            </w:pPr>
+            <w:r>
+              <w:t xml:space="preserve">19</w:t>
+            </w:r>
+          </w:p>
+        </w:tc>
+        <w:tc>
+          <w:tcPr/>
+          <w:p>
+            <w:pPr>
+              <w:pStyle w:val="Compact"/>
+            </w:pPr>
+            <w:r>
+              <w:t xml:space="preserve">2 ГБ + решта</w:t>
+            </w:r>
+          </w:p>
+        </w:tc>
+        <w:tc>
+          <w:tcPr/>
+          <w:p>
+            <w:pPr>
+              <w:pStyle w:val="Compact"/>
+            </w:pPr>
+            <w:r>
+              <w:t xml:space="preserve">ext4 + swap</w:t>
+            </w:r>
+          </w:p>
+        </w:tc>
+        <w:tc>
+          <w:tcPr/>
+          <w:p>
+            <w:pPr>
+              <w:pStyle w:val="Compact"/>
+            </w:pPr>
+            <w:r>
+              <w:t xml:space="preserve">Перевірити пріоритет підкачки</w:t>
+            </w:r>
+            <w:r>
+              <w:t xml:space="preserve"> </w:t>
+            </w:r>
+            <w:r>
+              <w:rPr>
+                <w:rStyle w:val="VerbatimChar"/>
+              </w:rPr>
+              <w:t xml:space="preserve">swapon --show</w:t>
+            </w:r>
+          </w:p>
+        </w:tc>
+      </w:tr>
+      <w:tr>
+        <w:tc>
+          <w:tcPr/>
+          <w:p>
+            <w:pPr>
+              <w:pStyle w:val="Compact"/>
+            </w:pPr>
+            <w:r>
+              <w:t xml:space="preserve">20</w:t>
+            </w:r>
+          </w:p>
+        </w:tc>
+        <w:tc>
+          <w:tcPr/>
+          <w:p>
+            <w:pPr>
+              <w:pStyle w:val="Compact"/>
+            </w:pPr>
+            <w:r>
+              <w:t xml:space="preserve">1 ГБ + решта</w:t>
+            </w:r>
+          </w:p>
+        </w:tc>
+        <w:tc>
+          <w:tcPr/>
+          <w:p>
+            <w:pPr>
+              <w:pStyle w:val="Compact"/>
+            </w:pPr>
+            <w:r>
+              <w:t xml:space="preserve">ext4 + vfat</w:t>
+            </w:r>
+          </w:p>
+        </w:tc>
+        <w:tc>
+          <w:tcPr/>
+          <w:p>
+            <w:pPr>
+              <w:pStyle w:val="Compact"/>
+            </w:pPr>
+            <w:r>
+              <w:t xml:space="preserve">Клонувати розділ командою</w:t>
+            </w:r>
+            <w:r>
+              <w:t xml:space="preserve"> </w:t>
+            </w:r>
+            <w:r>
+              <w:rPr>
+                <w:rStyle w:val="VerbatimChar"/>
+              </w:rPr>
+              <w:t xml:space="preserve">dd</w:t>
+            </w:r>
+            <w:r>
+              <w:t xml:space="preserve"> </w:t>
+            </w:r>
+            <w:r>
+              <w:t xml:space="preserve">і перевірити результат</w:t>
+            </w:r>
+          </w:p>
+        </w:tc>
+      </w:tr>
+    </w:tbl>
+    <w:bookmarkEnd w:id="25"/>
+    <w:bookmarkStart w:id="29" w:name="контрольні-запитання"/>
+    <w:p>
+      <w:pPr>
+        <w:pStyle w:val="Heading2"/>
+      </w:pPr>
+      <w:r>
+        <w:t xml:space="preserve">Контрольні запитання</w:t>
+      </w:r>
+    </w:p>
+    <w:p>
+      <w:pPr>
+        <w:pStyle w:val="FirstParagraph"/>
+      </w:pPr>
+      <w:r>
+        <w:t xml:space="preserve">Запитання згруповано за рівнями навчальних досягнень. Для позитивної оцінки студент має відповісти на запитання середнього рівня, оцінка «добре» потребує відповідей достатнього рівня, оцінка «відмінно» — високого.</w:t>
+      </w:r>
+    </w:p>
+    <w:bookmarkStart w:id="26" w:name="середній-рівень-репродуктивний"/>
+    <w:p>
+      <w:pPr>
+        <w:pStyle w:val="Heading3"/>
+      </w:pPr>
+      <w:r>
+        <w:t xml:space="preserve">Середній рівень (репродуктивний)</w:t>
+      </w:r>
+    </w:p>
+    <w:p>
+      <w:pPr>
+        <w:pStyle w:val="Compact"/>
+        <w:numPr>
+          <w:ilvl w:val="0"/>
+          <w:numId w:val="1003"/>
+        </w:numPr>
+        <w:jc w:val="both"/>
+      </w:pPr>
+      <w:r>
+        <w:t xml:space="preserve">Що показує команда</w:t>
+      </w:r>
+      <w:r>
+        <w:t xml:space="preserve"> </w:t>
+      </w:r>
+      <w:r>
+        <w:rPr>
+          <w:rStyle w:val="VerbatimChar"/>
+        </w:rPr>
+        <w:t xml:space="preserve">lsblk</w:t>
+      </w:r>
+      <w:r>
+        <w:t xml:space="preserve">?</w:t>
+      </w:r>
+    </w:p>
+    <w:p>
+      <w:pPr>
+        <w:pStyle w:val="Compact"/>
+        <w:numPr>
+          <w:ilvl w:val="0"/>
+          <w:numId w:val="1003"/>
+        </w:numPr>
+        <w:jc w:val="both"/>
+      </w:pPr>
+      <w:r>
+        <w:t xml:space="preserve">Чим розділ відрізняється від файлової системи?</w:t>
+      </w:r>
+    </w:p>
+    <w:p>
+      <w:pPr>
+        <w:pStyle w:val="Compact"/>
+        <w:numPr>
+          <w:ilvl w:val="0"/>
+          <w:numId w:val="1003"/>
+        </w:numPr>
+        <w:jc w:val="both"/>
+      </w:pPr>
+      <w:r>
+        <w:t xml:space="preserve">Якою командою створюють файлову систему ext4?</w:t>
+      </w:r>
+    </w:p>
+    <w:p>
+      <w:pPr>
+        <w:pStyle w:val="Compact"/>
+        <w:numPr>
+          <w:ilvl w:val="0"/>
+          <w:numId w:val="1003"/>
+        </w:numPr>
+        <w:jc w:val="both"/>
+      </w:pPr>
+      <w:r>
+        <w:t xml:space="preserve">Що таке точка монтування?</w:t>
+      </w:r>
+    </w:p>
+    <w:p>
+      <w:pPr>
+        <w:pStyle w:val="Compact"/>
+        <w:numPr>
+          <w:ilvl w:val="0"/>
+          <w:numId w:val="1003"/>
+        </w:numPr>
+        <w:jc w:val="both"/>
+      </w:pPr>
+      <w:r>
+        <w:t xml:space="preserve">Для чого призначений файл</w:t>
+      </w:r>
+      <w:r>
+        <w:t xml:space="preserve"> </w:t>
+      </w:r>
+      <w:r>
+        <w:rPr>
+          <w:rStyle w:val="VerbatimChar"/>
+        </w:rPr>
+        <w:t xml:space="preserve">/etc/fstab</w:t>
+      </w:r>
+      <w:r>
+        <w:t xml:space="preserve">?</w:t>
+      </w:r>
+    </w:p>
+    <w:p>
+      <w:pPr>
+        <w:pStyle w:val="Compact"/>
+        <w:numPr>
+          <w:ilvl w:val="0"/>
+          <w:numId w:val="1003"/>
+        </w:numPr>
+        <w:jc w:val="both"/>
+      </w:pPr>
+      <w:r>
+        <w:t xml:space="preserve">Що таке UUID розділу й де його дізнатися?</w:t>
+      </w:r>
+    </w:p>
+    <w:p>
+      <w:pPr>
+        <w:pStyle w:val="Compact"/>
+        <w:numPr>
+          <w:ilvl w:val="0"/>
+          <w:numId w:val="1003"/>
+        </w:numPr>
+        <w:jc w:val="both"/>
+      </w:pPr>
+      <w:r>
+        <w:t xml:space="preserve">Якою командою перевіряють файлову систему на помилки?</w:t>
+      </w:r>
+    </w:p>
+    <w:p>
+      <w:pPr>
+        <w:pStyle w:val="Compact"/>
+        <w:numPr>
+          <w:ilvl w:val="0"/>
+          <w:numId w:val="1003"/>
+        </w:numPr>
+        <w:jc w:val="both"/>
+      </w:pPr>
+      <w:r>
+        <w:t xml:space="preserve">Що показує ключ</w:t>
+      </w:r>
+      <w:r>
+        <w:t xml:space="preserve"> </w:t>
+      </w:r>
+      <w:r>
+        <w:rPr>
+          <w:rStyle w:val="VerbatimChar"/>
+        </w:rPr>
+        <w:t xml:space="preserve">-i</w:t>
+      </w:r>
+      <w:r>
+        <w:t xml:space="preserve"> </w:t>
+      </w:r>
+      <w:r>
+        <w:t xml:space="preserve">команди</w:t>
+      </w:r>
+      <w:r>
+        <w:t xml:space="preserve"> </w:t>
+      </w:r>
+      <w:r>
+        <w:rPr>
+          <w:rStyle w:val="VerbatimChar"/>
+        </w:rPr>
+        <w:t xml:space="preserve">df</w:t>
+      </w:r>
+      <w:r>
+        <w:t xml:space="preserve">?</w:t>
+      </w:r>
+    </w:p>
+    <w:bookmarkEnd w:id="26"/>
+    <w:bookmarkStart w:id="27" w:name="Xf8a59b0220f3a7cb520922cfcf2989f7f66f7c3"/>
+    <w:p>
+      <w:pPr>
+        <w:pStyle w:val="Heading3"/>
+      </w:pPr>
+      <w:r>
+        <w:t xml:space="preserve">Достатній рівень (конструктивно-варіативний)</w:t>
+      </w:r>
+    </w:p>
+    <w:p>
+      <w:pPr>
+        <w:pStyle w:val="Compact"/>
+        <w:numPr>
+          <w:ilvl w:val="0"/>
+          <w:numId w:val="1004"/>
+        </w:numPr>
+        <w:jc w:val="both"/>
+      </w:pPr>
+      <w:r>
+        <w:t xml:space="preserve">Чому в</w:t>
+      </w:r>
+      <w:r>
+        <w:t xml:space="preserve"> </w:t>
+      </w:r>
+      <w:r>
+        <w:rPr>
+          <w:rStyle w:val="VerbatimChar"/>
+        </w:rPr>
+        <w:t xml:space="preserve">/etc/fstab</w:t>
+      </w:r>
+      <w:r>
+        <w:t xml:space="preserve"> </w:t>
+      </w:r>
+      <w:r>
+        <w:t xml:space="preserve">записують UUID, а не ім’я</w:t>
+      </w:r>
+      <w:r>
+        <w:t xml:space="preserve"> </w:t>
+      </w:r>
+      <w:r>
+        <w:rPr>
+          <w:rStyle w:val="VerbatimChar"/>
+        </w:rPr>
+        <w:t xml:space="preserve">/dev/sdb1</w:t>
+      </w:r>
+      <w:r>
+        <w:t xml:space="preserve">?</w:t>
+      </w:r>
+    </w:p>
+    <w:p>
+      <w:pPr>
+        <w:pStyle w:val="Compact"/>
+        <w:numPr>
+          <w:ilvl w:val="0"/>
+          <w:numId w:val="1004"/>
+        </w:numPr>
+        <w:jc w:val="both"/>
+      </w:pPr>
+      <w:r>
+        <w:t xml:space="preserve">Навіщо потрібен параметр</w:t>
+      </w:r>
+      <w:r>
+        <w:t xml:space="preserve"> </w:t>
+      </w:r>
+      <w:r>
+        <w:rPr>
+          <w:rStyle w:val="VerbatimChar"/>
+        </w:rPr>
+        <w:t xml:space="preserve">nofail</w:t>
+      </w:r>
+      <w:r>
+        <w:t xml:space="preserve"> </w:t>
+      </w:r>
+      <w:r>
+        <w:t xml:space="preserve">і що станеться без нього?</w:t>
+      </w:r>
+    </w:p>
+    <w:p>
+      <w:pPr>
+        <w:pStyle w:val="Compact"/>
+        <w:numPr>
+          <w:ilvl w:val="0"/>
+          <w:numId w:val="1004"/>
+        </w:numPr>
+        <w:jc w:val="both"/>
+      </w:pPr>
+      <w:r>
+        <w:t xml:space="preserve">Чому перевірку файлової системи виконують лише на відмонтованому розділі?</w:t>
+      </w:r>
+    </w:p>
+    <w:p>
+      <w:pPr>
+        <w:pStyle w:val="Compact"/>
+        <w:numPr>
+          <w:ilvl w:val="0"/>
+          <w:numId w:val="1004"/>
+        </w:numPr>
+        <w:jc w:val="both"/>
+      </w:pPr>
+      <w:r>
+        <w:t xml:space="preserve">Чому доступний обсяг на щойно створеному розділі ext4 менший за його розмір?</w:t>
+      </w:r>
+    </w:p>
+    <w:p>
+      <w:pPr>
+        <w:pStyle w:val="Compact"/>
+        <w:numPr>
+          <w:ilvl w:val="0"/>
+          <w:numId w:val="1004"/>
+        </w:numPr>
+        <w:jc w:val="both"/>
+      </w:pPr>
+      <w:r>
+        <w:t xml:space="preserve">Чому команда</w:t>
+      </w:r>
+      <w:r>
+        <w:t xml:space="preserve"> </w:t>
+      </w:r>
+      <w:r>
+        <w:rPr>
+          <w:rStyle w:val="VerbatimChar"/>
+        </w:rPr>
+        <w:t xml:space="preserve">chmod</w:t>
+      </w:r>
+      <w:r>
+        <w:t xml:space="preserve"> </w:t>
+      </w:r>
+      <w:r>
+        <w:t xml:space="preserve">не змінює права на розділі FAT32?</w:t>
+      </w:r>
+    </w:p>
+    <w:p>
+      <w:pPr>
+        <w:pStyle w:val="Compact"/>
+        <w:numPr>
+          <w:ilvl w:val="0"/>
+          <w:numId w:val="1004"/>
+        </w:numPr>
+        <w:jc w:val="both"/>
+      </w:pPr>
+      <w:r>
+        <w:t xml:space="preserve">Що станеться з попереднім вмістом каталогу, який став точкою монтування?</w:t>
+      </w:r>
+    </w:p>
+    <w:p>
+      <w:pPr>
+        <w:pStyle w:val="Compact"/>
+        <w:numPr>
+          <w:ilvl w:val="0"/>
+          <w:numId w:val="1004"/>
+        </w:numPr>
+        <w:jc w:val="both"/>
+      </w:pPr>
+      <w:r>
+        <w:t xml:space="preserve">Навіщо потрібна команда</w:t>
+      </w:r>
+      <w:r>
+        <w:t xml:space="preserve"> </w:t>
+      </w:r>
+      <w:r>
+        <w:rPr>
+          <w:rStyle w:val="VerbatimChar"/>
+        </w:rPr>
+        <w:t xml:space="preserve">mount -a</w:t>
+      </w:r>
+      <w:r>
+        <w:t xml:space="preserve"> </w:t>
+      </w:r>
+      <w:r>
+        <w:t xml:space="preserve">після редагування</w:t>
+      </w:r>
+      <w:r>
+        <w:t xml:space="preserve"> </w:t>
+      </w:r>
+      <w:r>
+        <w:rPr>
+          <w:rStyle w:val="VerbatimChar"/>
+        </w:rPr>
+        <w:t xml:space="preserve">/etc/fstab</w:t>
+      </w:r>
+      <w:r>
+        <w:t xml:space="preserve">?</w:t>
+      </w:r>
+    </w:p>
+    <w:p>
+      <w:pPr>
+        <w:pStyle w:val="Compact"/>
+        <w:numPr>
+          <w:ilvl w:val="0"/>
+          <w:numId w:val="1004"/>
+        </w:numPr>
+        <w:jc w:val="both"/>
+      </w:pPr>
+      <w:r>
+        <w:t xml:space="preserve">Чому розділ може не приймати нових файлів за наявності вільних гігабайтів?</w:t>
+      </w:r>
+    </w:p>
+    <w:bookmarkEnd w:id="27"/>
+    <w:bookmarkStart w:id="28" w:name="високий-рівень-творчий"/>
+    <w:p>
+      <w:pPr>
+        <w:pStyle w:val="Heading3"/>
+      </w:pPr>
+      <w:r>
+        <w:t xml:space="preserve">Високий рівень (творчий)</w:t>
+      </w:r>
+    </w:p>
+    <w:p>
+      <w:pPr>
+        <w:pStyle w:val="Compact"/>
+        <w:numPr>
+          <w:ilvl w:val="0"/>
+          <w:numId w:val="1005"/>
+        </w:numPr>
+        <w:jc w:val="both"/>
+      </w:pPr>
+      <w:r>
+        <w:t xml:space="preserve">Спроєктуйте схему розділів для файлового сервера, де користувачі</w:t>
+      </w:r>
+      <w:r>
+        <w:t xml:space="preserve"> </w:t>
+      </w:r>
+      <w:r>
+        <w:t xml:space="preserve">вивантажують багато дрібних файлів. Обґрунтуйте вибір файлової системи та</w:t>
+      </w:r>
+      <w:r>
+        <w:t xml:space="preserve"> </w:t>
+      </w:r>
+      <w:r>
+        <w:t xml:space="preserve">параметрів створення.</w:t>
+      </w:r>
+    </w:p>
+    <w:p>
+      <w:pPr>
+        <w:pStyle w:val="Compact"/>
+        <w:numPr>
+          <w:ilvl w:val="0"/>
+          <w:numId w:val="1005"/>
+        </w:numPr>
+        <w:jc w:val="both"/>
+      </w:pPr>
+      <w:r>
+        <w:t xml:space="preserve">Поясніть, чому перенесення даних між Linux і Windows через FAT32 зручне для</w:t>
+      </w:r>
+      <w:r>
+        <w:t xml:space="preserve"> </w:t>
+      </w:r>
+      <w:r>
+        <w:t xml:space="preserve">обміну й неприйнятне для резервного копіювання.</w:t>
+      </w:r>
+    </w:p>
+    <w:p>
+      <w:pPr>
+        <w:pStyle w:val="Compact"/>
+        <w:numPr>
+          <w:ilvl w:val="0"/>
+          <w:numId w:val="1005"/>
+        </w:numPr>
+        <w:jc w:val="both"/>
+      </w:pPr>
+      <w:r>
+        <w:t xml:space="preserve">Запропонуйте порядок дій, який мінімізує ризик знищити систему під час</w:t>
+      </w:r>
+      <w:r>
+        <w:t xml:space="preserve"> </w:t>
+      </w:r>
+      <w:r>
+        <w:t xml:space="preserve">роботи з розміткою. Опишіть щонайменше чотири перевірки.</w:t>
+      </w:r>
+    </w:p>
+    <w:p>
+      <w:pPr>
+        <w:pStyle w:val="Compact"/>
+        <w:numPr>
+          <w:ilvl w:val="0"/>
+          <w:numId w:val="1005"/>
+        </w:numPr>
+        <w:jc w:val="both"/>
+      </w:pPr>
+      <w:r>
+        <w:t xml:space="preserve">Користувач повідомляє, що після перезавантаження система не завантажується,</w:t>
+      </w:r>
+      <w:r>
+        <w:t xml:space="preserve"> </w:t>
+      </w:r>
+      <w:r>
+        <w:t xml:space="preserve">а на екрані пропонується аварійна консоль. Напередодні він редагував</w:t>
+      </w:r>
+      <w:r>
+        <w:t xml:space="preserve"> </w:t>
+      </w:r>
+      <w:r>
+        <w:rPr>
+          <w:rStyle w:val="VerbatimChar"/>
+        </w:rPr>
+        <w:t xml:space="preserve">/etc/fstab</w:t>
+      </w:r>
+      <w:r>
+        <w:t xml:space="preserve">. Побудуйте послідовність діагностики та відновлення.</w:t>
+      </w:r>
+    </w:p>
+    <w:bookmarkEnd w:id="28"/>
+    <w:bookmarkEnd w:id="29"/>
     <w:sectPr>
       <w:pgSz w:h="16838" w:orient="portrait" w:w="11906"/>
       <w:pgMar w:bottom="1134" w:footer="708" w:gutter="0" w:header="708" w:left="1418" w:right="851" w:top="1134"/>
@@ -137,8 +3911,307 @@
       </w:pPr>
     </w:lvl>
   </w:abstractNum>
+  <w:abstractNum w:abstractNumId="99411">
+    <w:nsid w:val="00A99411"/>
+    <w:multiLevelType w:val="multilevel"/>
+    <w:lvl w:ilvl="0">
+      <w:start w:val="1"/>
+      <w:numFmt w:val="decimal"/>
+      <w:lvlText w:val="%1."/>
+      <w:lvlJc w:val="left"/>
+      <w:pPr>
+        <w:ind w:left="1134" w:hanging="425"/>
+      </w:pPr>
+    </w:lvl>
+    <w:lvl w:ilvl="1">
+      <w:start w:val="1"/>
+      <w:numFmt w:val="decimal"/>
+      <w:lvlText w:val="%2."/>
+      <w:lvlJc w:val="left"/>
+      <w:pPr>
+        <w:ind w:left="1701" w:hanging="425"/>
+      </w:pPr>
+    </w:lvl>
+    <w:lvl w:ilvl="2">
+      <w:start w:val="1"/>
+      <w:numFmt w:val="decimal"/>
+      <w:lvlText w:val="%3."/>
+      <w:lvlJc w:val="left"/>
+      <w:pPr>
+        <w:ind w:left="2268" w:hanging="425"/>
+      </w:pPr>
+    </w:lvl>
+    <w:lvl w:ilvl="3">
+      <w:start w:val="1"/>
+      <w:numFmt w:val="decimal"/>
+      <w:lvlText w:val="%4."/>
+      <w:lvlJc w:val="left"/>
+      <w:pPr>
+        <w:ind w:left="2835" w:hanging="425"/>
+      </w:pPr>
+    </w:lvl>
+    <w:lvl w:ilvl="4">
+      <w:start w:val="1"/>
+      <w:numFmt w:val="decimal"/>
+      <w:lvlText w:val="%5."/>
+      <w:lvlJc w:val="left"/>
+      <w:pPr>
+        <w:ind w:left="3402" w:hanging="425"/>
+      </w:pPr>
+    </w:lvl>
+    <w:lvl w:ilvl="5">
+      <w:start w:val="1"/>
+      <w:numFmt w:val="decimal"/>
+      <w:lvlText w:val="%6."/>
+      <w:lvlJc w:val="left"/>
+      <w:pPr>
+        <w:ind w:left="3969" w:hanging="425"/>
+      </w:pPr>
+    </w:lvl>
+    <w:lvl w:ilvl="6">
+      <w:start w:val="1"/>
+      <w:numFmt w:val="decimal"/>
+      <w:lvlText w:val="%7."/>
+      <w:lvlJc w:val="left"/>
+      <w:pPr>
+        <w:ind w:left="4536" w:hanging="425"/>
+      </w:pPr>
+    </w:lvl>
+    <w:lvl w:ilvl="7">
+      <w:start w:val="1"/>
+      <w:numFmt w:val="decimal"/>
+      <w:lvlText w:val="%8."/>
+      <w:lvlJc w:val="left"/>
+      <w:pPr>
+        <w:ind w:left="5103" w:hanging="425"/>
+      </w:pPr>
+    </w:lvl>
+    <w:lvl w:ilvl="8">
+      <w:start w:val="1"/>
+      <w:numFmt w:val="decimal"/>
+      <w:lvlText w:val="%9."/>
+      <w:lvlJc w:val="left"/>
+      <w:pPr>
+        <w:ind w:left="5670" w:hanging="425"/>
+      </w:pPr>
+    </w:lvl>
+  </w:abstractNum>
+  <w:abstractNum w:abstractNumId="991">
+    <w:nsid w:val="0000A991"/>
+    <w:multiLevelType w:val="multilevel"/>
+    <w:lvl w:ilvl="0">
+      <w:numFmt w:val="bullet"/>
+      <w:lvlText w:val="–"/>
+      <w:lvlJc w:val="left"/>
+      <w:pPr>
+        <w:ind w:left="1134" w:hanging="425"/>
+      </w:pPr>
+      <w:rPr/>
+    </w:lvl>
+    <w:lvl w:ilvl="1">
+      <w:numFmt w:val="bullet"/>
+      <w:lvlText w:val="–"/>
+      <w:lvlJc w:val="left"/>
+      <w:pPr>
+        <w:ind w:left="1701" w:hanging="425"/>
+      </w:pPr>
+      <w:rPr>
+        <w:rFonts w:ascii="Courier New" w:hAnsi="Courier New" w:cs="Courier New" w:hint="default"/>
+      </w:rPr>
+    </w:lvl>
+    <w:lvl w:ilvl="2">
+      <w:numFmt w:val="bullet"/>
+      <w:lvlText w:val="–"/>
+      <w:lvlJc w:val="left"/>
+      <w:pPr>
+        <w:ind w:left="2268" w:hanging="425"/>
+      </w:pPr>
+      <w:rPr/>
+    </w:lvl>
+    <w:lvl w:ilvl="3">
+      <w:numFmt w:val="bullet"/>
+      <w:lvlText w:val="–"/>
+      <w:lvlJc w:val="left"/>
+      <w:pPr>
+        <w:ind w:left="2835" w:hanging="425"/>
+      </w:pPr>
+      <w:rPr/>
+    </w:lvl>
+    <w:lvl w:ilvl="4">
+      <w:numFmt w:val="bullet"/>
+      <w:lvlText w:val="–"/>
+      <w:lvlJc w:val="left"/>
+      <w:pPr>
+        <w:ind w:left="3402" w:hanging="425"/>
+      </w:pPr>
+      <w:rPr>
+        <w:rFonts w:ascii="Courier New" w:hAnsi="Courier New" w:cs="Courier New" w:hint="default"/>
+      </w:rPr>
+    </w:lvl>
+    <w:lvl w:ilvl="5">
+      <w:numFmt w:val="bullet"/>
+      <w:lvlText w:val="–"/>
+      <w:lvlJc w:val="left"/>
+      <w:pPr>
+        <w:ind w:left="3969" w:hanging="425"/>
+      </w:pPr>
+      <w:rPr/>
+    </w:lvl>
+    <w:lvl w:ilvl="6">
+      <w:numFmt w:val="bullet"/>
+      <w:lvlText w:val="–"/>
+      <w:lvlJc w:val="left"/>
+      <w:pPr>
+        <w:ind w:left="4536" w:hanging="425"/>
+      </w:pPr>
+      <w:rPr/>
+    </w:lvl>
+    <w:lvl w:ilvl="7">
+      <w:numFmt w:val="bullet"/>
+      <w:lvlText w:val="–"/>
+      <w:lvlJc w:val="left"/>
+      <w:pPr>
+        <w:ind w:left="5103" w:hanging="425"/>
+      </w:pPr>
+      <w:rPr>
+        <w:rFonts w:ascii="Courier New" w:hAnsi="Courier New" w:cs="Courier New" w:hint="default"/>
+      </w:rPr>
+    </w:lvl>
+    <w:lvl w:ilvl="8">
+      <w:numFmt w:val="bullet"/>
+      <w:lvlText w:val="–"/>
+      <w:lvlJc w:val="left"/>
+      <w:pPr>
+        <w:ind w:left="5670" w:hanging="425"/>
+      </w:pPr>
+      <w:rPr/>
+    </w:lvl>
+  </w:abstractNum>
   <w:num w:numId="1000">
     <w:abstractNumId w:val="990"/>
+  </w:num>
+  <w:num w:numId="1001">
+    <w:abstractNumId w:val="99411"/>
+    <w:lvlOverride w:ilvl="0">
+      <w:startOverride w:val="1"/>
+    </w:lvlOverride>
+    <w:lvlOverride w:ilvl="1">
+      <w:startOverride w:val="1"/>
+    </w:lvlOverride>
+    <w:lvlOverride w:ilvl="2">
+      <w:startOverride w:val="1"/>
+    </w:lvlOverride>
+    <w:lvlOverride w:ilvl="3">
+      <w:startOverride w:val="1"/>
+    </w:lvlOverride>
+    <w:lvlOverride w:ilvl="4">
+      <w:startOverride w:val="1"/>
+    </w:lvlOverride>
+    <w:lvlOverride w:ilvl="5">
+      <w:startOverride w:val="1"/>
+    </w:lvlOverride>
+    <w:lvlOverride w:ilvl="6">
+      <w:startOverride w:val="1"/>
+    </w:lvlOverride>
+    <w:lvlOverride w:ilvl="7">
+      <w:startOverride w:val="1"/>
+    </w:lvlOverride>
+    <w:lvlOverride w:ilvl="8">
+      <w:startOverride w:val="1"/>
+    </w:lvlOverride>
+  </w:num>
+  <w:num w:numId="1002">
+    <w:abstractNumId w:val="991"/>
+  </w:num>
+  <w:num w:numId="1003">
+    <w:abstractNumId w:val="99411"/>
+    <w:lvlOverride w:ilvl="0">
+      <w:startOverride w:val="1"/>
+    </w:lvlOverride>
+    <w:lvlOverride w:ilvl="1">
+      <w:startOverride w:val="1"/>
+    </w:lvlOverride>
+    <w:lvlOverride w:ilvl="2">
+      <w:startOverride w:val="1"/>
+    </w:lvlOverride>
+    <w:lvlOverride w:ilvl="3">
+      <w:startOverride w:val="1"/>
+    </w:lvlOverride>
+    <w:lvlOverride w:ilvl="4">
+      <w:startOverride w:val="1"/>
+    </w:lvlOverride>
+    <w:lvlOverride w:ilvl="5">
+      <w:startOverride w:val="1"/>
+    </w:lvlOverride>
+    <w:lvlOverride w:ilvl="6">
+      <w:startOverride w:val="1"/>
+    </w:lvlOverride>
+    <w:lvlOverride w:ilvl="7">
+      <w:startOverride w:val="1"/>
+    </w:lvlOverride>
+    <w:lvlOverride w:ilvl="8">
+      <w:startOverride w:val="1"/>
+    </w:lvlOverride>
+  </w:num>
+  <w:num w:numId="1004">
+    <w:abstractNumId w:val="99411"/>
+    <w:lvlOverride w:ilvl="0">
+      <w:startOverride w:val="1"/>
+    </w:lvlOverride>
+    <w:lvlOverride w:ilvl="1">
+      <w:startOverride w:val="1"/>
+    </w:lvlOverride>
+    <w:lvlOverride w:ilvl="2">
+      <w:startOverride w:val="1"/>
+    </w:lvlOverride>
+    <w:lvlOverride w:ilvl="3">
+      <w:startOverride w:val="1"/>
+    </w:lvlOverride>
+    <w:lvlOverride w:ilvl="4">
+      <w:startOverride w:val="1"/>
+    </w:lvlOverride>
+    <w:lvlOverride w:ilvl="5">
+      <w:startOverride w:val="1"/>
+    </w:lvlOverride>
+    <w:lvlOverride w:ilvl="6">
+      <w:startOverride w:val="1"/>
+    </w:lvlOverride>
+    <w:lvlOverride w:ilvl="7">
+      <w:startOverride w:val="1"/>
+    </w:lvlOverride>
+    <w:lvlOverride w:ilvl="8">
+      <w:startOverride w:val="1"/>
+    </w:lvlOverride>
+  </w:num>
+  <w:num w:numId="1005">
+    <w:abstractNumId w:val="99411"/>
+    <w:lvlOverride w:ilvl="0">
+      <w:startOverride w:val="1"/>
+    </w:lvlOverride>
+    <w:lvlOverride w:ilvl="1">
+      <w:startOverride w:val="1"/>
+    </w:lvlOverride>
+    <w:lvlOverride w:ilvl="2">
+      <w:startOverride w:val="1"/>
+    </w:lvlOverride>
+    <w:lvlOverride w:ilvl="3">
+      <w:startOverride w:val="1"/>
+    </w:lvlOverride>
+    <w:lvlOverride w:ilvl="4">
+      <w:startOverride w:val="1"/>
+    </w:lvlOverride>
+    <w:lvlOverride w:ilvl="5">
+      <w:startOverride w:val="1"/>
+    </w:lvlOverride>
+    <w:lvlOverride w:ilvl="6">
+      <w:startOverride w:val="1"/>
+    </w:lvlOverride>
+    <w:lvlOverride w:ilvl="7">
+      <w:startOverride w:val="1"/>
+    </w:lvlOverride>
+    <w:lvlOverride w:ilvl="8">
+      <w:startOverride w:val="1"/>
+    </w:lvlOverride>
   </w:num>
 </w:numbering>
 </file>
@@ -850,6 +4923,11 @@
       <w:szCs w:val="18"/>
     </w:rPr>
   </w:style>
+  <w:style w:type="paragraph" w:customStyle="1" w:styleId="TableCaption">
+    <w:name w:val="TableCaption"/>
+    <w:basedOn w:val="BodyText"/>
+    <w:qFormat/>
+  </w:style>
 </w:styles>
 </file>
 

--- a/public/labs/os/kmp-24/ЛР14_ОС_Дискові_пристрої_та_файлові_системи.docx
+++ b/public/labs/os/kmp-24/ЛР14_ОС_Дискові_пристрої_та_файлові_системи.docx
@@ -282,14 +282,63 @@
     </w:p>
     <w:p>
       <w:pPr>
-        <w:pStyle w:val="SourceCode"/>
-      </w:pPr>
-      <w:r>
-        <w:rPr>
-          <w:rStyle w:val="VerbatimChar"/>
-        </w:rPr>
-        <w:t xml:space="preserve">lsblk -o NAME,TYPE,SIZE,FSTYPE,MOUNTPOINT</w:t>
-      </w:r>
+        <w:spacing w:before="0" w:after="0" w:line="120" w:lineRule="exact"/>
+        <w:rPr>
+          <w:sz w:val="4"/>
+          <w:szCs w:val="4"/>
+        </w:rPr>
+      </w:pPr>
+    </w:p>
+    <w:tbl>
+      <w:tblPr>
+        <w:tblStyle w:val="SourceCodeTable"/>
+        <w:tblW w:type="dxa" w:w="9637"/>
+        <w:tblInd w:w="0" w:type="dxa"/>
+        <w:tblBorders>
+          <w:top w:color="BFBFBF" w:space="0" w:sz="4" w:val="single"/>
+          <w:left w:color="BFBFBF" w:space="0" w:sz="4" w:val="single"/>
+          <w:bottom w:color="BFBFBF" w:space="0" w:sz="4" w:val="single"/>
+          <w:right w:color="BFBFBF" w:space="0" w:sz="4" w:val="single"/>
+        </w:tblBorders>
+        <w:shd w:color="auto" w:fill="F4F4F4" w:val="clear"/>
+        <w:tblLayout w:type="fixed"/>
+        <w:tblCellMar>
+          <w:top w:type="dxa" w:w="113"/>
+          <w:left w:type="dxa" w:w="113"/>
+          <w:bottom w:type="dxa" w:w="113"/>
+          <w:right w:type="dxa" w:w="113"/>
+        </w:tblCellMar>
+        <w:tblLook w:val="0000" w:firstRow="0" w:lastRow="0" w:firstColumn="0" w:lastColumn="0" w:noHBand="1" w:noVBand="1"/>
+      </w:tblPr>
+      <w:tblGrid>
+        <w:gridCol w:w="9637"/>
+      </w:tblGrid>
+      <w:tr>
+        <w:tc>
+          <w:tcPr>
+            <w:tcW w:type="dxa" w:w="9637"/>
+            <w:shd w:color="auto" w:fill="F4F4F4" w:val="clear"/>
+          </w:tcPr>
+          <w:p>
+            <w:pPr>
+              <w:pStyle w:val="SourceCode"/>
+              <w:spacing w:before="0" w:after="0" w:line="200" w:lineRule="auto"/>
+            </w:pPr>
+            <w:r>
+              <w:t xml:space="preserve">lsblk -o NAME,TYPE,SIZE,FSTYPE,MOUNTPOINT</w:t>
+            </w:r>
+          </w:p>
+        </w:tc>
+      </w:tr>
+    </w:tbl>
+    <w:p>
+      <w:pPr>
+        <w:spacing w:before="0" w:after="0" w:line="120" w:lineRule="exact"/>
+        <w:rPr>
+          <w:sz w:val="4"/>
+          <w:szCs w:val="4"/>
+        </w:rPr>
+      </w:pPr>
     </w:p>
     <w:p>
       <w:pPr>
@@ -301,59 +350,108 @@
     </w:p>
     <w:p>
       <w:pPr>
-        <w:pStyle w:val="SourceCode"/>
-      </w:pPr>
-      <w:r>
-        <w:rPr>
-          <w:rStyle w:val="VerbatimChar"/>
-        </w:rPr>
-        <w:t xml:space="preserve">NAME   TYPE  SIZE FSTYPE MOUNTPOINT</w:t>
-      </w:r>
-      <w:r>
-        <w:br/>
-      </w:r>
-      <w:r>
-        <w:rPr>
-          <w:rStyle w:val="VerbatimChar"/>
-        </w:rPr>
-        <w:t xml:space="preserve">sda    disk   25G</w:t>
-      </w:r>
-      <w:r>
-        <w:br/>
-      </w:r>
-      <w:r>
-        <w:rPr>
-          <w:rStyle w:val="VerbatimChar"/>
-        </w:rPr>
-        <w:t xml:space="preserve">├─sda1 part  512M vfat   /boot/efi</w:t>
-      </w:r>
-      <w:r>
-        <w:br/>
-      </w:r>
-      <w:r>
-        <w:rPr>
-          <w:rStyle w:val="VerbatimChar"/>
-        </w:rPr>
-        <w:t xml:space="preserve">├─sda2 part   15G ext4   /</w:t>
-      </w:r>
-      <w:r>
-        <w:br/>
-      </w:r>
-      <w:r>
-        <w:rPr>
-          <w:rStyle w:val="VerbatimChar"/>
-        </w:rPr>
-        <w:t xml:space="preserve">└─sda3 part  9.5G ext4   /home</w:t>
-      </w:r>
-      <w:r>
-        <w:br/>
-      </w:r>
-      <w:r>
-        <w:rPr>
-          <w:rStyle w:val="VerbatimChar"/>
-        </w:rPr>
-        <w:t xml:space="preserve">sdb    disk    3G</w:t>
-      </w:r>
+        <w:spacing w:before="0" w:after="0" w:line="120" w:lineRule="exact"/>
+        <w:rPr>
+          <w:sz w:val="4"/>
+          <w:szCs w:val="4"/>
+        </w:rPr>
+      </w:pPr>
+    </w:p>
+    <w:tbl>
+      <w:tblPr>
+        <w:tblStyle w:val="SourceCodeTable"/>
+        <w:tblW w:type="dxa" w:w="9637"/>
+        <w:tblInd w:w="0" w:type="dxa"/>
+        <w:tblBorders>
+          <w:top w:color="BFBFBF" w:space="0" w:sz="4" w:val="single"/>
+          <w:left w:color="BFBFBF" w:space="0" w:sz="4" w:val="single"/>
+          <w:bottom w:color="BFBFBF" w:space="0" w:sz="4" w:val="single"/>
+          <w:right w:color="BFBFBF" w:space="0" w:sz="4" w:val="single"/>
+        </w:tblBorders>
+        <w:shd w:color="auto" w:fill="F4F4F4" w:val="clear"/>
+        <w:tblLayout w:type="fixed"/>
+        <w:tblCellMar>
+          <w:top w:type="dxa" w:w="113"/>
+          <w:left w:type="dxa" w:w="113"/>
+          <w:bottom w:type="dxa" w:w="113"/>
+          <w:right w:type="dxa" w:w="113"/>
+        </w:tblCellMar>
+        <w:tblLook w:val="0000" w:firstRow="0" w:lastRow="0" w:firstColumn="0" w:lastColumn="0" w:noHBand="1" w:noVBand="1"/>
+      </w:tblPr>
+      <w:tblGrid>
+        <w:gridCol w:w="9637"/>
+      </w:tblGrid>
+      <w:tr>
+        <w:tc>
+          <w:tcPr>
+            <w:tcW w:type="dxa" w:w="9637"/>
+            <w:shd w:color="auto" w:fill="F4F4F4" w:val="clear"/>
+          </w:tcPr>
+          <w:p>
+            <w:pPr>
+              <w:pStyle w:val="SourceCode"/>
+              <w:spacing w:before="0" w:after="0" w:line="200" w:lineRule="auto"/>
+            </w:pPr>
+            <w:r>
+              <w:t xml:space="preserve">NAME   TYPE  SIZE FSTYPE MOUNTPOINT</w:t>
+            </w:r>
+          </w:p>
+          <w:p>
+            <w:pPr>
+              <w:pStyle w:val="SourceCode"/>
+              <w:spacing w:before="0" w:after="0" w:line="200" w:lineRule="auto"/>
+            </w:pPr>
+            <w:r>
+              <w:t xml:space="preserve">sda    disk   25G</w:t>
+            </w:r>
+          </w:p>
+          <w:p>
+            <w:pPr>
+              <w:pStyle w:val="SourceCode"/>
+              <w:spacing w:before="0" w:after="0" w:line="200" w:lineRule="auto"/>
+            </w:pPr>
+            <w:r>
+              <w:t xml:space="preserve">├─sda1 part  512M vfat   /boot/efi</w:t>
+            </w:r>
+          </w:p>
+          <w:p>
+            <w:pPr>
+              <w:pStyle w:val="SourceCode"/>
+              <w:spacing w:before="0" w:after="0" w:line="200" w:lineRule="auto"/>
+            </w:pPr>
+            <w:r>
+              <w:t xml:space="preserve">├─sda2 part   15G ext4   /</w:t>
+            </w:r>
+          </w:p>
+          <w:p>
+            <w:pPr>
+              <w:pStyle w:val="SourceCode"/>
+              <w:spacing w:before="0" w:after="0" w:line="200" w:lineRule="auto"/>
+            </w:pPr>
+            <w:r>
+              <w:t xml:space="preserve">└─sda3 part  9.5G ext4   /home</w:t>
+            </w:r>
+          </w:p>
+          <w:p>
+            <w:pPr>
+              <w:pStyle w:val="SourceCode"/>
+              <w:spacing w:before="0" w:after="0" w:line="200" w:lineRule="auto"/>
+            </w:pPr>
+            <w:r>
+              <w:t xml:space="preserve">sdb    disk    3G</w:t>
+            </w:r>
+          </w:p>
+        </w:tc>
+      </w:tr>
+    </w:tbl>
+    <w:p>
+      <w:pPr>
+        <w:spacing w:before="0" w:after="0" w:line="120" w:lineRule="exact"/>
+        <w:rPr>
+          <w:sz w:val="4"/>
+          <w:szCs w:val="4"/>
+        </w:rPr>
+      </w:pPr>
     </w:p>
     <w:p>
       <w:pPr>
@@ -945,26 +1043,78 @@
     </w:p>
     <w:p>
       <w:pPr>
-        <w:pStyle w:val="SourceCode"/>
-      </w:pPr>
-      <w:r>
-        <w:rPr>
-          <w:rStyle w:val="VerbatimChar"/>
-        </w:rPr>
-        <w:t xml:space="preserve">до монтування                  після монтування /dev/sdb1 у /mnt/data</w:t>
-      </w:r>
-      <w:r>
-        <w:br/>
-      </w:r>
-      <w:r>
-        <w:br/>
-      </w:r>
-      <w:r>
-        <w:rPr>
-          <w:rStyle w:val="VerbatimChar"/>
-        </w:rPr>
-        <w:t xml:space="preserve">/mnt/data (порожній)           /mnt/data → вміст файлової системи sdb1</w:t>
-      </w:r>
+        <w:spacing w:before="0" w:after="0" w:line="120" w:lineRule="exact"/>
+        <w:rPr>
+          <w:sz w:val="4"/>
+          <w:szCs w:val="4"/>
+        </w:rPr>
+      </w:pPr>
+    </w:p>
+    <w:tbl>
+      <w:tblPr>
+        <w:tblStyle w:val="SourceCodeTable"/>
+        <w:tblW w:type="dxa" w:w="9637"/>
+        <w:tblInd w:w="0" w:type="dxa"/>
+        <w:tblBorders>
+          <w:top w:color="BFBFBF" w:space="0" w:sz="4" w:val="single"/>
+          <w:left w:color="BFBFBF" w:space="0" w:sz="4" w:val="single"/>
+          <w:bottom w:color="BFBFBF" w:space="0" w:sz="4" w:val="single"/>
+          <w:right w:color="BFBFBF" w:space="0" w:sz="4" w:val="single"/>
+        </w:tblBorders>
+        <w:shd w:color="auto" w:fill="F4F4F4" w:val="clear"/>
+        <w:tblLayout w:type="fixed"/>
+        <w:tblCellMar>
+          <w:top w:type="dxa" w:w="113"/>
+          <w:left w:type="dxa" w:w="113"/>
+          <w:bottom w:type="dxa" w:w="113"/>
+          <w:right w:type="dxa" w:w="113"/>
+        </w:tblCellMar>
+        <w:tblLook w:val="0000" w:firstRow="0" w:lastRow="0" w:firstColumn="0" w:lastColumn="0" w:noHBand="1" w:noVBand="1"/>
+      </w:tblPr>
+      <w:tblGrid>
+        <w:gridCol w:w="9637"/>
+      </w:tblGrid>
+      <w:tr>
+        <w:tc>
+          <w:tcPr>
+            <w:tcW w:type="dxa" w:w="9637"/>
+            <w:shd w:color="auto" w:fill="F4F4F4" w:val="clear"/>
+          </w:tcPr>
+          <w:p>
+            <w:pPr>
+              <w:pStyle w:val="SourceCode"/>
+              <w:spacing w:before="0" w:after="0" w:line="200" w:lineRule="auto"/>
+            </w:pPr>
+            <w:r>
+              <w:t xml:space="preserve">до монтування                  після монтування /dev/sdb1 у /mnt/data</w:t>
+            </w:r>
+          </w:p>
+          <w:p>
+            <w:pPr>
+              <w:pStyle w:val="SourceCode"/>
+              <w:spacing w:before="0" w:after="0" w:line="200" w:lineRule="auto"/>
+            </w:pPr>
+          </w:p>
+          <w:p>
+            <w:pPr>
+              <w:pStyle w:val="SourceCode"/>
+              <w:spacing w:before="0" w:after="0" w:line="200" w:lineRule="auto"/>
+            </w:pPr>
+            <w:r>
+              <w:t xml:space="preserve">/mnt/data (порожній)           /mnt/data → вміст файлової системи sdb1</w:t>
+            </w:r>
+          </w:p>
+        </w:tc>
+      </w:tr>
+    </w:tbl>
+    <w:p>
+      <w:pPr>
+        <w:spacing w:before="0" w:after="0" w:line="120" w:lineRule="exact"/>
+        <w:rPr>
+          <w:sz w:val="4"/>
+          <w:szCs w:val="4"/>
+        </w:rPr>
+      </w:pPr>
     </w:p>
     <w:bookmarkEnd w:id="12"/>
     <w:bookmarkStart w:id="13" w:name="автоматичне-монтування"/>
@@ -1035,23 +1185,72 @@
     </w:p>
     <w:p>
       <w:pPr>
-        <w:pStyle w:val="SourceCode"/>
-      </w:pPr>
-      <w:r>
-        <w:rPr>
-          <w:rStyle w:val="VerbatimChar"/>
-        </w:rPr>
-        <w:t xml:space="preserve">UUID=1f2e3d4c-...  /mnt/data  ext4  defaults,nofail  0  2</w:t>
-      </w:r>
-      <w:r>
-        <w:br/>
-      </w:r>
-      <w:r>
-        <w:rPr>
-          <w:rStyle w:val="VerbatimChar"/>
-        </w:rPr>
-        <w:t xml:space="preserve">   пристрій        точка      тип   параметри       dump fsck</w:t>
-      </w:r>
+        <w:spacing w:before="0" w:after="0" w:line="120" w:lineRule="exact"/>
+        <w:rPr>
+          <w:sz w:val="4"/>
+          <w:szCs w:val="4"/>
+        </w:rPr>
+      </w:pPr>
+    </w:p>
+    <w:tbl>
+      <w:tblPr>
+        <w:tblStyle w:val="SourceCodeTable"/>
+        <w:tblW w:type="dxa" w:w="9637"/>
+        <w:tblInd w:w="0" w:type="dxa"/>
+        <w:tblBorders>
+          <w:top w:color="BFBFBF" w:space="0" w:sz="4" w:val="single"/>
+          <w:left w:color="BFBFBF" w:space="0" w:sz="4" w:val="single"/>
+          <w:bottom w:color="BFBFBF" w:space="0" w:sz="4" w:val="single"/>
+          <w:right w:color="BFBFBF" w:space="0" w:sz="4" w:val="single"/>
+        </w:tblBorders>
+        <w:shd w:color="auto" w:fill="F4F4F4" w:val="clear"/>
+        <w:tblLayout w:type="fixed"/>
+        <w:tblCellMar>
+          <w:top w:type="dxa" w:w="113"/>
+          <w:left w:type="dxa" w:w="113"/>
+          <w:bottom w:type="dxa" w:w="113"/>
+          <w:right w:type="dxa" w:w="113"/>
+        </w:tblCellMar>
+        <w:tblLook w:val="0000" w:firstRow="0" w:lastRow="0" w:firstColumn="0" w:lastColumn="0" w:noHBand="1" w:noVBand="1"/>
+      </w:tblPr>
+      <w:tblGrid>
+        <w:gridCol w:w="9637"/>
+      </w:tblGrid>
+      <w:tr>
+        <w:tc>
+          <w:tcPr>
+            <w:tcW w:type="dxa" w:w="9637"/>
+            <w:shd w:color="auto" w:fill="F4F4F4" w:val="clear"/>
+          </w:tcPr>
+          <w:p>
+            <w:pPr>
+              <w:pStyle w:val="SourceCode"/>
+              <w:spacing w:before="0" w:after="0" w:line="200" w:lineRule="auto"/>
+            </w:pPr>
+            <w:r>
+              <w:t xml:space="preserve">UUID=1f2e3d4c-...  /mnt/data  ext4  defaults,nofail  0  2</w:t>
+            </w:r>
+          </w:p>
+          <w:p>
+            <w:pPr>
+              <w:pStyle w:val="SourceCode"/>
+              <w:spacing w:before="0" w:after="0" w:line="200" w:lineRule="auto"/>
+            </w:pPr>
+            <w:r>
+              <w:t xml:space="preserve">   пристрій        точка      тип   параметри       dump fsck</w:t>
+            </w:r>
+          </w:p>
+        </w:tc>
+      </w:tr>
+    </w:tbl>
+    <w:p>
+      <w:pPr>
+        <w:spacing w:before="0" w:after="0" w:line="120" w:lineRule="exact"/>
+        <w:rPr>
+          <w:sz w:val="4"/>
+          <w:szCs w:val="4"/>
+        </w:rPr>
+      </w:pPr>
     </w:p>
     <w:p>
       <w:pPr>
@@ -1119,23 +1318,72 @@
     </w:p>
     <w:p>
       <w:pPr>
-        <w:pStyle w:val="SourceCode"/>
-      </w:pPr>
-      <w:r>
-        <w:rPr>
-          <w:rStyle w:val="VerbatimChar"/>
-        </w:rPr>
-        <w:t xml:space="preserve">lsblk -o NAME,TYPE,SIZE,FSTYPE,MOUNTPOINT</w:t>
-      </w:r>
-      <w:r>
-        <w:br/>
-      </w:r>
-      <w:r>
-        <w:rPr>
-          <w:rStyle w:val="VerbatimChar"/>
-        </w:rPr>
-        <w:t xml:space="preserve">sudo fdisk -l /dev/sdb</w:t>
-      </w:r>
+        <w:spacing w:before="0" w:after="0" w:line="120" w:lineRule="exact"/>
+        <w:rPr>
+          <w:sz w:val="4"/>
+          <w:szCs w:val="4"/>
+        </w:rPr>
+      </w:pPr>
+    </w:p>
+    <w:tbl>
+      <w:tblPr>
+        <w:tblStyle w:val="SourceCodeTable"/>
+        <w:tblW w:type="dxa" w:w="9637"/>
+        <w:tblInd w:w="0" w:type="dxa"/>
+        <w:tblBorders>
+          <w:top w:color="BFBFBF" w:space="0" w:sz="4" w:val="single"/>
+          <w:left w:color="BFBFBF" w:space="0" w:sz="4" w:val="single"/>
+          <w:bottom w:color="BFBFBF" w:space="0" w:sz="4" w:val="single"/>
+          <w:right w:color="BFBFBF" w:space="0" w:sz="4" w:val="single"/>
+        </w:tblBorders>
+        <w:shd w:color="auto" w:fill="F4F4F4" w:val="clear"/>
+        <w:tblLayout w:type="fixed"/>
+        <w:tblCellMar>
+          <w:top w:type="dxa" w:w="113"/>
+          <w:left w:type="dxa" w:w="113"/>
+          <w:bottom w:type="dxa" w:w="113"/>
+          <w:right w:type="dxa" w:w="113"/>
+        </w:tblCellMar>
+        <w:tblLook w:val="0000" w:firstRow="0" w:lastRow="0" w:firstColumn="0" w:lastColumn="0" w:noHBand="1" w:noVBand="1"/>
+      </w:tblPr>
+      <w:tblGrid>
+        <w:gridCol w:w="9637"/>
+      </w:tblGrid>
+      <w:tr>
+        <w:tc>
+          <w:tcPr>
+            <w:tcW w:type="dxa" w:w="9637"/>
+            <w:shd w:color="auto" w:fill="F4F4F4" w:val="clear"/>
+          </w:tcPr>
+          <w:p>
+            <w:pPr>
+              <w:pStyle w:val="SourceCode"/>
+              <w:spacing w:before="0" w:after="0" w:line="200" w:lineRule="auto"/>
+            </w:pPr>
+            <w:r>
+              <w:t xml:space="preserve">lsblk -o NAME,TYPE,SIZE,FSTYPE,MOUNTPOINT</w:t>
+            </w:r>
+          </w:p>
+          <w:p>
+            <w:pPr>
+              <w:pStyle w:val="SourceCode"/>
+              <w:spacing w:before="0" w:after="0" w:line="200" w:lineRule="auto"/>
+            </w:pPr>
+            <w:r>
+              <w:t xml:space="preserve">sudo fdisk -l /dev/sdb</w:t>
+            </w:r>
+          </w:p>
+        </w:tc>
+      </w:tr>
+    </w:tbl>
+    <w:p>
+      <w:pPr>
+        <w:spacing w:before="0" w:after="0" w:line="120" w:lineRule="exact"/>
+        <w:rPr>
+          <w:sz w:val="4"/>
+          <w:szCs w:val="4"/>
+        </w:rPr>
+      </w:pPr>
     </w:p>
     <w:p>
       <w:pPr>
@@ -1147,32 +1395,81 @@
     </w:p>
     <w:p>
       <w:pPr>
-        <w:pStyle w:val="SourceCode"/>
-      </w:pPr>
-      <w:r>
-        <w:rPr>
-          <w:rStyle w:val="VerbatimChar"/>
-        </w:rPr>
-        <w:t xml:space="preserve">Disk /dev/sdb: 3 GiB, 3221225472 bytes, 6291456 sectors</w:t>
-      </w:r>
-      <w:r>
-        <w:br/>
-      </w:r>
-      <w:r>
-        <w:rPr>
-          <w:rStyle w:val="VerbatimChar"/>
-        </w:rPr>
-        <w:t xml:space="preserve">Units: sectors of 1 * 512 = 512 bytes</w:t>
-      </w:r>
-      <w:r>
-        <w:br/>
-      </w:r>
-      <w:r>
-        <w:rPr>
-          <w:rStyle w:val="VerbatimChar"/>
-        </w:rPr>
-        <w:t xml:space="preserve">Sector size (logical/physical): 512 bytes / 512 bytes</w:t>
-      </w:r>
+        <w:spacing w:before="0" w:after="0" w:line="120" w:lineRule="exact"/>
+        <w:rPr>
+          <w:sz w:val="4"/>
+          <w:szCs w:val="4"/>
+        </w:rPr>
+      </w:pPr>
+    </w:p>
+    <w:tbl>
+      <w:tblPr>
+        <w:tblStyle w:val="SourceCodeTable"/>
+        <w:tblW w:type="dxa" w:w="9637"/>
+        <w:tblInd w:w="0" w:type="dxa"/>
+        <w:tblBorders>
+          <w:top w:color="BFBFBF" w:space="0" w:sz="4" w:val="single"/>
+          <w:left w:color="BFBFBF" w:space="0" w:sz="4" w:val="single"/>
+          <w:bottom w:color="BFBFBF" w:space="0" w:sz="4" w:val="single"/>
+          <w:right w:color="BFBFBF" w:space="0" w:sz="4" w:val="single"/>
+        </w:tblBorders>
+        <w:shd w:color="auto" w:fill="F4F4F4" w:val="clear"/>
+        <w:tblLayout w:type="fixed"/>
+        <w:tblCellMar>
+          <w:top w:type="dxa" w:w="113"/>
+          <w:left w:type="dxa" w:w="113"/>
+          <w:bottom w:type="dxa" w:w="113"/>
+          <w:right w:type="dxa" w:w="113"/>
+        </w:tblCellMar>
+        <w:tblLook w:val="0000" w:firstRow="0" w:lastRow="0" w:firstColumn="0" w:lastColumn="0" w:noHBand="1" w:noVBand="1"/>
+      </w:tblPr>
+      <w:tblGrid>
+        <w:gridCol w:w="9637"/>
+      </w:tblGrid>
+      <w:tr>
+        <w:tc>
+          <w:tcPr>
+            <w:tcW w:type="dxa" w:w="9637"/>
+            <w:shd w:color="auto" w:fill="F4F4F4" w:val="clear"/>
+          </w:tcPr>
+          <w:p>
+            <w:pPr>
+              <w:pStyle w:val="SourceCode"/>
+              <w:spacing w:before="0" w:after="0" w:line="200" w:lineRule="auto"/>
+            </w:pPr>
+            <w:r>
+              <w:t xml:space="preserve">Disk /dev/sdb: 3 GiB, 3221225472 bytes, 6291456 sectors</w:t>
+            </w:r>
+          </w:p>
+          <w:p>
+            <w:pPr>
+              <w:pStyle w:val="SourceCode"/>
+              <w:spacing w:before="0" w:after="0" w:line="200" w:lineRule="auto"/>
+            </w:pPr>
+            <w:r>
+              <w:t xml:space="preserve">Units: sectors of 1 * 512 = 512 bytes</w:t>
+            </w:r>
+          </w:p>
+          <w:p>
+            <w:pPr>
+              <w:pStyle w:val="SourceCode"/>
+              <w:spacing w:before="0" w:after="0" w:line="200" w:lineRule="auto"/>
+            </w:pPr>
+            <w:r>
+              <w:t xml:space="preserve">Sector size (logical/physical): 512 bytes / 512 bytes</w:t>
+            </w:r>
+          </w:p>
+        </w:tc>
+      </w:tr>
+    </w:tbl>
+    <w:p>
+      <w:pPr>
+        <w:spacing w:before="0" w:after="0" w:line="120" w:lineRule="exact"/>
+        <w:rPr>
+          <w:sz w:val="4"/>
+          <w:szCs w:val="4"/>
+        </w:rPr>
+      </w:pPr>
     </w:p>
     <w:p>
       <w:pPr>
@@ -1209,59 +1506,108 @@
     </w:p>
     <w:p>
       <w:pPr>
-        <w:pStyle w:val="SourceCode"/>
-      </w:pPr>
-      <w:r>
-        <w:rPr>
-          <w:rStyle w:val="VerbatimChar"/>
-        </w:rPr>
-        <w:t xml:space="preserve"># Неінтерактивно: GPT, розділ 1 на 1 ГБ, розділ 2 на решту</w:t>
-      </w:r>
-      <w:r>
-        <w:br/>
-      </w:r>
-      <w:r>
-        <w:rPr>
-          <w:rStyle w:val="VerbatimChar"/>
-        </w:rPr>
-        <w:t xml:space="preserve">sudo sgdisk --zap-all /dev/sdb</w:t>
-      </w:r>
-      <w:r>
-        <w:br/>
-      </w:r>
-      <w:r>
-        <w:rPr>
-          <w:rStyle w:val="VerbatimChar"/>
-        </w:rPr>
-        <w:t xml:space="preserve">sudo sgdisk --new=1:0:+1G --typecode=1:8300 --change-name=1:data1 /dev/sdb</w:t>
-      </w:r>
-      <w:r>
-        <w:br/>
-      </w:r>
-      <w:r>
-        <w:rPr>
-          <w:rStyle w:val="VerbatimChar"/>
-        </w:rPr>
-        <w:t xml:space="preserve">sudo sgdisk --new=2:0:0   --typecode=2:8300 --change-name=2:data2 /dev/sdb</w:t>
-      </w:r>
-      <w:r>
-        <w:br/>
-      </w:r>
-      <w:r>
-        <w:rPr>
-          <w:rStyle w:val="VerbatimChar"/>
-        </w:rPr>
-        <w:t xml:space="preserve">sudo partprobe /dev/sdb</w:t>
-      </w:r>
-      <w:r>
-        <w:br/>
-      </w:r>
-      <w:r>
-        <w:rPr>
-          <w:rStyle w:val="VerbatimChar"/>
-        </w:rPr>
-        <w:t xml:space="preserve">lsblk /dev/sdb</w:t>
-      </w:r>
+        <w:spacing w:before="0" w:after="0" w:line="120" w:lineRule="exact"/>
+        <w:rPr>
+          <w:sz w:val="4"/>
+          <w:szCs w:val="4"/>
+        </w:rPr>
+      </w:pPr>
+    </w:p>
+    <w:tbl>
+      <w:tblPr>
+        <w:tblStyle w:val="SourceCodeTable"/>
+        <w:tblW w:type="dxa" w:w="9637"/>
+        <w:tblInd w:w="0" w:type="dxa"/>
+        <w:tblBorders>
+          <w:top w:color="BFBFBF" w:space="0" w:sz="4" w:val="single"/>
+          <w:left w:color="BFBFBF" w:space="0" w:sz="4" w:val="single"/>
+          <w:bottom w:color="BFBFBF" w:space="0" w:sz="4" w:val="single"/>
+          <w:right w:color="BFBFBF" w:space="0" w:sz="4" w:val="single"/>
+        </w:tblBorders>
+        <w:shd w:color="auto" w:fill="F4F4F4" w:val="clear"/>
+        <w:tblLayout w:type="fixed"/>
+        <w:tblCellMar>
+          <w:top w:type="dxa" w:w="113"/>
+          <w:left w:type="dxa" w:w="113"/>
+          <w:bottom w:type="dxa" w:w="113"/>
+          <w:right w:type="dxa" w:w="113"/>
+        </w:tblCellMar>
+        <w:tblLook w:val="0000" w:firstRow="0" w:lastRow="0" w:firstColumn="0" w:lastColumn="0" w:noHBand="1" w:noVBand="1"/>
+      </w:tblPr>
+      <w:tblGrid>
+        <w:gridCol w:w="9637"/>
+      </w:tblGrid>
+      <w:tr>
+        <w:tc>
+          <w:tcPr>
+            <w:tcW w:type="dxa" w:w="9637"/>
+            <w:shd w:color="auto" w:fill="F4F4F4" w:val="clear"/>
+          </w:tcPr>
+          <w:p>
+            <w:pPr>
+              <w:pStyle w:val="SourceCode"/>
+              <w:spacing w:before="0" w:after="0" w:line="200" w:lineRule="auto"/>
+            </w:pPr>
+            <w:r>
+              <w:t xml:space="preserve"># Неінтерактивно: GPT, розділ 1 на 1 ГБ, розділ 2 на решту</w:t>
+            </w:r>
+          </w:p>
+          <w:p>
+            <w:pPr>
+              <w:pStyle w:val="SourceCode"/>
+              <w:spacing w:before="0" w:after="0" w:line="200" w:lineRule="auto"/>
+            </w:pPr>
+            <w:r>
+              <w:t xml:space="preserve">sudo sgdisk --zap-all /dev/sdb</w:t>
+            </w:r>
+          </w:p>
+          <w:p>
+            <w:pPr>
+              <w:pStyle w:val="SourceCode"/>
+              <w:spacing w:before="0" w:after="0" w:line="200" w:lineRule="auto"/>
+            </w:pPr>
+            <w:r>
+              <w:t xml:space="preserve">sudo sgdisk --new=1:0:+1G --typecode=1:8300 --change-name=1:data1 /dev/sdb</w:t>
+            </w:r>
+          </w:p>
+          <w:p>
+            <w:pPr>
+              <w:pStyle w:val="SourceCode"/>
+              <w:spacing w:before="0" w:after="0" w:line="200" w:lineRule="auto"/>
+            </w:pPr>
+            <w:r>
+              <w:t xml:space="preserve">sudo sgdisk --new=2:0:0   --typecode=2:8300 --change-name=2:data2 /dev/sdb</w:t>
+            </w:r>
+          </w:p>
+          <w:p>
+            <w:pPr>
+              <w:pStyle w:val="SourceCode"/>
+              <w:spacing w:before="0" w:after="0" w:line="200" w:lineRule="auto"/>
+            </w:pPr>
+            <w:r>
+              <w:t xml:space="preserve">sudo partprobe /dev/sdb</w:t>
+            </w:r>
+          </w:p>
+          <w:p>
+            <w:pPr>
+              <w:pStyle w:val="SourceCode"/>
+              <w:spacing w:before="0" w:after="0" w:line="200" w:lineRule="auto"/>
+            </w:pPr>
+            <w:r>
+              <w:t xml:space="preserve">lsblk /dev/sdb</w:t>
+            </w:r>
+          </w:p>
+        </w:tc>
+      </w:tr>
+    </w:tbl>
+    <w:p>
+      <w:pPr>
+        <w:spacing w:before="0" w:after="0" w:line="120" w:lineRule="exact"/>
+        <w:rPr>
+          <w:sz w:val="4"/>
+          <w:szCs w:val="4"/>
+        </w:rPr>
+      </w:pPr>
     </w:p>
     <w:p>
       <w:pPr>
@@ -1273,41 +1619,90 @@
     </w:p>
     <w:p>
       <w:pPr>
-        <w:pStyle w:val="SourceCode"/>
-      </w:pPr>
-      <w:r>
-        <w:rPr>
-          <w:rStyle w:val="VerbatimChar"/>
-        </w:rPr>
-        <w:t xml:space="preserve">NAME   MAJ:MIN RM SIZE RO TYPE MOUNTPOINT</w:t>
-      </w:r>
-      <w:r>
-        <w:br/>
-      </w:r>
-      <w:r>
-        <w:rPr>
-          <w:rStyle w:val="VerbatimChar"/>
-        </w:rPr>
-        <w:t xml:space="preserve">sdb      8:16   0   3G  0 disk</w:t>
-      </w:r>
-      <w:r>
-        <w:br/>
-      </w:r>
-      <w:r>
-        <w:rPr>
-          <w:rStyle w:val="VerbatimChar"/>
-        </w:rPr>
-        <w:t xml:space="preserve">├─sdb1   8:17   0   1G  0 part</w:t>
-      </w:r>
-      <w:r>
-        <w:br/>
-      </w:r>
-      <w:r>
-        <w:rPr>
-          <w:rStyle w:val="VerbatimChar"/>
-        </w:rPr>
-        <w:t xml:space="preserve">└─sdb2   8:18   0   2G  0 part</w:t>
-      </w:r>
+        <w:spacing w:before="0" w:after="0" w:line="120" w:lineRule="exact"/>
+        <w:rPr>
+          <w:sz w:val="4"/>
+          <w:szCs w:val="4"/>
+        </w:rPr>
+      </w:pPr>
+    </w:p>
+    <w:tbl>
+      <w:tblPr>
+        <w:tblStyle w:val="SourceCodeTable"/>
+        <w:tblW w:type="dxa" w:w="9637"/>
+        <w:tblInd w:w="0" w:type="dxa"/>
+        <w:tblBorders>
+          <w:top w:color="BFBFBF" w:space="0" w:sz="4" w:val="single"/>
+          <w:left w:color="BFBFBF" w:space="0" w:sz="4" w:val="single"/>
+          <w:bottom w:color="BFBFBF" w:space="0" w:sz="4" w:val="single"/>
+          <w:right w:color="BFBFBF" w:space="0" w:sz="4" w:val="single"/>
+        </w:tblBorders>
+        <w:shd w:color="auto" w:fill="F4F4F4" w:val="clear"/>
+        <w:tblLayout w:type="fixed"/>
+        <w:tblCellMar>
+          <w:top w:type="dxa" w:w="113"/>
+          <w:left w:type="dxa" w:w="113"/>
+          <w:bottom w:type="dxa" w:w="113"/>
+          <w:right w:type="dxa" w:w="113"/>
+        </w:tblCellMar>
+        <w:tblLook w:val="0000" w:firstRow="0" w:lastRow="0" w:firstColumn="0" w:lastColumn="0" w:noHBand="1" w:noVBand="1"/>
+      </w:tblPr>
+      <w:tblGrid>
+        <w:gridCol w:w="9637"/>
+      </w:tblGrid>
+      <w:tr>
+        <w:tc>
+          <w:tcPr>
+            <w:tcW w:type="dxa" w:w="9637"/>
+            <w:shd w:color="auto" w:fill="F4F4F4" w:val="clear"/>
+          </w:tcPr>
+          <w:p>
+            <w:pPr>
+              <w:pStyle w:val="SourceCode"/>
+              <w:spacing w:before="0" w:after="0" w:line="200" w:lineRule="auto"/>
+            </w:pPr>
+            <w:r>
+              <w:t xml:space="preserve">NAME   MAJ:MIN RM SIZE RO TYPE MOUNTPOINT</w:t>
+            </w:r>
+          </w:p>
+          <w:p>
+            <w:pPr>
+              <w:pStyle w:val="SourceCode"/>
+              <w:spacing w:before="0" w:after="0" w:line="200" w:lineRule="auto"/>
+            </w:pPr>
+            <w:r>
+              <w:t xml:space="preserve">sdb      8:16   0   3G  0 disk</w:t>
+            </w:r>
+          </w:p>
+          <w:p>
+            <w:pPr>
+              <w:pStyle w:val="SourceCode"/>
+              <w:spacing w:before="0" w:after="0" w:line="200" w:lineRule="auto"/>
+            </w:pPr>
+            <w:r>
+              <w:t xml:space="preserve">├─sdb1   8:17   0   1G  0 part</w:t>
+            </w:r>
+          </w:p>
+          <w:p>
+            <w:pPr>
+              <w:pStyle w:val="SourceCode"/>
+              <w:spacing w:before="0" w:after="0" w:line="200" w:lineRule="auto"/>
+            </w:pPr>
+            <w:r>
+              <w:t xml:space="preserve">└─sdb2   8:18   0   2G  0 part</w:t>
+            </w:r>
+          </w:p>
+        </w:tc>
+      </w:tr>
+    </w:tbl>
+    <w:p>
+      <w:pPr>
+        <w:spacing w:before="0" w:after="0" w:line="120" w:lineRule="exact"/>
+        <w:rPr>
+          <w:sz w:val="4"/>
+          <w:szCs w:val="4"/>
+        </w:rPr>
+      </w:pPr>
     </w:p>
     <w:bookmarkEnd w:id="16"/>
     <w:bookmarkStart w:id="17" w:name="крок-3.-створення-файлових-систем"/>
@@ -1321,32 +1716,81 @@
     </w:p>
     <w:p>
       <w:pPr>
-        <w:pStyle w:val="SourceCode"/>
-      </w:pPr>
-      <w:r>
-        <w:rPr>
-          <w:rStyle w:val="VerbatimChar"/>
-        </w:rPr>
-        <w:t xml:space="preserve">sudo mkfs.ext4 -L LABDATA1 /dev/sdb1</w:t>
-      </w:r>
-      <w:r>
-        <w:br/>
-      </w:r>
-      <w:r>
-        <w:rPr>
-          <w:rStyle w:val="VerbatimChar"/>
-        </w:rPr>
-        <w:t xml:space="preserve">sudo mkfs.vfat -n LABDATA2 /dev/sdb2</w:t>
-      </w:r>
-      <w:r>
-        <w:br/>
-      </w:r>
-      <w:r>
-        <w:rPr>
-          <w:rStyle w:val="VerbatimChar"/>
-        </w:rPr>
-        <w:t xml:space="preserve">lsblk -o NAME,SIZE,FSTYPE,LABEL /dev/sdb</w:t>
-      </w:r>
+        <w:spacing w:before="0" w:after="0" w:line="120" w:lineRule="exact"/>
+        <w:rPr>
+          <w:sz w:val="4"/>
+          <w:szCs w:val="4"/>
+        </w:rPr>
+      </w:pPr>
+    </w:p>
+    <w:tbl>
+      <w:tblPr>
+        <w:tblStyle w:val="SourceCodeTable"/>
+        <w:tblW w:type="dxa" w:w="9637"/>
+        <w:tblInd w:w="0" w:type="dxa"/>
+        <w:tblBorders>
+          <w:top w:color="BFBFBF" w:space="0" w:sz="4" w:val="single"/>
+          <w:left w:color="BFBFBF" w:space="0" w:sz="4" w:val="single"/>
+          <w:bottom w:color="BFBFBF" w:space="0" w:sz="4" w:val="single"/>
+          <w:right w:color="BFBFBF" w:space="0" w:sz="4" w:val="single"/>
+        </w:tblBorders>
+        <w:shd w:color="auto" w:fill="F4F4F4" w:val="clear"/>
+        <w:tblLayout w:type="fixed"/>
+        <w:tblCellMar>
+          <w:top w:type="dxa" w:w="113"/>
+          <w:left w:type="dxa" w:w="113"/>
+          <w:bottom w:type="dxa" w:w="113"/>
+          <w:right w:type="dxa" w:w="113"/>
+        </w:tblCellMar>
+        <w:tblLook w:val="0000" w:firstRow="0" w:lastRow="0" w:firstColumn="0" w:lastColumn="0" w:noHBand="1" w:noVBand="1"/>
+      </w:tblPr>
+      <w:tblGrid>
+        <w:gridCol w:w="9637"/>
+      </w:tblGrid>
+      <w:tr>
+        <w:tc>
+          <w:tcPr>
+            <w:tcW w:type="dxa" w:w="9637"/>
+            <w:shd w:color="auto" w:fill="F4F4F4" w:val="clear"/>
+          </w:tcPr>
+          <w:p>
+            <w:pPr>
+              <w:pStyle w:val="SourceCode"/>
+              <w:spacing w:before="0" w:after="0" w:line="200" w:lineRule="auto"/>
+            </w:pPr>
+            <w:r>
+              <w:t xml:space="preserve">sudo mkfs.ext4 -L LABDATA1 /dev/sdb1</w:t>
+            </w:r>
+          </w:p>
+          <w:p>
+            <w:pPr>
+              <w:pStyle w:val="SourceCode"/>
+              <w:spacing w:before="0" w:after="0" w:line="200" w:lineRule="auto"/>
+            </w:pPr>
+            <w:r>
+              <w:t xml:space="preserve">sudo mkfs.vfat -n LABDATA2 /dev/sdb2</w:t>
+            </w:r>
+          </w:p>
+          <w:p>
+            <w:pPr>
+              <w:pStyle w:val="SourceCode"/>
+              <w:spacing w:before="0" w:after="0" w:line="200" w:lineRule="auto"/>
+            </w:pPr>
+            <w:r>
+              <w:t xml:space="preserve">lsblk -o NAME,SIZE,FSTYPE,LABEL /dev/sdb</w:t>
+            </w:r>
+          </w:p>
+        </w:tc>
+      </w:tr>
+    </w:tbl>
+    <w:p>
+      <w:pPr>
+        <w:spacing w:before="0" w:after="0" w:line="120" w:lineRule="exact"/>
+        <w:rPr>
+          <w:sz w:val="4"/>
+          <w:szCs w:val="4"/>
+        </w:rPr>
+      </w:pPr>
     </w:p>
     <w:p>
       <w:pPr>
@@ -1358,41 +1802,90 @@
     </w:p>
     <w:p>
       <w:pPr>
-        <w:pStyle w:val="SourceCode"/>
-      </w:pPr>
-      <w:r>
-        <w:rPr>
-          <w:rStyle w:val="VerbatimChar"/>
-        </w:rPr>
-        <w:t xml:space="preserve">NAME   SIZE FSTYPE LABEL</w:t>
-      </w:r>
-      <w:r>
-        <w:br/>
-      </w:r>
-      <w:r>
-        <w:rPr>
-          <w:rStyle w:val="VerbatimChar"/>
-        </w:rPr>
-        <w:t xml:space="preserve">sdb      3G</w:t>
-      </w:r>
-      <w:r>
-        <w:br/>
-      </w:r>
-      <w:r>
-        <w:rPr>
-          <w:rStyle w:val="VerbatimChar"/>
-        </w:rPr>
-        <w:t xml:space="preserve">├─sdb1   1G ext4   LABDATA1</w:t>
-      </w:r>
-      <w:r>
-        <w:br/>
-      </w:r>
-      <w:r>
-        <w:rPr>
-          <w:rStyle w:val="VerbatimChar"/>
-        </w:rPr>
-        <w:t xml:space="preserve">└─sdb2   2G vfat   LABDATA2</w:t>
-      </w:r>
+        <w:spacing w:before="0" w:after="0" w:line="120" w:lineRule="exact"/>
+        <w:rPr>
+          <w:sz w:val="4"/>
+          <w:szCs w:val="4"/>
+        </w:rPr>
+      </w:pPr>
+    </w:p>
+    <w:tbl>
+      <w:tblPr>
+        <w:tblStyle w:val="SourceCodeTable"/>
+        <w:tblW w:type="dxa" w:w="9637"/>
+        <w:tblInd w:w="0" w:type="dxa"/>
+        <w:tblBorders>
+          <w:top w:color="BFBFBF" w:space="0" w:sz="4" w:val="single"/>
+          <w:left w:color="BFBFBF" w:space="0" w:sz="4" w:val="single"/>
+          <w:bottom w:color="BFBFBF" w:space="0" w:sz="4" w:val="single"/>
+          <w:right w:color="BFBFBF" w:space="0" w:sz="4" w:val="single"/>
+        </w:tblBorders>
+        <w:shd w:color="auto" w:fill="F4F4F4" w:val="clear"/>
+        <w:tblLayout w:type="fixed"/>
+        <w:tblCellMar>
+          <w:top w:type="dxa" w:w="113"/>
+          <w:left w:type="dxa" w:w="113"/>
+          <w:bottom w:type="dxa" w:w="113"/>
+          <w:right w:type="dxa" w:w="113"/>
+        </w:tblCellMar>
+        <w:tblLook w:val="0000" w:firstRow="0" w:lastRow="0" w:firstColumn="0" w:lastColumn="0" w:noHBand="1" w:noVBand="1"/>
+      </w:tblPr>
+      <w:tblGrid>
+        <w:gridCol w:w="9637"/>
+      </w:tblGrid>
+      <w:tr>
+        <w:tc>
+          <w:tcPr>
+            <w:tcW w:type="dxa" w:w="9637"/>
+            <w:shd w:color="auto" w:fill="F4F4F4" w:val="clear"/>
+          </w:tcPr>
+          <w:p>
+            <w:pPr>
+              <w:pStyle w:val="SourceCode"/>
+              <w:spacing w:before="0" w:after="0" w:line="200" w:lineRule="auto"/>
+            </w:pPr>
+            <w:r>
+              <w:t xml:space="preserve">NAME   SIZE FSTYPE LABEL</w:t>
+            </w:r>
+          </w:p>
+          <w:p>
+            <w:pPr>
+              <w:pStyle w:val="SourceCode"/>
+              <w:spacing w:before="0" w:after="0" w:line="200" w:lineRule="auto"/>
+            </w:pPr>
+            <w:r>
+              <w:t xml:space="preserve">sdb      3G</w:t>
+            </w:r>
+          </w:p>
+          <w:p>
+            <w:pPr>
+              <w:pStyle w:val="SourceCode"/>
+              <w:spacing w:before="0" w:after="0" w:line="200" w:lineRule="auto"/>
+            </w:pPr>
+            <w:r>
+              <w:t xml:space="preserve">├─sdb1   1G ext4   LABDATA1</w:t>
+            </w:r>
+          </w:p>
+          <w:p>
+            <w:pPr>
+              <w:pStyle w:val="SourceCode"/>
+              <w:spacing w:before="0" w:after="0" w:line="200" w:lineRule="auto"/>
+            </w:pPr>
+            <w:r>
+              <w:t xml:space="preserve">└─sdb2   2G vfat   LABDATA2</w:t>
+            </w:r>
+          </w:p>
+        </w:tc>
+      </w:tr>
+    </w:tbl>
+    <w:p>
+      <w:pPr>
+        <w:spacing w:before="0" w:after="0" w:line="120" w:lineRule="exact"/>
+        <w:rPr>
+          <w:sz w:val="4"/>
+          <w:szCs w:val="4"/>
+        </w:rPr>
+      </w:pPr>
     </w:p>
     <w:bookmarkEnd w:id="17"/>
     <w:bookmarkStart w:id="18" w:name="крок-4.-монтування-вручну"/>
@@ -1406,53 +1899,105 @@
     </w:p>
     <w:p>
       <w:pPr>
-        <w:pStyle w:val="SourceCode"/>
-      </w:pPr>
-      <w:r>
-        <w:rPr>
-          <w:rStyle w:val="VerbatimChar"/>
-        </w:rPr>
-        <w:t xml:space="preserve">sudo mkdir -p /mnt/data1 /mnt/data2</w:t>
-      </w:r>
-      <w:r>
-        <w:br/>
-      </w:r>
-      <w:r>
-        <w:rPr>
-          <w:rStyle w:val="VerbatimChar"/>
-        </w:rPr>
-        <w:t xml:space="preserve">sudo mount /dev/sdb1 /mnt/data1</w:t>
-      </w:r>
-      <w:r>
-        <w:br/>
-      </w:r>
-      <w:r>
-        <w:rPr>
-          <w:rStyle w:val="VerbatimChar"/>
-        </w:rPr>
-        <w:t xml:space="preserve">sudo mount /dev/sdb2 /mnt/data2</w:t>
-      </w:r>
-      <w:r>
-        <w:br/>
-      </w:r>
-      <w:r>
-        <w:br/>
-      </w:r>
-      <w:r>
-        <w:rPr>
-          <w:rStyle w:val="VerbatimChar"/>
-        </w:rPr>
-        <w:t xml:space="preserve"># Перевірка</w:t>
-      </w:r>
-      <w:r>
-        <w:br/>
-      </w:r>
-      <w:r>
-        <w:rPr>
-          <w:rStyle w:val="VerbatimChar"/>
-        </w:rPr>
-        <w:t xml:space="preserve">df -h --output=source,fstype,size,used,avail,target | grep sdb</w:t>
-      </w:r>
+        <w:spacing w:before="0" w:after="0" w:line="120" w:lineRule="exact"/>
+        <w:rPr>
+          <w:sz w:val="4"/>
+          <w:szCs w:val="4"/>
+        </w:rPr>
+      </w:pPr>
+    </w:p>
+    <w:tbl>
+      <w:tblPr>
+        <w:tblStyle w:val="SourceCodeTable"/>
+        <w:tblW w:type="dxa" w:w="9637"/>
+        <w:tblInd w:w="0" w:type="dxa"/>
+        <w:tblBorders>
+          <w:top w:color="BFBFBF" w:space="0" w:sz="4" w:val="single"/>
+          <w:left w:color="BFBFBF" w:space="0" w:sz="4" w:val="single"/>
+          <w:bottom w:color="BFBFBF" w:space="0" w:sz="4" w:val="single"/>
+          <w:right w:color="BFBFBF" w:space="0" w:sz="4" w:val="single"/>
+        </w:tblBorders>
+        <w:shd w:color="auto" w:fill="F4F4F4" w:val="clear"/>
+        <w:tblLayout w:type="fixed"/>
+        <w:tblCellMar>
+          <w:top w:type="dxa" w:w="113"/>
+          <w:left w:type="dxa" w:w="113"/>
+          <w:bottom w:type="dxa" w:w="113"/>
+          <w:right w:type="dxa" w:w="113"/>
+        </w:tblCellMar>
+        <w:tblLook w:val="0000" w:firstRow="0" w:lastRow="0" w:firstColumn="0" w:lastColumn="0" w:noHBand="1" w:noVBand="1"/>
+      </w:tblPr>
+      <w:tblGrid>
+        <w:gridCol w:w="9637"/>
+      </w:tblGrid>
+      <w:tr>
+        <w:tc>
+          <w:tcPr>
+            <w:tcW w:type="dxa" w:w="9637"/>
+            <w:shd w:color="auto" w:fill="F4F4F4" w:val="clear"/>
+          </w:tcPr>
+          <w:p>
+            <w:pPr>
+              <w:pStyle w:val="SourceCode"/>
+              <w:spacing w:before="0" w:after="0" w:line="200" w:lineRule="auto"/>
+            </w:pPr>
+            <w:r>
+              <w:t xml:space="preserve">sudo mkdir -p /mnt/data1 /mnt/data2</w:t>
+            </w:r>
+          </w:p>
+          <w:p>
+            <w:pPr>
+              <w:pStyle w:val="SourceCode"/>
+              <w:spacing w:before="0" w:after="0" w:line="200" w:lineRule="auto"/>
+            </w:pPr>
+            <w:r>
+              <w:t xml:space="preserve">sudo mount /dev/sdb1 /mnt/data1</w:t>
+            </w:r>
+          </w:p>
+          <w:p>
+            <w:pPr>
+              <w:pStyle w:val="SourceCode"/>
+              <w:spacing w:before="0" w:after="0" w:line="200" w:lineRule="auto"/>
+            </w:pPr>
+            <w:r>
+              <w:t xml:space="preserve">sudo mount /dev/sdb2 /mnt/data2</w:t>
+            </w:r>
+          </w:p>
+          <w:p>
+            <w:pPr>
+              <w:pStyle w:val="SourceCode"/>
+              <w:spacing w:before="0" w:after="0" w:line="200" w:lineRule="auto"/>
+            </w:pPr>
+          </w:p>
+          <w:p>
+            <w:pPr>
+              <w:pStyle w:val="SourceCode"/>
+              <w:spacing w:before="0" w:after="0" w:line="200" w:lineRule="auto"/>
+            </w:pPr>
+            <w:r>
+              <w:t xml:space="preserve"># Перевірка</w:t>
+            </w:r>
+          </w:p>
+          <w:p>
+            <w:pPr>
+              <w:pStyle w:val="SourceCode"/>
+              <w:spacing w:before="0" w:after="0" w:line="200" w:lineRule="auto"/>
+            </w:pPr>
+            <w:r>
+              <w:t xml:space="preserve">df -h --output=source,fstype,size,used,avail,target | grep sdb</w:t>
+            </w:r>
+          </w:p>
+        </w:tc>
+      </w:tr>
+    </w:tbl>
+    <w:p>
+      <w:pPr>
+        <w:spacing w:before="0" w:after="0" w:line="120" w:lineRule="exact"/>
+        <w:rPr>
+          <w:sz w:val="4"/>
+          <w:szCs w:val="4"/>
+        </w:rPr>
+      </w:pPr>
     </w:p>
     <w:p>
       <w:pPr>
@@ -1464,23 +2009,72 @@
     </w:p>
     <w:p>
       <w:pPr>
-        <w:pStyle w:val="SourceCode"/>
-      </w:pPr>
-      <w:r>
-        <w:rPr>
-          <w:rStyle w:val="VerbatimChar"/>
-        </w:rPr>
-        <w:t xml:space="preserve">/dev/sdb1      ext4  974M   24K  907M /mnt/data1</w:t>
-      </w:r>
-      <w:r>
-        <w:br/>
-      </w:r>
-      <w:r>
-        <w:rPr>
-          <w:rStyle w:val="VerbatimChar"/>
-        </w:rPr>
-        <w:t xml:space="preserve">/dev/sdb2      vfat  2.0G  4.0K  2.0G /mnt/data2</w:t>
-      </w:r>
+        <w:spacing w:before="0" w:after="0" w:line="120" w:lineRule="exact"/>
+        <w:rPr>
+          <w:sz w:val="4"/>
+          <w:szCs w:val="4"/>
+        </w:rPr>
+      </w:pPr>
+    </w:p>
+    <w:tbl>
+      <w:tblPr>
+        <w:tblStyle w:val="SourceCodeTable"/>
+        <w:tblW w:type="dxa" w:w="9637"/>
+        <w:tblInd w:w="0" w:type="dxa"/>
+        <w:tblBorders>
+          <w:top w:color="BFBFBF" w:space="0" w:sz="4" w:val="single"/>
+          <w:left w:color="BFBFBF" w:space="0" w:sz="4" w:val="single"/>
+          <w:bottom w:color="BFBFBF" w:space="0" w:sz="4" w:val="single"/>
+          <w:right w:color="BFBFBF" w:space="0" w:sz="4" w:val="single"/>
+        </w:tblBorders>
+        <w:shd w:color="auto" w:fill="F4F4F4" w:val="clear"/>
+        <w:tblLayout w:type="fixed"/>
+        <w:tblCellMar>
+          <w:top w:type="dxa" w:w="113"/>
+          <w:left w:type="dxa" w:w="113"/>
+          <w:bottom w:type="dxa" w:w="113"/>
+          <w:right w:type="dxa" w:w="113"/>
+        </w:tblCellMar>
+        <w:tblLook w:val="0000" w:firstRow="0" w:lastRow="0" w:firstColumn="0" w:lastColumn="0" w:noHBand="1" w:noVBand="1"/>
+      </w:tblPr>
+      <w:tblGrid>
+        <w:gridCol w:w="9637"/>
+      </w:tblGrid>
+      <w:tr>
+        <w:tc>
+          <w:tcPr>
+            <w:tcW w:type="dxa" w:w="9637"/>
+            <w:shd w:color="auto" w:fill="F4F4F4" w:val="clear"/>
+          </w:tcPr>
+          <w:p>
+            <w:pPr>
+              <w:pStyle w:val="SourceCode"/>
+              <w:spacing w:before="0" w:after="0" w:line="200" w:lineRule="auto"/>
+            </w:pPr>
+            <w:r>
+              <w:t xml:space="preserve">/dev/sdb1      ext4  974M   24K  907M /mnt/data1</w:t>
+            </w:r>
+          </w:p>
+          <w:p>
+            <w:pPr>
+              <w:pStyle w:val="SourceCode"/>
+              <w:spacing w:before="0" w:after="0" w:line="200" w:lineRule="auto"/>
+            </w:pPr>
+            <w:r>
+              <w:t xml:space="preserve">/dev/sdb2      vfat  2.0G  4.0K  2.0G /mnt/data2</w:t>
+            </w:r>
+          </w:p>
+        </w:tc>
+      </w:tr>
+    </w:tbl>
+    <w:p>
+      <w:pPr>
+        <w:spacing w:before="0" w:after="0" w:line="120" w:lineRule="exact"/>
+        <w:rPr>
+          <w:sz w:val="4"/>
+          <w:szCs w:val="4"/>
+        </w:rPr>
+      </w:pPr>
     </w:p>
     <w:p>
       <w:pPr>
@@ -1514,80 +2108,132 @@
     </w:p>
     <w:p>
       <w:pPr>
-        <w:pStyle w:val="SourceCode"/>
-      </w:pPr>
-      <w:r>
-        <w:rPr>
-          <w:rStyle w:val="VerbatimChar"/>
-        </w:rPr>
-        <w:t xml:space="preserve"># ext4 зберігає права UNIX</w:t>
-      </w:r>
-      <w:r>
-        <w:br/>
-      </w:r>
-      <w:r>
-        <w:rPr>
-          <w:rStyle w:val="VerbatimChar"/>
-        </w:rPr>
-        <w:t xml:space="preserve">sudo touch /mnt/data1/file.txt</w:t>
-      </w:r>
-      <w:r>
-        <w:br/>
-      </w:r>
-      <w:r>
-        <w:rPr>
-          <w:rStyle w:val="VerbatimChar"/>
-        </w:rPr>
-        <w:t xml:space="preserve">sudo chmod 640 /mnt/data1/file.txt</w:t>
-      </w:r>
-      <w:r>
-        <w:br/>
-      </w:r>
-      <w:r>
-        <w:rPr>
-          <w:rStyle w:val="VerbatimChar"/>
-        </w:rPr>
-        <w:t xml:space="preserve">ls -l /mnt/data1/file.txt</w:t>
-      </w:r>
-      <w:r>
-        <w:br/>
-      </w:r>
-      <w:r>
-        <w:br/>
-      </w:r>
-      <w:r>
-        <w:rPr>
-          <w:rStyle w:val="VerbatimChar"/>
-        </w:rPr>
-        <w:t xml:space="preserve"># FAT32 прав не має: вони задаються параметрами монтування</w:t>
-      </w:r>
-      <w:r>
-        <w:br/>
-      </w:r>
-      <w:r>
-        <w:rPr>
-          <w:rStyle w:val="VerbatimChar"/>
-        </w:rPr>
-        <w:t xml:space="preserve">sudo touch /mnt/data2/file.txt</w:t>
-      </w:r>
-      <w:r>
-        <w:br/>
-      </w:r>
-      <w:r>
-        <w:rPr>
-          <w:rStyle w:val="VerbatimChar"/>
-        </w:rPr>
-        <w:t xml:space="preserve">sudo chmod 640 /mnt/data2/file.txt</w:t>
-      </w:r>
-      <w:r>
-        <w:br/>
-      </w:r>
-      <w:r>
-        <w:rPr>
-          <w:rStyle w:val="VerbatimChar"/>
-        </w:rPr>
-        <w:t xml:space="preserve">ls -l /mnt/data2/file.txt</w:t>
-      </w:r>
+        <w:spacing w:before="0" w:after="0" w:line="120" w:lineRule="exact"/>
+        <w:rPr>
+          <w:sz w:val="4"/>
+          <w:szCs w:val="4"/>
+        </w:rPr>
+      </w:pPr>
+    </w:p>
+    <w:tbl>
+      <w:tblPr>
+        <w:tblStyle w:val="SourceCodeTable"/>
+        <w:tblW w:type="dxa" w:w="9637"/>
+        <w:tblInd w:w="0" w:type="dxa"/>
+        <w:tblBorders>
+          <w:top w:color="BFBFBF" w:space="0" w:sz="4" w:val="single"/>
+          <w:left w:color="BFBFBF" w:space="0" w:sz="4" w:val="single"/>
+          <w:bottom w:color="BFBFBF" w:space="0" w:sz="4" w:val="single"/>
+          <w:right w:color="BFBFBF" w:space="0" w:sz="4" w:val="single"/>
+        </w:tblBorders>
+        <w:shd w:color="auto" w:fill="F4F4F4" w:val="clear"/>
+        <w:tblLayout w:type="fixed"/>
+        <w:tblCellMar>
+          <w:top w:type="dxa" w:w="113"/>
+          <w:left w:type="dxa" w:w="113"/>
+          <w:bottom w:type="dxa" w:w="113"/>
+          <w:right w:type="dxa" w:w="113"/>
+        </w:tblCellMar>
+        <w:tblLook w:val="0000" w:firstRow="0" w:lastRow="0" w:firstColumn="0" w:lastColumn="0" w:noHBand="1" w:noVBand="1"/>
+      </w:tblPr>
+      <w:tblGrid>
+        <w:gridCol w:w="9637"/>
+      </w:tblGrid>
+      <w:tr>
+        <w:tc>
+          <w:tcPr>
+            <w:tcW w:type="dxa" w:w="9637"/>
+            <w:shd w:color="auto" w:fill="F4F4F4" w:val="clear"/>
+          </w:tcPr>
+          <w:p>
+            <w:pPr>
+              <w:pStyle w:val="SourceCode"/>
+              <w:spacing w:before="0" w:after="0" w:line="200" w:lineRule="auto"/>
+            </w:pPr>
+            <w:r>
+              <w:t xml:space="preserve"># ext4 зберігає права UNIX</w:t>
+            </w:r>
+          </w:p>
+          <w:p>
+            <w:pPr>
+              <w:pStyle w:val="SourceCode"/>
+              <w:spacing w:before="0" w:after="0" w:line="200" w:lineRule="auto"/>
+            </w:pPr>
+            <w:r>
+              <w:t xml:space="preserve">sudo touch /mnt/data1/file.txt</w:t>
+            </w:r>
+          </w:p>
+          <w:p>
+            <w:pPr>
+              <w:pStyle w:val="SourceCode"/>
+              <w:spacing w:before="0" w:after="0" w:line="200" w:lineRule="auto"/>
+            </w:pPr>
+            <w:r>
+              <w:t xml:space="preserve">sudo chmod 640 /mnt/data1/file.txt</w:t>
+            </w:r>
+          </w:p>
+          <w:p>
+            <w:pPr>
+              <w:pStyle w:val="SourceCode"/>
+              <w:spacing w:before="0" w:after="0" w:line="200" w:lineRule="auto"/>
+            </w:pPr>
+            <w:r>
+              <w:t xml:space="preserve">ls -l /mnt/data1/file.txt</w:t>
+            </w:r>
+          </w:p>
+          <w:p>
+            <w:pPr>
+              <w:pStyle w:val="SourceCode"/>
+              <w:spacing w:before="0" w:after="0" w:line="200" w:lineRule="auto"/>
+            </w:pPr>
+          </w:p>
+          <w:p>
+            <w:pPr>
+              <w:pStyle w:val="SourceCode"/>
+              <w:spacing w:before="0" w:after="0" w:line="200" w:lineRule="auto"/>
+            </w:pPr>
+            <w:r>
+              <w:t xml:space="preserve"># FAT32 прав не має: вони задаються параметрами монтування</w:t>
+            </w:r>
+          </w:p>
+          <w:p>
+            <w:pPr>
+              <w:pStyle w:val="SourceCode"/>
+              <w:spacing w:before="0" w:after="0" w:line="200" w:lineRule="auto"/>
+            </w:pPr>
+            <w:r>
+              <w:t xml:space="preserve">sudo touch /mnt/data2/file.txt</w:t>
+            </w:r>
+          </w:p>
+          <w:p>
+            <w:pPr>
+              <w:pStyle w:val="SourceCode"/>
+              <w:spacing w:before="0" w:after="0" w:line="200" w:lineRule="auto"/>
+            </w:pPr>
+            <w:r>
+              <w:t xml:space="preserve">sudo chmod 640 /mnt/data2/file.txt</w:t>
+            </w:r>
+          </w:p>
+          <w:p>
+            <w:pPr>
+              <w:pStyle w:val="SourceCode"/>
+              <w:spacing w:before="0" w:after="0" w:line="200" w:lineRule="auto"/>
+            </w:pPr>
+            <w:r>
+              <w:t xml:space="preserve">ls -l /mnt/data2/file.txt</w:t>
+            </w:r>
+          </w:p>
+        </w:tc>
+      </w:tr>
+    </w:tbl>
+    <w:p>
+      <w:pPr>
+        <w:spacing w:before="0" w:after="0" w:line="120" w:lineRule="exact"/>
+        <w:rPr>
+          <w:sz w:val="4"/>
+          <w:szCs w:val="4"/>
+        </w:rPr>
+      </w:pPr>
     </w:p>
     <w:p>
       <w:pPr>
@@ -1599,23 +2245,72 @@
     </w:p>
     <w:p>
       <w:pPr>
-        <w:pStyle w:val="SourceCode"/>
-      </w:pPr>
-      <w:r>
-        <w:rPr>
-          <w:rStyle w:val="VerbatimChar"/>
-        </w:rPr>
-        <w:t xml:space="preserve">-rw-r----- 1 root root 0 ... /mnt/data1/file.txt</w:t>
-      </w:r>
-      <w:r>
-        <w:br/>
-      </w:r>
-      <w:r>
-        <w:rPr>
-          <w:rStyle w:val="VerbatimChar"/>
-        </w:rPr>
-        <w:t xml:space="preserve">-rwxr-xr-x 1 root root 0 ... /mnt/data2/file.txt</w:t>
-      </w:r>
+        <w:spacing w:before="0" w:after="0" w:line="120" w:lineRule="exact"/>
+        <w:rPr>
+          <w:sz w:val="4"/>
+          <w:szCs w:val="4"/>
+        </w:rPr>
+      </w:pPr>
+    </w:p>
+    <w:tbl>
+      <w:tblPr>
+        <w:tblStyle w:val="SourceCodeTable"/>
+        <w:tblW w:type="dxa" w:w="9637"/>
+        <w:tblInd w:w="0" w:type="dxa"/>
+        <w:tblBorders>
+          <w:top w:color="BFBFBF" w:space="0" w:sz="4" w:val="single"/>
+          <w:left w:color="BFBFBF" w:space="0" w:sz="4" w:val="single"/>
+          <w:bottom w:color="BFBFBF" w:space="0" w:sz="4" w:val="single"/>
+          <w:right w:color="BFBFBF" w:space="0" w:sz="4" w:val="single"/>
+        </w:tblBorders>
+        <w:shd w:color="auto" w:fill="F4F4F4" w:val="clear"/>
+        <w:tblLayout w:type="fixed"/>
+        <w:tblCellMar>
+          <w:top w:type="dxa" w:w="113"/>
+          <w:left w:type="dxa" w:w="113"/>
+          <w:bottom w:type="dxa" w:w="113"/>
+          <w:right w:type="dxa" w:w="113"/>
+        </w:tblCellMar>
+        <w:tblLook w:val="0000" w:firstRow="0" w:lastRow="0" w:firstColumn="0" w:lastColumn="0" w:noHBand="1" w:noVBand="1"/>
+      </w:tblPr>
+      <w:tblGrid>
+        <w:gridCol w:w="9637"/>
+      </w:tblGrid>
+      <w:tr>
+        <w:tc>
+          <w:tcPr>
+            <w:tcW w:type="dxa" w:w="9637"/>
+            <w:shd w:color="auto" w:fill="F4F4F4" w:val="clear"/>
+          </w:tcPr>
+          <w:p>
+            <w:pPr>
+              <w:pStyle w:val="SourceCode"/>
+              <w:spacing w:before="0" w:after="0" w:line="200" w:lineRule="auto"/>
+            </w:pPr>
+            <w:r>
+              <w:t xml:space="preserve">-rw-r----- 1 root root 0 ... /mnt/data1/file.txt</w:t>
+            </w:r>
+          </w:p>
+          <w:p>
+            <w:pPr>
+              <w:pStyle w:val="SourceCode"/>
+              <w:spacing w:before="0" w:after="0" w:line="200" w:lineRule="auto"/>
+            </w:pPr>
+            <w:r>
+              <w:t xml:space="preserve">-rwxr-xr-x 1 root root 0 ... /mnt/data2/file.txt</w:t>
+            </w:r>
+          </w:p>
+        </w:tc>
+      </w:tr>
+    </w:tbl>
+    <w:p>
+      <w:pPr>
+        <w:spacing w:before="0" w:after="0" w:line="120" w:lineRule="exact"/>
+        <w:rPr>
+          <w:sz w:val="4"/>
+          <w:szCs w:val="4"/>
+        </w:rPr>
+      </w:pPr>
     </w:p>
     <w:p>
       <w:pPr>
@@ -1643,92 +2338,147 @@
     </w:p>
     <w:p>
       <w:pPr>
-        <w:pStyle w:val="SourceCode"/>
-      </w:pPr>
-      <w:r>
-        <w:rPr>
-          <w:rStyle w:val="VerbatimChar"/>
-        </w:rPr>
-        <w:t xml:space="preserve"># Дізнатися UUID розділу</w:t>
-      </w:r>
-      <w:r>
-        <w:br/>
-      </w:r>
-      <w:r>
-        <w:rPr>
-          <w:rStyle w:val="VerbatimChar"/>
-        </w:rPr>
-        <w:t xml:space="preserve">sudo blkid /dev/sdb1</w:t>
-      </w:r>
-      <w:r>
-        <w:br/>
-      </w:r>
-      <w:r>
-        <w:br/>
-      </w:r>
-      <w:r>
-        <w:rPr>
-          <w:rStyle w:val="VerbatimChar"/>
-        </w:rPr>
-        <w:t xml:space="preserve"># Додати запис (зверніть увагу на nofail)</w:t>
-      </w:r>
-      <w:r>
-        <w:br/>
-      </w:r>
-      <w:r>
-        <w:rPr>
-          <w:rStyle w:val="VerbatimChar"/>
-        </w:rPr>
-        <w:t xml:space="preserve">echo "UUID=$(sudo blkid -s UUID -o value /dev/sdb1) /mnt/data1 ext4 defaults,nofail 0 2" \</w:t>
-      </w:r>
-      <w:r>
-        <w:br/>
-      </w:r>
-      <w:r>
-        <w:rPr>
-          <w:rStyle w:val="VerbatimChar"/>
-        </w:rPr>
-        <w:t xml:space="preserve">  | sudo tee -a /etc/fstab</w:t>
-      </w:r>
-      <w:r>
-        <w:br/>
-      </w:r>
-      <w:r>
-        <w:br/>
-      </w:r>
-      <w:r>
-        <w:rPr>
-          <w:rStyle w:val="VerbatimChar"/>
-        </w:rPr>
-        <w:t xml:space="preserve"># Перевірити запис БЕЗ перезавантаження</w:t>
-      </w:r>
-      <w:r>
-        <w:br/>
-      </w:r>
-      <w:r>
-        <w:rPr>
-          <w:rStyle w:val="VerbatimChar"/>
-        </w:rPr>
-        <w:t xml:space="preserve">sudo umount /mnt/data1</w:t>
-      </w:r>
-      <w:r>
-        <w:br/>
-      </w:r>
-      <w:r>
-        <w:rPr>
-          <w:rStyle w:val="VerbatimChar"/>
-        </w:rPr>
-        <w:t xml:space="preserve">sudo mount -a</w:t>
-      </w:r>
-      <w:r>
-        <w:br/>
-      </w:r>
-      <w:r>
-        <w:rPr>
-          <w:rStyle w:val="VerbatimChar"/>
-        </w:rPr>
-        <w:t xml:space="preserve">df -h | grep data1</w:t>
-      </w:r>
+        <w:spacing w:before="0" w:after="0" w:line="120" w:lineRule="exact"/>
+        <w:rPr>
+          <w:sz w:val="4"/>
+          <w:szCs w:val="4"/>
+        </w:rPr>
+      </w:pPr>
+    </w:p>
+    <w:tbl>
+      <w:tblPr>
+        <w:tblStyle w:val="SourceCodeTable"/>
+        <w:tblW w:type="dxa" w:w="9637"/>
+        <w:tblInd w:w="0" w:type="dxa"/>
+        <w:tblBorders>
+          <w:top w:color="BFBFBF" w:space="0" w:sz="4" w:val="single"/>
+          <w:left w:color="BFBFBF" w:space="0" w:sz="4" w:val="single"/>
+          <w:bottom w:color="BFBFBF" w:space="0" w:sz="4" w:val="single"/>
+          <w:right w:color="BFBFBF" w:space="0" w:sz="4" w:val="single"/>
+        </w:tblBorders>
+        <w:shd w:color="auto" w:fill="F4F4F4" w:val="clear"/>
+        <w:tblLayout w:type="fixed"/>
+        <w:tblCellMar>
+          <w:top w:type="dxa" w:w="113"/>
+          <w:left w:type="dxa" w:w="113"/>
+          <w:bottom w:type="dxa" w:w="113"/>
+          <w:right w:type="dxa" w:w="113"/>
+        </w:tblCellMar>
+        <w:tblLook w:val="0000" w:firstRow="0" w:lastRow="0" w:firstColumn="0" w:lastColumn="0" w:noHBand="1" w:noVBand="1"/>
+      </w:tblPr>
+      <w:tblGrid>
+        <w:gridCol w:w="9637"/>
+      </w:tblGrid>
+      <w:tr>
+        <w:tc>
+          <w:tcPr>
+            <w:tcW w:type="dxa" w:w="9637"/>
+            <w:shd w:color="auto" w:fill="F4F4F4" w:val="clear"/>
+          </w:tcPr>
+          <w:p>
+            <w:pPr>
+              <w:pStyle w:val="SourceCode"/>
+              <w:spacing w:before="0" w:after="0" w:line="200" w:lineRule="auto"/>
+            </w:pPr>
+            <w:r>
+              <w:t xml:space="preserve"># Дізнатися UUID розділу</w:t>
+            </w:r>
+          </w:p>
+          <w:p>
+            <w:pPr>
+              <w:pStyle w:val="SourceCode"/>
+              <w:spacing w:before="0" w:after="0" w:line="200" w:lineRule="auto"/>
+            </w:pPr>
+            <w:r>
+              <w:t xml:space="preserve">sudo blkid /dev/sdb1</w:t>
+            </w:r>
+          </w:p>
+          <w:p>
+            <w:pPr>
+              <w:pStyle w:val="SourceCode"/>
+              <w:spacing w:before="0" w:after="0" w:line="200" w:lineRule="auto"/>
+            </w:pPr>
+          </w:p>
+          <w:p>
+            <w:pPr>
+              <w:pStyle w:val="SourceCode"/>
+              <w:spacing w:before="0" w:after="0" w:line="200" w:lineRule="auto"/>
+            </w:pPr>
+            <w:r>
+              <w:t xml:space="preserve"># Додати запис (зверніть увагу на nofail)</w:t>
+            </w:r>
+          </w:p>
+          <w:p>
+            <w:pPr>
+              <w:pStyle w:val="SourceCode"/>
+              <w:spacing w:before="0" w:after="0" w:line="200" w:lineRule="auto"/>
+            </w:pPr>
+            <w:r>
+              <w:t xml:space="preserve">echo "UUID=$(sudo blkid -s UUID -o value /dev/sdb1) /mnt/data1 ext4 defaults,nofail 0 2" \</w:t>
+            </w:r>
+          </w:p>
+          <w:p>
+            <w:pPr>
+              <w:pStyle w:val="SourceCode"/>
+              <w:spacing w:before="0" w:after="0" w:line="200" w:lineRule="auto"/>
+            </w:pPr>
+            <w:r>
+              <w:t xml:space="preserve">  | sudo tee -a /etc/fstab</w:t>
+            </w:r>
+          </w:p>
+          <w:p>
+            <w:pPr>
+              <w:pStyle w:val="SourceCode"/>
+              <w:spacing w:before="0" w:after="0" w:line="200" w:lineRule="auto"/>
+            </w:pPr>
+          </w:p>
+          <w:p>
+            <w:pPr>
+              <w:pStyle w:val="SourceCode"/>
+              <w:spacing w:before="0" w:after="0" w:line="200" w:lineRule="auto"/>
+            </w:pPr>
+            <w:r>
+              <w:t xml:space="preserve"># Перевірити запис БЕЗ перезавантаження</w:t>
+            </w:r>
+          </w:p>
+          <w:p>
+            <w:pPr>
+              <w:pStyle w:val="SourceCode"/>
+              <w:spacing w:before="0" w:after="0" w:line="200" w:lineRule="auto"/>
+            </w:pPr>
+            <w:r>
+              <w:t xml:space="preserve">sudo umount /mnt/data1</w:t>
+            </w:r>
+          </w:p>
+          <w:p>
+            <w:pPr>
+              <w:pStyle w:val="SourceCode"/>
+              <w:spacing w:before="0" w:after="0" w:line="200" w:lineRule="auto"/>
+            </w:pPr>
+            <w:r>
+              <w:t xml:space="preserve">sudo mount -a</w:t>
+            </w:r>
+          </w:p>
+          <w:p>
+            <w:pPr>
+              <w:pStyle w:val="SourceCode"/>
+              <w:spacing w:before="0" w:after="0" w:line="200" w:lineRule="auto"/>
+            </w:pPr>
+            <w:r>
+              <w:t xml:space="preserve">df -h | grep data1</w:t>
+            </w:r>
+          </w:p>
+        </w:tc>
+      </w:tr>
+    </w:tbl>
+    <w:p>
+      <w:pPr>
+        <w:spacing w:before="0" w:after="0" w:line="120" w:lineRule="exact"/>
+        <w:rPr>
+          <w:sz w:val="4"/>
+          <w:szCs w:val="4"/>
+        </w:rPr>
+      </w:pPr>
     </w:p>
     <w:p>
       <w:pPr>
@@ -1771,74 +2521,129 @@
     </w:p>
     <w:p>
       <w:pPr>
-        <w:pStyle w:val="SourceCode"/>
-      </w:pPr>
-      <w:r>
-        <w:rPr>
-          <w:rStyle w:val="VerbatimChar"/>
-        </w:rPr>
-        <w:t xml:space="preserve"># Перевірка файлової системи (лише на відмонтованому розділі)</w:t>
-      </w:r>
-      <w:r>
-        <w:br/>
-      </w:r>
-      <w:r>
-        <w:rPr>
-          <w:rStyle w:val="VerbatimChar"/>
-        </w:rPr>
-        <w:t xml:space="preserve">sudo umount /mnt/data2</w:t>
-      </w:r>
-      <w:r>
-        <w:br/>
-      </w:r>
-      <w:r>
-        <w:rPr>
-          <w:rStyle w:val="VerbatimChar"/>
-        </w:rPr>
-        <w:t xml:space="preserve">sudo fsck.vfat -v /dev/sdb2 | tail -5</w:t>
-      </w:r>
-      <w:r>
-        <w:br/>
-      </w:r>
-      <w:r>
-        <w:br/>
-      </w:r>
-      <w:r>
-        <w:rPr>
-          <w:rStyle w:val="VerbatimChar"/>
-        </w:rPr>
-        <w:t xml:space="preserve"># Використання простору за каталогами</w:t>
-      </w:r>
-      <w:r>
-        <w:br/>
-      </w:r>
-      <w:r>
-        <w:rPr>
-          <w:rStyle w:val="VerbatimChar"/>
-        </w:rPr>
-        <w:t xml:space="preserve">sudo du -sh /mnt/data1/* 2&gt;/dev/null | sort -h | tail -5</w:t>
-      </w:r>
-      <w:r>
-        <w:br/>
-      </w:r>
-      <w:r>
-        <w:br/>
-      </w:r>
-      <w:r>
-        <w:rPr>
-          <w:rStyle w:val="VerbatimChar"/>
-        </w:rPr>
-        <w:t xml:space="preserve"># Скільки вільних inode лишилося</w:t>
-      </w:r>
-      <w:r>
-        <w:br/>
-      </w:r>
-      <w:r>
-        <w:rPr>
-          <w:rStyle w:val="VerbatimChar"/>
-        </w:rPr>
-        <w:t xml:space="preserve">df -i | grep -E "Filesystem|sdb"</w:t>
-      </w:r>
+        <w:spacing w:before="0" w:after="0" w:line="120" w:lineRule="exact"/>
+        <w:rPr>
+          <w:sz w:val="4"/>
+          <w:szCs w:val="4"/>
+        </w:rPr>
+      </w:pPr>
+    </w:p>
+    <w:tbl>
+      <w:tblPr>
+        <w:tblStyle w:val="SourceCodeTable"/>
+        <w:tblW w:type="dxa" w:w="9637"/>
+        <w:tblInd w:w="0" w:type="dxa"/>
+        <w:tblBorders>
+          <w:top w:color="BFBFBF" w:space="0" w:sz="4" w:val="single"/>
+          <w:left w:color="BFBFBF" w:space="0" w:sz="4" w:val="single"/>
+          <w:bottom w:color="BFBFBF" w:space="0" w:sz="4" w:val="single"/>
+          <w:right w:color="BFBFBF" w:space="0" w:sz="4" w:val="single"/>
+        </w:tblBorders>
+        <w:shd w:color="auto" w:fill="F4F4F4" w:val="clear"/>
+        <w:tblLayout w:type="fixed"/>
+        <w:tblCellMar>
+          <w:top w:type="dxa" w:w="113"/>
+          <w:left w:type="dxa" w:w="113"/>
+          <w:bottom w:type="dxa" w:w="113"/>
+          <w:right w:type="dxa" w:w="113"/>
+        </w:tblCellMar>
+        <w:tblLook w:val="0000" w:firstRow="0" w:lastRow="0" w:firstColumn="0" w:lastColumn="0" w:noHBand="1" w:noVBand="1"/>
+      </w:tblPr>
+      <w:tblGrid>
+        <w:gridCol w:w="9637"/>
+      </w:tblGrid>
+      <w:tr>
+        <w:tc>
+          <w:tcPr>
+            <w:tcW w:type="dxa" w:w="9637"/>
+            <w:shd w:color="auto" w:fill="F4F4F4" w:val="clear"/>
+          </w:tcPr>
+          <w:p>
+            <w:pPr>
+              <w:pStyle w:val="SourceCode"/>
+              <w:spacing w:before="0" w:after="0" w:line="200" w:lineRule="auto"/>
+            </w:pPr>
+            <w:r>
+              <w:t xml:space="preserve"># Перевірка файлової системи (лише на відмонтованому розділі)</w:t>
+            </w:r>
+          </w:p>
+          <w:p>
+            <w:pPr>
+              <w:pStyle w:val="SourceCode"/>
+              <w:spacing w:before="0" w:after="0" w:line="200" w:lineRule="auto"/>
+            </w:pPr>
+            <w:r>
+              <w:t xml:space="preserve">sudo umount /mnt/data2</w:t>
+            </w:r>
+          </w:p>
+          <w:p>
+            <w:pPr>
+              <w:pStyle w:val="SourceCode"/>
+              <w:spacing w:before="0" w:after="0" w:line="200" w:lineRule="auto"/>
+            </w:pPr>
+            <w:r>
+              <w:t xml:space="preserve">sudo fsck.vfat -v /dev/sdb2 | tail -5</w:t>
+            </w:r>
+          </w:p>
+          <w:p>
+            <w:pPr>
+              <w:pStyle w:val="SourceCode"/>
+              <w:spacing w:before="0" w:after="0" w:line="200" w:lineRule="auto"/>
+            </w:pPr>
+          </w:p>
+          <w:p>
+            <w:pPr>
+              <w:pStyle w:val="SourceCode"/>
+              <w:spacing w:before="0" w:after="0" w:line="200" w:lineRule="auto"/>
+            </w:pPr>
+            <w:r>
+              <w:t xml:space="preserve"># Використання простору за каталогами</w:t>
+            </w:r>
+          </w:p>
+          <w:p>
+            <w:pPr>
+              <w:pStyle w:val="SourceCode"/>
+              <w:spacing w:before="0" w:after="0" w:line="200" w:lineRule="auto"/>
+            </w:pPr>
+            <w:r>
+              <w:t xml:space="preserve">sudo du -sh /mnt/data1/* 2&gt;/dev/null | sort -h | tail -5</w:t>
+            </w:r>
+          </w:p>
+          <w:p>
+            <w:pPr>
+              <w:pStyle w:val="SourceCode"/>
+              <w:spacing w:before="0" w:after="0" w:line="200" w:lineRule="auto"/>
+            </w:pPr>
+          </w:p>
+          <w:p>
+            <w:pPr>
+              <w:pStyle w:val="SourceCode"/>
+              <w:spacing w:before="0" w:after="0" w:line="200" w:lineRule="auto"/>
+            </w:pPr>
+            <w:r>
+              <w:t xml:space="preserve"># Скільки вільних inode лишилося</w:t>
+            </w:r>
+          </w:p>
+          <w:p>
+            <w:pPr>
+              <w:pStyle w:val="SourceCode"/>
+              <w:spacing w:before="0" w:after="0" w:line="200" w:lineRule="auto"/>
+            </w:pPr>
+            <w:r>
+              <w:t xml:space="preserve">df -i | grep -E "Filesystem|sdb"</w:t>
+            </w:r>
+          </w:p>
+        </w:tc>
+      </w:tr>
+    </w:tbl>
+    <w:p>
+      <w:pPr>
+        <w:spacing w:before="0" w:after="0" w:line="120" w:lineRule="exact"/>
+        <w:rPr>
+          <w:sz w:val="4"/>
+          <w:szCs w:val="4"/>
+        </w:rPr>
+      </w:pPr>
     </w:p>
     <w:p>
       <w:pPr>
@@ -4906,15 +5711,8 @@
     <w:basedOn w:val="Normal"/>
     <w:qFormat/>
     <w:pPr>
-      <w:pBdr>
-        <w:top w:color="BFBFBF" w:space="4" w:sz="4" w:val="single"/>
-        <w:left w:color="BFBFBF" w:space="4" w:sz="4" w:val="single"/>
-        <w:bottom w:color="BFBFBF" w:space="4" w:sz="4" w:val="single"/>
-        <w:right w:color="BFBFBF" w:space="4" w:sz="4" w:val="single"/>
-      </w:pBdr>
-      <w:shd w:color="auto" w:fill="F4F4F4" w:val="clear"/>
-      <w:spacing w:after="120" w:before="120" w:line="200" w:lineRule="auto"/>
-      <w:ind w:firstLine="0" w:left="284" w:right="284"/>
+      <w:spacing w:after="0" w:before="0" w:line="200" w:lineRule="auto"/>
+      <w:ind w:hanging="340" w:left="340" w:right="0"/>
       <w:jc w:val="left"/>
     </w:pPr>
     <w:rPr>
@@ -4922,6 +5720,27 @@
       <w:sz w:val="18"/>
       <w:szCs w:val="18"/>
     </w:rPr>
+  </w:style>
+  <w:style w:customStyle="1" w:styleId="SourceCodeTable" w:type="table">
+    <w:name w:val="Source Code Table"/>
+    <w:basedOn w:val="TableNormal"/>
+    <w:qFormat/>
+    <w:tblPr>
+      <w:tblInd w:type="dxa" w:w="0"/>
+      <w:tblBorders>
+        <w:top w:color="BFBFBF" w:space="0" w:sz="4" w:val="single"/>
+        <w:left w:color="BFBFBF" w:space="0" w:sz="4" w:val="single"/>
+        <w:bottom w:color="BFBFBF" w:space="0" w:sz="4" w:val="single"/>
+        <w:right w:color="BFBFBF" w:space="0" w:sz="4" w:val="single"/>
+      </w:tblBorders>
+      <w:shd w:color="auto" w:fill="F4F4F4" w:val="clear"/>
+      <w:tblCellMar>
+        <w:top w:type="dxa" w:w="113"/>
+        <w:left w:type="dxa" w:w="113"/>
+        <w:bottom w:type="dxa" w:w="113"/>
+        <w:right w:type="dxa" w:w="113"/>
+      </w:tblCellMar>
+    </w:tblPr>
   </w:style>
   <w:style w:type="paragraph" w:customStyle="1" w:styleId="TableCaption">
     <w:name w:val="TableCaption"/>

--- a/public/labs/os/kmp-24/ЛР14_ОС_Дискові_пристрої_та_файлові_системи.docx
+++ b/public/labs/os/kmp-24/ЛР14_ОС_Дискові_пристрої_та_файлові_системи.docx
@@ -2414,16 +2414,16 @@
               <w:spacing w:before="0" w:after="0" w:line="200" w:lineRule="auto"/>
             </w:pPr>
             <w:r>
-              <w:t xml:space="preserve">echo "UUID=$(sudo blkid -s UUID -o value /dev/sdb1) /mnt/data1 ext4 defaults,nofail 0 2" \</w:t>
-            </w:r>
-          </w:p>
-          <w:p>
-            <w:pPr>
-              <w:pStyle w:val="SourceCode"/>
-              <w:spacing w:before="0" w:after="0" w:line="200" w:lineRule="auto"/>
-            </w:pPr>
-            <w:r>
-              <w:t xml:space="preserve">  | sudo tee -a /etc/fstab</w:t>
+              <w:t xml:space="preserve">UUID=$(sudo blkid -s UUID -o value /dev/sdb1)</w:t>
+            </w:r>
+          </w:p>
+          <w:p>
+            <w:pPr>
+              <w:pStyle w:val="SourceCode"/>
+              <w:spacing w:before="0" w:after="0" w:line="200" w:lineRule="auto"/>
+            </w:pPr>
+            <w:r>
+              <w:t xml:space="preserve">echo "UUID=$UUID /mnt/data1 ext4 defaults,nofail 0 2" | sudo tee -a /etc/fstab</w:t>
             </w:r>
           </w:p>
           <w:p>

--- a/public/labs/os/kmp-24/ЛР14_ОС_Дискові_пристрої_та_файлові_системи.docx
+++ b/public/labs/os/kmp-24/ЛР14_ОС_Дискові_пристрої_та_файлові_системи.docx
@@ -282,14 +282,63 @@
     </w:p>
     <w:p>
       <w:pPr>
-        <w:pStyle w:val="SourceCode"/>
-      </w:pPr>
-      <w:r>
-        <w:rPr>
-          <w:rStyle w:val="VerbatimChar"/>
-        </w:rPr>
-        <w:t xml:space="preserve">lsblk -o NAME,TYPE,SIZE,FSTYPE,MOUNTPOINT</w:t>
-      </w:r>
+        <w:spacing w:before="0" w:after="0" w:line="120" w:lineRule="exact"/>
+        <w:rPr>
+          <w:sz w:val="4"/>
+          <w:szCs w:val="4"/>
+        </w:rPr>
+      </w:pPr>
+    </w:p>
+    <w:tbl>
+      <w:tblPr>
+        <w:tblStyle w:val="SourceCodeTable"/>
+        <w:tblW w:type="dxa" w:w="9637"/>
+        <w:tblInd w:w="0" w:type="dxa"/>
+        <w:tblBorders>
+          <w:top w:color="BFBFBF" w:space="0" w:sz="4" w:val="single"/>
+          <w:left w:color="BFBFBF" w:space="0" w:sz="4" w:val="single"/>
+          <w:bottom w:color="BFBFBF" w:space="0" w:sz="4" w:val="single"/>
+          <w:right w:color="BFBFBF" w:space="0" w:sz="4" w:val="single"/>
+        </w:tblBorders>
+        <w:shd w:color="auto" w:fill="F4F4F4" w:val="clear"/>
+        <w:tblLayout w:type="fixed"/>
+        <w:tblCellMar>
+          <w:top w:type="dxa" w:w="113"/>
+          <w:left w:type="dxa" w:w="113"/>
+          <w:bottom w:type="dxa" w:w="113"/>
+          <w:right w:type="dxa" w:w="113"/>
+        </w:tblCellMar>
+        <w:tblLook w:val="0000" w:firstRow="0" w:lastRow="0" w:firstColumn="0" w:lastColumn="0" w:noHBand="1" w:noVBand="1"/>
+      </w:tblPr>
+      <w:tblGrid>
+        <w:gridCol w:w="9637"/>
+      </w:tblGrid>
+      <w:tr>
+        <w:tc>
+          <w:tcPr>
+            <w:tcW w:type="dxa" w:w="9637"/>
+            <w:shd w:color="auto" w:fill="F4F4F4" w:val="clear"/>
+          </w:tcPr>
+          <w:p>
+            <w:pPr>
+              <w:pStyle w:val="SourceCode"/>
+              <w:spacing w:before="0" w:after="0" w:line="200" w:lineRule="auto"/>
+            </w:pPr>
+            <w:r>
+              <w:t xml:space="preserve">lsblk -o NAME,TYPE,SIZE,FSTYPE,MOUNTPOINT</w:t>
+            </w:r>
+          </w:p>
+        </w:tc>
+      </w:tr>
+    </w:tbl>
+    <w:p>
+      <w:pPr>
+        <w:spacing w:before="0" w:after="0" w:line="120" w:lineRule="exact"/>
+        <w:rPr>
+          <w:sz w:val="4"/>
+          <w:szCs w:val="4"/>
+        </w:rPr>
+      </w:pPr>
     </w:p>
     <w:p>
       <w:pPr>
@@ -301,59 +350,108 @@
     </w:p>
     <w:p>
       <w:pPr>
-        <w:pStyle w:val="SourceCode"/>
-      </w:pPr>
-      <w:r>
-        <w:rPr>
-          <w:rStyle w:val="VerbatimChar"/>
-        </w:rPr>
-        <w:t xml:space="preserve">NAME   TYPE  SIZE FSTYPE MOUNTPOINT</w:t>
-      </w:r>
-      <w:r>
-        <w:br/>
-      </w:r>
-      <w:r>
-        <w:rPr>
-          <w:rStyle w:val="VerbatimChar"/>
-        </w:rPr>
-        <w:t xml:space="preserve">sda    disk   25G</w:t>
-      </w:r>
-      <w:r>
-        <w:br/>
-      </w:r>
-      <w:r>
-        <w:rPr>
-          <w:rStyle w:val="VerbatimChar"/>
-        </w:rPr>
-        <w:t xml:space="preserve">├─sda1 part  512M vfat   /boot/efi</w:t>
-      </w:r>
-      <w:r>
-        <w:br/>
-      </w:r>
-      <w:r>
-        <w:rPr>
-          <w:rStyle w:val="VerbatimChar"/>
-        </w:rPr>
-        <w:t xml:space="preserve">├─sda2 part   15G ext4   /</w:t>
-      </w:r>
-      <w:r>
-        <w:br/>
-      </w:r>
-      <w:r>
-        <w:rPr>
-          <w:rStyle w:val="VerbatimChar"/>
-        </w:rPr>
-        <w:t xml:space="preserve">└─sda3 part  9.5G ext4   /home</w:t>
-      </w:r>
-      <w:r>
-        <w:br/>
-      </w:r>
-      <w:r>
-        <w:rPr>
-          <w:rStyle w:val="VerbatimChar"/>
-        </w:rPr>
-        <w:t xml:space="preserve">sdb    disk    3G</w:t>
-      </w:r>
+        <w:spacing w:before="0" w:after="0" w:line="120" w:lineRule="exact"/>
+        <w:rPr>
+          <w:sz w:val="4"/>
+          <w:szCs w:val="4"/>
+        </w:rPr>
+      </w:pPr>
+    </w:p>
+    <w:tbl>
+      <w:tblPr>
+        <w:tblStyle w:val="SourceCodeTable"/>
+        <w:tblW w:type="dxa" w:w="9637"/>
+        <w:tblInd w:w="0" w:type="dxa"/>
+        <w:tblBorders>
+          <w:top w:color="BFBFBF" w:space="0" w:sz="4" w:val="single"/>
+          <w:left w:color="BFBFBF" w:space="0" w:sz="4" w:val="single"/>
+          <w:bottom w:color="BFBFBF" w:space="0" w:sz="4" w:val="single"/>
+          <w:right w:color="BFBFBF" w:space="0" w:sz="4" w:val="single"/>
+        </w:tblBorders>
+        <w:shd w:color="auto" w:fill="F4F4F4" w:val="clear"/>
+        <w:tblLayout w:type="fixed"/>
+        <w:tblCellMar>
+          <w:top w:type="dxa" w:w="113"/>
+          <w:left w:type="dxa" w:w="113"/>
+          <w:bottom w:type="dxa" w:w="113"/>
+          <w:right w:type="dxa" w:w="113"/>
+        </w:tblCellMar>
+        <w:tblLook w:val="0000" w:firstRow="0" w:lastRow="0" w:firstColumn="0" w:lastColumn="0" w:noHBand="1" w:noVBand="1"/>
+      </w:tblPr>
+      <w:tblGrid>
+        <w:gridCol w:w="9637"/>
+      </w:tblGrid>
+      <w:tr>
+        <w:tc>
+          <w:tcPr>
+            <w:tcW w:type="dxa" w:w="9637"/>
+            <w:shd w:color="auto" w:fill="F4F4F4" w:val="clear"/>
+          </w:tcPr>
+          <w:p>
+            <w:pPr>
+              <w:pStyle w:val="SourceCode"/>
+              <w:spacing w:before="0" w:after="0" w:line="200" w:lineRule="auto"/>
+            </w:pPr>
+            <w:r>
+              <w:t xml:space="preserve">NAME   TYPE  SIZE FSTYPE MOUNTPOINT</w:t>
+            </w:r>
+          </w:p>
+          <w:p>
+            <w:pPr>
+              <w:pStyle w:val="SourceCode"/>
+              <w:spacing w:before="0" w:after="0" w:line="200" w:lineRule="auto"/>
+            </w:pPr>
+            <w:r>
+              <w:t xml:space="preserve">sda    disk   25G</w:t>
+            </w:r>
+          </w:p>
+          <w:p>
+            <w:pPr>
+              <w:pStyle w:val="SourceCode"/>
+              <w:spacing w:before="0" w:after="0" w:line="200" w:lineRule="auto"/>
+            </w:pPr>
+            <w:r>
+              <w:t xml:space="preserve">├─sda1 part  512M vfat   /boot/efi</w:t>
+            </w:r>
+          </w:p>
+          <w:p>
+            <w:pPr>
+              <w:pStyle w:val="SourceCode"/>
+              <w:spacing w:before="0" w:after="0" w:line="200" w:lineRule="auto"/>
+            </w:pPr>
+            <w:r>
+              <w:t xml:space="preserve">├─sda2 part   15G ext4   /</w:t>
+            </w:r>
+          </w:p>
+          <w:p>
+            <w:pPr>
+              <w:pStyle w:val="SourceCode"/>
+              <w:spacing w:before="0" w:after="0" w:line="200" w:lineRule="auto"/>
+            </w:pPr>
+            <w:r>
+              <w:t xml:space="preserve">└─sda3 part  9.5G ext4   /home</w:t>
+            </w:r>
+          </w:p>
+          <w:p>
+            <w:pPr>
+              <w:pStyle w:val="SourceCode"/>
+              <w:spacing w:before="0" w:after="0" w:line="200" w:lineRule="auto"/>
+            </w:pPr>
+            <w:r>
+              <w:t xml:space="preserve">sdb    disk    3G</w:t>
+            </w:r>
+          </w:p>
+        </w:tc>
+      </w:tr>
+    </w:tbl>
+    <w:p>
+      <w:pPr>
+        <w:spacing w:before="0" w:after="0" w:line="120" w:lineRule="exact"/>
+        <w:rPr>
+          <w:sz w:val="4"/>
+          <w:szCs w:val="4"/>
+        </w:rPr>
+      </w:pPr>
     </w:p>
     <w:p>
       <w:pPr>
@@ -945,26 +1043,78 @@
     </w:p>
     <w:p>
       <w:pPr>
-        <w:pStyle w:val="SourceCode"/>
-      </w:pPr>
-      <w:r>
-        <w:rPr>
-          <w:rStyle w:val="VerbatimChar"/>
-        </w:rPr>
-        <w:t xml:space="preserve">до монтування                  після монтування /dev/sdb1 у /mnt/data</w:t>
-      </w:r>
-      <w:r>
-        <w:br/>
-      </w:r>
-      <w:r>
-        <w:br/>
-      </w:r>
-      <w:r>
-        <w:rPr>
-          <w:rStyle w:val="VerbatimChar"/>
-        </w:rPr>
-        <w:t xml:space="preserve">/mnt/data (порожній)           /mnt/data → вміст файлової системи sdb1</w:t>
-      </w:r>
+        <w:spacing w:before="0" w:after="0" w:line="120" w:lineRule="exact"/>
+        <w:rPr>
+          <w:sz w:val="4"/>
+          <w:szCs w:val="4"/>
+        </w:rPr>
+      </w:pPr>
+    </w:p>
+    <w:tbl>
+      <w:tblPr>
+        <w:tblStyle w:val="SourceCodeTable"/>
+        <w:tblW w:type="dxa" w:w="9637"/>
+        <w:tblInd w:w="0" w:type="dxa"/>
+        <w:tblBorders>
+          <w:top w:color="BFBFBF" w:space="0" w:sz="4" w:val="single"/>
+          <w:left w:color="BFBFBF" w:space="0" w:sz="4" w:val="single"/>
+          <w:bottom w:color="BFBFBF" w:space="0" w:sz="4" w:val="single"/>
+          <w:right w:color="BFBFBF" w:space="0" w:sz="4" w:val="single"/>
+        </w:tblBorders>
+        <w:shd w:color="auto" w:fill="F4F4F4" w:val="clear"/>
+        <w:tblLayout w:type="fixed"/>
+        <w:tblCellMar>
+          <w:top w:type="dxa" w:w="113"/>
+          <w:left w:type="dxa" w:w="113"/>
+          <w:bottom w:type="dxa" w:w="113"/>
+          <w:right w:type="dxa" w:w="113"/>
+        </w:tblCellMar>
+        <w:tblLook w:val="0000" w:firstRow="0" w:lastRow="0" w:firstColumn="0" w:lastColumn="0" w:noHBand="1" w:noVBand="1"/>
+      </w:tblPr>
+      <w:tblGrid>
+        <w:gridCol w:w="9637"/>
+      </w:tblGrid>
+      <w:tr>
+        <w:tc>
+          <w:tcPr>
+            <w:tcW w:type="dxa" w:w="9637"/>
+            <w:shd w:color="auto" w:fill="F4F4F4" w:val="clear"/>
+          </w:tcPr>
+          <w:p>
+            <w:pPr>
+              <w:pStyle w:val="SourceCode"/>
+              <w:spacing w:before="0" w:after="0" w:line="200" w:lineRule="auto"/>
+            </w:pPr>
+            <w:r>
+              <w:t xml:space="preserve">до монтування                  після монтування /dev/sdb1 у /mnt/data</w:t>
+            </w:r>
+          </w:p>
+          <w:p>
+            <w:pPr>
+              <w:pStyle w:val="SourceCode"/>
+              <w:spacing w:before="0" w:after="0" w:line="200" w:lineRule="auto"/>
+            </w:pPr>
+          </w:p>
+          <w:p>
+            <w:pPr>
+              <w:pStyle w:val="SourceCode"/>
+              <w:spacing w:before="0" w:after="0" w:line="200" w:lineRule="auto"/>
+            </w:pPr>
+            <w:r>
+              <w:t xml:space="preserve">/mnt/data (порожній)           /mnt/data → вміст файлової системи sdb1</w:t>
+            </w:r>
+          </w:p>
+        </w:tc>
+      </w:tr>
+    </w:tbl>
+    <w:p>
+      <w:pPr>
+        <w:spacing w:before="0" w:after="0" w:line="120" w:lineRule="exact"/>
+        <w:rPr>
+          <w:sz w:val="4"/>
+          <w:szCs w:val="4"/>
+        </w:rPr>
+      </w:pPr>
     </w:p>
     <w:bookmarkEnd w:id="12"/>
     <w:bookmarkStart w:id="13" w:name="автоматичне-монтування"/>
@@ -1035,23 +1185,72 @@
     </w:p>
     <w:p>
       <w:pPr>
-        <w:pStyle w:val="SourceCode"/>
-      </w:pPr>
-      <w:r>
-        <w:rPr>
-          <w:rStyle w:val="VerbatimChar"/>
-        </w:rPr>
-        <w:t xml:space="preserve">UUID=1f2e3d4c-...  /mnt/data  ext4  defaults,nofail  0  2</w:t>
-      </w:r>
-      <w:r>
-        <w:br/>
-      </w:r>
-      <w:r>
-        <w:rPr>
-          <w:rStyle w:val="VerbatimChar"/>
-        </w:rPr>
-        <w:t xml:space="preserve">   пристрій        точка      тип   параметри       dump fsck</w:t>
-      </w:r>
+        <w:spacing w:before="0" w:after="0" w:line="120" w:lineRule="exact"/>
+        <w:rPr>
+          <w:sz w:val="4"/>
+          <w:szCs w:val="4"/>
+        </w:rPr>
+      </w:pPr>
+    </w:p>
+    <w:tbl>
+      <w:tblPr>
+        <w:tblStyle w:val="SourceCodeTable"/>
+        <w:tblW w:type="dxa" w:w="9637"/>
+        <w:tblInd w:w="0" w:type="dxa"/>
+        <w:tblBorders>
+          <w:top w:color="BFBFBF" w:space="0" w:sz="4" w:val="single"/>
+          <w:left w:color="BFBFBF" w:space="0" w:sz="4" w:val="single"/>
+          <w:bottom w:color="BFBFBF" w:space="0" w:sz="4" w:val="single"/>
+          <w:right w:color="BFBFBF" w:space="0" w:sz="4" w:val="single"/>
+        </w:tblBorders>
+        <w:shd w:color="auto" w:fill="F4F4F4" w:val="clear"/>
+        <w:tblLayout w:type="fixed"/>
+        <w:tblCellMar>
+          <w:top w:type="dxa" w:w="113"/>
+          <w:left w:type="dxa" w:w="113"/>
+          <w:bottom w:type="dxa" w:w="113"/>
+          <w:right w:type="dxa" w:w="113"/>
+        </w:tblCellMar>
+        <w:tblLook w:val="0000" w:firstRow="0" w:lastRow="0" w:firstColumn="0" w:lastColumn="0" w:noHBand="1" w:noVBand="1"/>
+      </w:tblPr>
+      <w:tblGrid>
+        <w:gridCol w:w="9637"/>
+      </w:tblGrid>
+      <w:tr>
+        <w:tc>
+          <w:tcPr>
+            <w:tcW w:type="dxa" w:w="9637"/>
+            <w:shd w:color="auto" w:fill="F4F4F4" w:val="clear"/>
+          </w:tcPr>
+          <w:p>
+            <w:pPr>
+              <w:pStyle w:val="SourceCode"/>
+              <w:spacing w:before="0" w:after="0" w:line="200" w:lineRule="auto"/>
+            </w:pPr>
+            <w:r>
+              <w:t xml:space="preserve">UUID=1f2e3d4c-...  /mnt/data  ext4  defaults,nofail  0  2</w:t>
+            </w:r>
+          </w:p>
+          <w:p>
+            <w:pPr>
+              <w:pStyle w:val="SourceCode"/>
+              <w:spacing w:before="0" w:after="0" w:line="200" w:lineRule="auto"/>
+            </w:pPr>
+            <w:r>
+              <w:t xml:space="preserve">   пристрій        точка      тип   параметри       dump fsck</w:t>
+            </w:r>
+          </w:p>
+        </w:tc>
+      </w:tr>
+    </w:tbl>
+    <w:p>
+      <w:pPr>
+        <w:spacing w:before="0" w:after="0" w:line="120" w:lineRule="exact"/>
+        <w:rPr>
+          <w:sz w:val="4"/>
+          <w:szCs w:val="4"/>
+        </w:rPr>
+      </w:pPr>
     </w:p>
     <w:p>
       <w:pPr>
@@ -1119,23 +1318,72 @@
     </w:p>
     <w:p>
       <w:pPr>
-        <w:pStyle w:val="SourceCode"/>
-      </w:pPr>
-      <w:r>
-        <w:rPr>
-          <w:rStyle w:val="VerbatimChar"/>
-        </w:rPr>
-        <w:t xml:space="preserve">lsblk -o NAME,TYPE,SIZE,FSTYPE,MOUNTPOINT</w:t>
-      </w:r>
-      <w:r>
-        <w:br/>
-      </w:r>
-      <w:r>
-        <w:rPr>
-          <w:rStyle w:val="VerbatimChar"/>
-        </w:rPr>
-        <w:t xml:space="preserve">sudo fdisk -l /dev/sdb</w:t>
-      </w:r>
+        <w:spacing w:before="0" w:after="0" w:line="120" w:lineRule="exact"/>
+        <w:rPr>
+          <w:sz w:val="4"/>
+          <w:szCs w:val="4"/>
+        </w:rPr>
+      </w:pPr>
+    </w:p>
+    <w:tbl>
+      <w:tblPr>
+        <w:tblStyle w:val="SourceCodeTable"/>
+        <w:tblW w:type="dxa" w:w="9637"/>
+        <w:tblInd w:w="0" w:type="dxa"/>
+        <w:tblBorders>
+          <w:top w:color="BFBFBF" w:space="0" w:sz="4" w:val="single"/>
+          <w:left w:color="BFBFBF" w:space="0" w:sz="4" w:val="single"/>
+          <w:bottom w:color="BFBFBF" w:space="0" w:sz="4" w:val="single"/>
+          <w:right w:color="BFBFBF" w:space="0" w:sz="4" w:val="single"/>
+        </w:tblBorders>
+        <w:shd w:color="auto" w:fill="F4F4F4" w:val="clear"/>
+        <w:tblLayout w:type="fixed"/>
+        <w:tblCellMar>
+          <w:top w:type="dxa" w:w="113"/>
+          <w:left w:type="dxa" w:w="113"/>
+          <w:bottom w:type="dxa" w:w="113"/>
+          <w:right w:type="dxa" w:w="113"/>
+        </w:tblCellMar>
+        <w:tblLook w:val="0000" w:firstRow="0" w:lastRow="0" w:firstColumn="0" w:lastColumn="0" w:noHBand="1" w:noVBand="1"/>
+      </w:tblPr>
+      <w:tblGrid>
+        <w:gridCol w:w="9637"/>
+      </w:tblGrid>
+      <w:tr>
+        <w:tc>
+          <w:tcPr>
+            <w:tcW w:type="dxa" w:w="9637"/>
+            <w:shd w:color="auto" w:fill="F4F4F4" w:val="clear"/>
+          </w:tcPr>
+          <w:p>
+            <w:pPr>
+              <w:pStyle w:val="SourceCode"/>
+              <w:spacing w:before="0" w:after="0" w:line="200" w:lineRule="auto"/>
+            </w:pPr>
+            <w:r>
+              <w:t xml:space="preserve">lsblk -o NAME,TYPE,SIZE,FSTYPE,MOUNTPOINT</w:t>
+            </w:r>
+          </w:p>
+          <w:p>
+            <w:pPr>
+              <w:pStyle w:val="SourceCode"/>
+              <w:spacing w:before="0" w:after="0" w:line="200" w:lineRule="auto"/>
+            </w:pPr>
+            <w:r>
+              <w:t xml:space="preserve">sudo fdisk -l /dev/sdb</w:t>
+            </w:r>
+          </w:p>
+        </w:tc>
+      </w:tr>
+    </w:tbl>
+    <w:p>
+      <w:pPr>
+        <w:spacing w:before="0" w:after="0" w:line="120" w:lineRule="exact"/>
+        <w:rPr>
+          <w:sz w:val="4"/>
+          <w:szCs w:val="4"/>
+        </w:rPr>
+      </w:pPr>
     </w:p>
     <w:p>
       <w:pPr>
@@ -1147,32 +1395,81 @@
     </w:p>
     <w:p>
       <w:pPr>
-        <w:pStyle w:val="SourceCode"/>
-      </w:pPr>
-      <w:r>
-        <w:rPr>
-          <w:rStyle w:val="VerbatimChar"/>
-        </w:rPr>
-        <w:t xml:space="preserve">Disk /dev/sdb: 3 GiB, 3221225472 bytes, 6291456 sectors</w:t>
-      </w:r>
-      <w:r>
-        <w:br/>
-      </w:r>
-      <w:r>
-        <w:rPr>
-          <w:rStyle w:val="VerbatimChar"/>
-        </w:rPr>
-        <w:t xml:space="preserve">Units: sectors of 1 * 512 = 512 bytes</w:t>
-      </w:r>
-      <w:r>
-        <w:br/>
-      </w:r>
-      <w:r>
-        <w:rPr>
-          <w:rStyle w:val="VerbatimChar"/>
-        </w:rPr>
-        <w:t xml:space="preserve">Sector size (logical/physical): 512 bytes / 512 bytes</w:t>
-      </w:r>
+        <w:spacing w:before="0" w:after="0" w:line="120" w:lineRule="exact"/>
+        <w:rPr>
+          <w:sz w:val="4"/>
+          <w:szCs w:val="4"/>
+        </w:rPr>
+      </w:pPr>
+    </w:p>
+    <w:tbl>
+      <w:tblPr>
+        <w:tblStyle w:val="SourceCodeTable"/>
+        <w:tblW w:type="dxa" w:w="9637"/>
+        <w:tblInd w:w="0" w:type="dxa"/>
+        <w:tblBorders>
+          <w:top w:color="BFBFBF" w:space="0" w:sz="4" w:val="single"/>
+          <w:left w:color="BFBFBF" w:space="0" w:sz="4" w:val="single"/>
+          <w:bottom w:color="BFBFBF" w:space="0" w:sz="4" w:val="single"/>
+          <w:right w:color="BFBFBF" w:space="0" w:sz="4" w:val="single"/>
+        </w:tblBorders>
+        <w:shd w:color="auto" w:fill="F4F4F4" w:val="clear"/>
+        <w:tblLayout w:type="fixed"/>
+        <w:tblCellMar>
+          <w:top w:type="dxa" w:w="113"/>
+          <w:left w:type="dxa" w:w="113"/>
+          <w:bottom w:type="dxa" w:w="113"/>
+          <w:right w:type="dxa" w:w="113"/>
+        </w:tblCellMar>
+        <w:tblLook w:val="0000" w:firstRow="0" w:lastRow="0" w:firstColumn="0" w:lastColumn="0" w:noHBand="1" w:noVBand="1"/>
+      </w:tblPr>
+      <w:tblGrid>
+        <w:gridCol w:w="9637"/>
+      </w:tblGrid>
+      <w:tr>
+        <w:tc>
+          <w:tcPr>
+            <w:tcW w:type="dxa" w:w="9637"/>
+            <w:shd w:color="auto" w:fill="F4F4F4" w:val="clear"/>
+          </w:tcPr>
+          <w:p>
+            <w:pPr>
+              <w:pStyle w:val="SourceCode"/>
+              <w:spacing w:before="0" w:after="0" w:line="200" w:lineRule="auto"/>
+            </w:pPr>
+            <w:r>
+              <w:t xml:space="preserve">Disk /dev/sdb: 3 GiB, 3221225472 bytes, 6291456 sectors</w:t>
+            </w:r>
+          </w:p>
+          <w:p>
+            <w:pPr>
+              <w:pStyle w:val="SourceCode"/>
+              <w:spacing w:before="0" w:after="0" w:line="200" w:lineRule="auto"/>
+            </w:pPr>
+            <w:r>
+              <w:t xml:space="preserve">Units: sectors of 1 * 512 = 512 bytes</w:t>
+            </w:r>
+          </w:p>
+          <w:p>
+            <w:pPr>
+              <w:pStyle w:val="SourceCode"/>
+              <w:spacing w:before="0" w:after="0" w:line="200" w:lineRule="auto"/>
+            </w:pPr>
+            <w:r>
+              <w:t xml:space="preserve">Sector size (logical/physical): 512 bytes / 512 bytes</w:t>
+            </w:r>
+          </w:p>
+        </w:tc>
+      </w:tr>
+    </w:tbl>
+    <w:p>
+      <w:pPr>
+        <w:spacing w:before="0" w:after="0" w:line="120" w:lineRule="exact"/>
+        <w:rPr>
+          <w:sz w:val="4"/>
+          <w:szCs w:val="4"/>
+        </w:rPr>
+      </w:pPr>
     </w:p>
     <w:p>
       <w:pPr>
@@ -1209,59 +1506,108 @@
     </w:p>
     <w:p>
       <w:pPr>
-        <w:pStyle w:val="SourceCode"/>
-      </w:pPr>
-      <w:r>
-        <w:rPr>
-          <w:rStyle w:val="VerbatimChar"/>
-        </w:rPr>
-        <w:t xml:space="preserve"># Неінтерактивно: GPT, розділ 1 на 1 ГБ, розділ 2 на решту</w:t>
-      </w:r>
-      <w:r>
-        <w:br/>
-      </w:r>
-      <w:r>
-        <w:rPr>
-          <w:rStyle w:val="VerbatimChar"/>
-        </w:rPr>
-        <w:t xml:space="preserve">sudo sgdisk --zap-all /dev/sdb</w:t>
-      </w:r>
-      <w:r>
-        <w:br/>
-      </w:r>
-      <w:r>
-        <w:rPr>
-          <w:rStyle w:val="VerbatimChar"/>
-        </w:rPr>
-        <w:t xml:space="preserve">sudo sgdisk --new=1:0:+1G --typecode=1:8300 --change-name=1:data1 /dev/sdb</w:t>
-      </w:r>
-      <w:r>
-        <w:br/>
-      </w:r>
-      <w:r>
-        <w:rPr>
-          <w:rStyle w:val="VerbatimChar"/>
-        </w:rPr>
-        <w:t xml:space="preserve">sudo sgdisk --new=2:0:0   --typecode=2:8300 --change-name=2:data2 /dev/sdb</w:t>
-      </w:r>
-      <w:r>
-        <w:br/>
-      </w:r>
-      <w:r>
-        <w:rPr>
-          <w:rStyle w:val="VerbatimChar"/>
-        </w:rPr>
-        <w:t xml:space="preserve">sudo partprobe /dev/sdb</w:t>
-      </w:r>
-      <w:r>
-        <w:br/>
-      </w:r>
-      <w:r>
-        <w:rPr>
-          <w:rStyle w:val="VerbatimChar"/>
-        </w:rPr>
-        <w:t xml:space="preserve">lsblk /dev/sdb</w:t>
-      </w:r>
+        <w:spacing w:before="0" w:after="0" w:line="120" w:lineRule="exact"/>
+        <w:rPr>
+          <w:sz w:val="4"/>
+          <w:szCs w:val="4"/>
+        </w:rPr>
+      </w:pPr>
+    </w:p>
+    <w:tbl>
+      <w:tblPr>
+        <w:tblStyle w:val="SourceCodeTable"/>
+        <w:tblW w:type="dxa" w:w="9637"/>
+        <w:tblInd w:w="0" w:type="dxa"/>
+        <w:tblBorders>
+          <w:top w:color="BFBFBF" w:space="0" w:sz="4" w:val="single"/>
+          <w:left w:color="BFBFBF" w:space="0" w:sz="4" w:val="single"/>
+          <w:bottom w:color="BFBFBF" w:space="0" w:sz="4" w:val="single"/>
+          <w:right w:color="BFBFBF" w:space="0" w:sz="4" w:val="single"/>
+        </w:tblBorders>
+        <w:shd w:color="auto" w:fill="F4F4F4" w:val="clear"/>
+        <w:tblLayout w:type="fixed"/>
+        <w:tblCellMar>
+          <w:top w:type="dxa" w:w="113"/>
+          <w:left w:type="dxa" w:w="113"/>
+          <w:bottom w:type="dxa" w:w="113"/>
+          <w:right w:type="dxa" w:w="113"/>
+        </w:tblCellMar>
+        <w:tblLook w:val="0000" w:firstRow="0" w:lastRow="0" w:firstColumn="0" w:lastColumn="0" w:noHBand="1" w:noVBand="1"/>
+      </w:tblPr>
+      <w:tblGrid>
+        <w:gridCol w:w="9637"/>
+      </w:tblGrid>
+      <w:tr>
+        <w:tc>
+          <w:tcPr>
+            <w:tcW w:type="dxa" w:w="9637"/>
+            <w:shd w:color="auto" w:fill="F4F4F4" w:val="clear"/>
+          </w:tcPr>
+          <w:p>
+            <w:pPr>
+              <w:pStyle w:val="SourceCode"/>
+              <w:spacing w:before="0" w:after="0" w:line="200" w:lineRule="auto"/>
+            </w:pPr>
+            <w:r>
+              <w:t xml:space="preserve"># Неінтерактивно: GPT, розділ 1 на 1 ГБ, розділ 2 на решту</w:t>
+            </w:r>
+          </w:p>
+          <w:p>
+            <w:pPr>
+              <w:pStyle w:val="SourceCode"/>
+              <w:spacing w:before="0" w:after="0" w:line="200" w:lineRule="auto"/>
+            </w:pPr>
+            <w:r>
+              <w:t xml:space="preserve">sudo sgdisk --zap-all /dev/sdb</w:t>
+            </w:r>
+          </w:p>
+          <w:p>
+            <w:pPr>
+              <w:pStyle w:val="SourceCode"/>
+              <w:spacing w:before="0" w:after="0" w:line="200" w:lineRule="auto"/>
+            </w:pPr>
+            <w:r>
+              <w:t xml:space="preserve">sudo sgdisk --new=1:0:+1G --typecode=1:8300 --change-name=1:data1 /dev/sdb</w:t>
+            </w:r>
+          </w:p>
+          <w:p>
+            <w:pPr>
+              <w:pStyle w:val="SourceCode"/>
+              <w:spacing w:before="0" w:after="0" w:line="200" w:lineRule="auto"/>
+            </w:pPr>
+            <w:r>
+              <w:t xml:space="preserve">sudo sgdisk --new=2:0:0   --typecode=2:8300 --change-name=2:data2 /dev/sdb</w:t>
+            </w:r>
+          </w:p>
+          <w:p>
+            <w:pPr>
+              <w:pStyle w:val="SourceCode"/>
+              <w:spacing w:before="0" w:after="0" w:line="200" w:lineRule="auto"/>
+            </w:pPr>
+            <w:r>
+              <w:t xml:space="preserve">sudo partprobe /dev/sdb</w:t>
+            </w:r>
+          </w:p>
+          <w:p>
+            <w:pPr>
+              <w:pStyle w:val="SourceCode"/>
+              <w:spacing w:before="0" w:after="0" w:line="200" w:lineRule="auto"/>
+            </w:pPr>
+            <w:r>
+              <w:t xml:space="preserve">lsblk /dev/sdb</w:t>
+            </w:r>
+          </w:p>
+        </w:tc>
+      </w:tr>
+    </w:tbl>
+    <w:p>
+      <w:pPr>
+        <w:spacing w:before="0" w:after="0" w:line="120" w:lineRule="exact"/>
+        <w:rPr>
+          <w:sz w:val="4"/>
+          <w:szCs w:val="4"/>
+        </w:rPr>
+      </w:pPr>
     </w:p>
     <w:p>
       <w:pPr>
@@ -1273,41 +1619,90 @@
     </w:p>
     <w:p>
       <w:pPr>
-        <w:pStyle w:val="SourceCode"/>
-      </w:pPr>
-      <w:r>
-        <w:rPr>
-          <w:rStyle w:val="VerbatimChar"/>
-        </w:rPr>
-        <w:t xml:space="preserve">NAME   MAJ:MIN RM SIZE RO TYPE MOUNTPOINT</w:t>
-      </w:r>
-      <w:r>
-        <w:br/>
-      </w:r>
-      <w:r>
-        <w:rPr>
-          <w:rStyle w:val="VerbatimChar"/>
-        </w:rPr>
-        <w:t xml:space="preserve">sdb      8:16   0   3G  0 disk</w:t>
-      </w:r>
-      <w:r>
-        <w:br/>
-      </w:r>
-      <w:r>
-        <w:rPr>
-          <w:rStyle w:val="VerbatimChar"/>
-        </w:rPr>
-        <w:t xml:space="preserve">├─sdb1   8:17   0   1G  0 part</w:t>
-      </w:r>
-      <w:r>
-        <w:br/>
-      </w:r>
-      <w:r>
-        <w:rPr>
-          <w:rStyle w:val="VerbatimChar"/>
-        </w:rPr>
-        <w:t xml:space="preserve">└─sdb2   8:18   0   2G  0 part</w:t>
-      </w:r>
+        <w:spacing w:before="0" w:after="0" w:line="120" w:lineRule="exact"/>
+        <w:rPr>
+          <w:sz w:val="4"/>
+          <w:szCs w:val="4"/>
+        </w:rPr>
+      </w:pPr>
+    </w:p>
+    <w:tbl>
+      <w:tblPr>
+        <w:tblStyle w:val="SourceCodeTable"/>
+        <w:tblW w:type="dxa" w:w="9637"/>
+        <w:tblInd w:w="0" w:type="dxa"/>
+        <w:tblBorders>
+          <w:top w:color="BFBFBF" w:space="0" w:sz="4" w:val="single"/>
+          <w:left w:color="BFBFBF" w:space="0" w:sz="4" w:val="single"/>
+          <w:bottom w:color="BFBFBF" w:space="0" w:sz="4" w:val="single"/>
+          <w:right w:color="BFBFBF" w:space="0" w:sz="4" w:val="single"/>
+        </w:tblBorders>
+        <w:shd w:color="auto" w:fill="F4F4F4" w:val="clear"/>
+        <w:tblLayout w:type="fixed"/>
+        <w:tblCellMar>
+          <w:top w:type="dxa" w:w="113"/>
+          <w:left w:type="dxa" w:w="113"/>
+          <w:bottom w:type="dxa" w:w="113"/>
+          <w:right w:type="dxa" w:w="113"/>
+        </w:tblCellMar>
+        <w:tblLook w:val="0000" w:firstRow="0" w:lastRow="0" w:firstColumn="0" w:lastColumn="0" w:noHBand="1" w:noVBand="1"/>
+      </w:tblPr>
+      <w:tblGrid>
+        <w:gridCol w:w="9637"/>
+      </w:tblGrid>
+      <w:tr>
+        <w:tc>
+          <w:tcPr>
+            <w:tcW w:type="dxa" w:w="9637"/>
+            <w:shd w:color="auto" w:fill="F4F4F4" w:val="clear"/>
+          </w:tcPr>
+          <w:p>
+            <w:pPr>
+              <w:pStyle w:val="SourceCode"/>
+              <w:spacing w:before="0" w:after="0" w:line="200" w:lineRule="auto"/>
+            </w:pPr>
+            <w:r>
+              <w:t xml:space="preserve">NAME   MAJ:MIN RM SIZE RO TYPE MOUNTPOINT</w:t>
+            </w:r>
+          </w:p>
+          <w:p>
+            <w:pPr>
+              <w:pStyle w:val="SourceCode"/>
+              <w:spacing w:before="0" w:after="0" w:line="200" w:lineRule="auto"/>
+            </w:pPr>
+            <w:r>
+              <w:t xml:space="preserve">sdb      8:16   0   3G  0 disk</w:t>
+            </w:r>
+          </w:p>
+          <w:p>
+            <w:pPr>
+              <w:pStyle w:val="SourceCode"/>
+              <w:spacing w:before="0" w:after="0" w:line="200" w:lineRule="auto"/>
+            </w:pPr>
+            <w:r>
+              <w:t xml:space="preserve">├─sdb1   8:17   0   1G  0 part</w:t>
+            </w:r>
+          </w:p>
+          <w:p>
+            <w:pPr>
+              <w:pStyle w:val="SourceCode"/>
+              <w:spacing w:before="0" w:after="0" w:line="200" w:lineRule="auto"/>
+            </w:pPr>
+            <w:r>
+              <w:t xml:space="preserve">└─sdb2   8:18   0   2G  0 part</w:t>
+            </w:r>
+          </w:p>
+        </w:tc>
+      </w:tr>
+    </w:tbl>
+    <w:p>
+      <w:pPr>
+        <w:spacing w:before="0" w:after="0" w:line="120" w:lineRule="exact"/>
+        <w:rPr>
+          <w:sz w:val="4"/>
+          <w:szCs w:val="4"/>
+        </w:rPr>
+      </w:pPr>
     </w:p>
     <w:bookmarkEnd w:id="16"/>
     <w:bookmarkStart w:id="17" w:name="крок-3.-створення-файлових-систем"/>
@@ -1321,32 +1716,81 @@
     </w:p>
     <w:p>
       <w:pPr>
-        <w:pStyle w:val="SourceCode"/>
-      </w:pPr>
-      <w:r>
-        <w:rPr>
-          <w:rStyle w:val="VerbatimChar"/>
-        </w:rPr>
-        <w:t xml:space="preserve">sudo mkfs.ext4 -L LABDATA1 /dev/sdb1</w:t>
-      </w:r>
-      <w:r>
-        <w:br/>
-      </w:r>
-      <w:r>
-        <w:rPr>
-          <w:rStyle w:val="VerbatimChar"/>
-        </w:rPr>
-        <w:t xml:space="preserve">sudo mkfs.vfat -n LABDATA2 /dev/sdb2</w:t>
-      </w:r>
-      <w:r>
-        <w:br/>
-      </w:r>
-      <w:r>
-        <w:rPr>
-          <w:rStyle w:val="VerbatimChar"/>
-        </w:rPr>
-        <w:t xml:space="preserve">lsblk -o NAME,SIZE,FSTYPE,LABEL /dev/sdb</w:t>
-      </w:r>
+        <w:spacing w:before="0" w:after="0" w:line="120" w:lineRule="exact"/>
+        <w:rPr>
+          <w:sz w:val="4"/>
+          <w:szCs w:val="4"/>
+        </w:rPr>
+      </w:pPr>
+    </w:p>
+    <w:tbl>
+      <w:tblPr>
+        <w:tblStyle w:val="SourceCodeTable"/>
+        <w:tblW w:type="dxa" w:w="9637"/>
+        <w:tblInd w:w="0" w:type="dxa"/>
+        <w:tblBorders>
+          <w:top w:color="BFBFBF" w:space="0" w:sz="4" w:val="single"/>
+          <w:left w:color="BFBFBF" w:space="0" w:sz="4" w:val="single"/>
+          <w:bottom w:color="BFBFBF" w:space="0" w:sz="4" w:val="single"/>
+          <w:right w:color="BFBFBF" w:space="0" w:sz="4" w:val="single"/>
+        </w:tblBorders>
+        <w:shd w:color="auto" w:fill="F4F4F4" w:val="clear"/>
+        <w:tblLayout w:type="fixed"/>
+        <w:tblCellMar>
+          <w:top w:type="dxa" w:w="113"/>
+          <w:left w:type="dxa" w:w="113"/>
+          <w:bottom w:type="dxa" w:w="113"/>
+          <w:right w:type="dxa" w:w="113"/>
+        </w:tblCellMar>
+        <w:tblLook w:val="0000" w:firstRow="0" w:lastRow="0" w:firstColumn="0" w:lastColumn="0" w:noHBand="1" w:noVBand="1"/>
+      </w:tblPr>
+      <w:tblGrid>
+        <w:gridCol w:w="9637"/>
+      </w:tblGrid>
+      <w:tr>
+        <w:tc>
+          <w:tcPr>
+            <w:tcW w:type="dxa" w:w="9637"/>
+            <w:shd w:color="auto" w:fill="F4F4F4" w:val="clear"/>
+          </w:tcPr>
+          <w:p>
+            <w:pPr>
+              <w:pStyle w:val="SourceCode"/>
+              <w:spacing w:before="0" w:after="0" w:line="200" w:lineRule="auto"/>
+            </w:pPr>
+            <w:r>
+              <w:t xml:space="preserve">sudo mkfs.ext4 -L LABDATA1 /dev/sdb1</w:t>
+            </w:r>
+          </w:p>
+          <w:p>
+            <w:pPr>
+              <w:pStyle w:val="SourceCode"/>
+              <w:spacing w:before="0" w:after="0" w:line="200" w:lineRule="auto"/>
+            </w:pPr>
+            <w:r>
+              <w:t xml:space="preserve">sudo mkfs.vfat -n LABDATA2 /dev/sdb2</w:t>
+            </w:r>
+          </w:p>
+          <w:p>
+            <w:pPr>
+              <w:pStyle w:val="SourceCode"/>
+              <w:spacing w:before="0" w:after="0" w:line="200" w:lineRule="auto"/>
+            </w:pPr>
+            <w:r>
+              <w:t xml:space="preserve">lsblk -o NAME,SIZE,FSTYPE,LABEL /dev/sdb</w:t>
+            </w:r>
+          </w:p>
+        </w:tc>
+      </w:tr>
+    </w:tbl>
+    <w:p>
+      <w:pPr>
+        <w:spacing w:before="0" w:after="0" w:line="120" w:lineRule="exact"/>
+        <w:rPr>
+          <w:sz w:val="4"/>
+          <w:szCs w:val="4"/>
+        </w:rPr>
+      </w:pPr>
     </w:p>
     <w:p>
       <w:pPr>
@@ -1358,41 +1802,90 @@
     </w:p>
     <w:p>
       <w:pPr>
-        <w:pStyle w:val="SourceCode"/>
-      </w:pPr>
-      <w:r>
-        <w:rPr>
-          <w:rStyle w:val="VerbatimChar"/>
-        </w:rPr>
-        <w:t xml:space="preserve">NAME   SIZE FSTYPE LABEL</w:t>
-      </w:r>
-      <w:r>
-        <w:br/>
-      </w:r>
-      <w:r>
-        <w:rPr>
-          <w:rStyle w:val="VerbatimChar"/>
-        </w:rPr>
-        <w:t xml:space="preserve">sdb      3G</w:t>
-      </w:r>
-      <w:r>
-        <w:br/>
-      </w:r>
-      <w:r>
-        <w:rPr>
-          <w:rStyle w:val="VerbatimChar"/>
-        </w:rPr>
-        <w:t xml:space="preserve">├─sdb1   1G ext4   LABDATA1</w:t>
-      </w:r>
-      <w:r>
-        <w:br/>
-      </w:r>
-      <w:r>
-        <w:rPr>
-          <w:rStyle w:val="VerbatimChar"/>
-        </w:rPr>
-        <w:t xml:space="preserve">└─sdb2   2G vfat   LABDATA2</w:t>
-      </w:r>
+        <w:spacing w:before="0" w:after="0" w:line="120" w:lineRule="exact"/>
+        <w:rPr>
+          <w:sz w:val="4"/>
+          <w:szCs w:val="4"/>
+        </w:rPr>
+      </w:pPr>
+    </w:p>
+    <w:tbl>
+      <w:tblPr>
+        <w:tblStyle w:val="SourceCodeTable"/>
+        <w:tblW w:type="dxa" w:w="9637"/>
+        <w:tblInd w:w="0" w:type="dxa"/>
+        <w:tblBorders>
+          <w:top w:color="BFBFBF" w:space="0" w:sz="4" w:val="single"/>
+          <w:left w:color="BFBFBF" w:space="0" w:sz="4" w:val="single"/>
+          <w:bottom w:color="BFBFBF" w:space="0" w:sz="4" w:val="single"/>
+          <w:right w:color="BFBFBF" w:space="0" w:sz="4" w:val="single"/>
+        </w:tblBorders>
+        <w:shd w:color="auto" w:fill="F4F4F4" w:val="clear"/>
+        <w:tblLayout w:type="fixed"/>
+        <w:tblCellMar>
+          <w:top w:type="dxa" w:w="113"/>
+          <w:left w:type="dxa" w:w="113"/>
+          <w:bottom w:type="dxa" w:w="113"/>
+          <w:right w:type="dxa" w:w="113"/>
+        </w:tblCellMar>
+        <w:tblLook w:val="0000" w:firstRow="0" w:lastRow="0" w:firstColumn="0" w:lastColumn="0" w:noHBand="1" w:noVBand="1"/>
+      </w:tblPr>
+      <w:tblGrid>
+        <w:gridCol w:w="9637"/>
+      </w:tblGrid>
+      <w:tr>
+        <w:tc>
+          <w:tcPr>
+            <w:tcW w:type="dxa" w:w="9637"/>
+            <w:shd w:color="auto" w:fill="F4F4F4" w:val="clear"/>
+          </w:tcPr>
+          <w:p>
+            <w:pPr>
+              <w:pStyle w:val="SourceCode"/>
+              <w:spacing w:before="0" w:after="0" w:line="200" w:lineRule="auto"/>
+            </w:pPr>
+            <w:r>
+              <w:t xml:space="preserve">NAME   SIZE FSTYPE LABEL</w:t>
+            </w:r>
+          </w:p>
+          <w:p>
+            <w:pPr>
+              <w:pStyle w:val="SourceCode"/>
+              <w:spacing w:before="0" w:after="0" w:line="200" w:lineRule="auto"/>
+            </w:pPr>
+            <w:r>
+              <w:t xml:space="preserve">sdb      3G</w:t>
+            </w:r>
+          </w:p>
+          <w:p>
+            <w:pPr>
+              <w:pStyle w:val="SourceCode"/>
+              <w:spacing w:before="0" w:after="0" w:line="200" w:lineRule="auto"/>
+            </w:pPr>
+            <w:r>
+              <w:t xml:space="preserve">├─sdb1   1G ext4   LABDATA1</w:t>
+            </w:r>
+          </w:p>
+          <w:p>
+            <w:pPr>
+              <w:pStyle w:val="SourceCode"/>
+              <w:spacing w:before="0" w:after="0" w:line="200" w:lineRule="auto"/>
+            </w:pPr>
+            <w:r>
+              <w:t xml:space="preserve">└─sdb2   2G vfat   LABDATA2</w:t>
+            </w:r>
+          </w:p>
+        </w:tc>
+      </w:tr>
+    </w:tbl>
+    <w:p>
+      <w:pPr>
+        <w:spacing w:before="0" w:after="0" w:line="120" w:lineRule="exact"/>
+        <w:rPr>
+          <w:sz w:val="4"/>
+          <w:szCs w:val="4"/>
+        </w:rPr>
+      </w:pPr>
     </w:p>
     <w:bookmarkEnd w:id="17"/>
     <w:bookmarkStart w:id="18" w:name="крок-4.-монтування-вручну"/>
@@ -1406,53 +1899,105 @@
     </w:p>
     <w:p>
       <w:pPr>
-        <w:pStyle w:val="SourceCode"/>
-      </w:pPr>
-      <w:r>
-        <w:rPr>
-          <w:rStyle w:val="VerbatimChar"/>
-        </w:rPr>
-        <w:t xml:space="preserve">sudo mkdir -p /mnt/data1 /mnt/data2</w:t>
-      </w:r>
-      <w:r>
-        <w:br/>
-      </w:r>
-      <w:r>
-        <w:rPr>
-          <w:rStyle w:val="VerbatimChar"/>
-        </w:rPr>
-        <w:t xml:space="preserve">sudo mount /dev/sdb1 /mnt/data1</w:t>
-      </w:r>
-      <w:r>
-        <w:br/>
-      </w:r>
-      <w:r>
-        <w:rPr>
-          <w:rStyle w:val="VerbatimChar"/>
-        </w:rPr>
-        <w:t xml:space="preserve">sudo mount /dev/sdb2 /mnt/data2</w:t>
-      </w:r>
-      <w:r>
-        <w:br/>
-      </w:r>
-      <w:r>
-        <w:br/>
-      </w:r>
-      <w:r>
-        <w:rPr>
-          <w:rStyle w:val="VerbatimChar"/>
-        </w:rPr>
-        <w:t xml:space="preserve"># Перевірка</w:t>
-      </w:r>
-      <w:r>
-        <w:br/>
-      </w:r>
-      <w:r>
-        <w:rPr>
-          <w:rStyle w:val="VerbatimChar"/>
-        </w:rPr>
-        <w:t xml:space="preserve">df -h --output=source,fstype,size,used,avail,target | grep sdb</w:t>
-      </w:r>
+        <w:spacing w:before="0" w:after="0" w:line="120" w:lineRule="exact"/>
+        <w:rPr>
+          <w:sz w:val="4"/>
+          <w:szCs w:val="4"/>
+        </w:rPr>
+      </w:pPr>
+    </w:p>
+    <w:tbl>
+      <w:tblPr>
+        <w:tblStyle w:val="SourceCodeTable"/>
+        <w:tblW w:type="dxa" w:w="9637"/>
+        <w:tblInd w:w="0" w:type="dxa"/>
+        <w:tblBorders>
+          <w:top w:color="BFBFBF" w:space="0" w:sz="4" w:val="single"/>
+          <w:left w:color="BFBFBF" w:space="0" w:sz="4" w:val="single"/>
+          <w:bottom w:color="BFBFBF" w:space="0" w:sz="4" w:val="single"/>
+          <w:right w:color="BFBFBF" w:space="0" w:sz="4" w:val="single"/>
+        </w:tblBorders>
+        <w:shd w:color="auto" w:fill="F4F4F4" w:val="clear"/>
+        <w:tblLayout w:type="fixed"/>
+        <w:tblCellMar>
+          <w:top w:type="dxa" w:w="113"/>
+          <w:left w:type="dxa" w:w="113"/>
+          <w:bottom w:type="dxa" w:w="113"/>
+          <w:right w:type="dxa" w:w="113"/>
+        </w:tblCellMar>
+        <w:tblLook w:val="0000" w:firstRow="0" w:lastRow="0" w:firstColumn="0" w:lastColumn="0" w:noHBand="1" w:noVBand="1"/>
+      </w:tblPr>
+      <w:tblGrid>
+        <w:gridCol w:w="9637"/>
+      </w:tblGrid>
+      <w:tr>
+        <w:tc>
+          <w:tcPr>
+            <w:tcW w:type="dxa" w:w="9637"/>
+            <w:shd w:color="auto" w:fill="F4F4F4" w:val="clear"/>
+          </w:tcPr>
+          <w:p>
+            <w:pPr>
+              <w:pStyle w:val="SourceCode"/>
+              <w:spacing w:before="0" w:after="0" w:line="200" w:lineRule="auto"/>
+            </w:pPr>
+            <w:r>
+              <w:t xml:space="preserve">sudo mkdir -p /mnt/data1 /mnt/data2</w:t>
+            </w:r>
+          </w:p>
+          <w:p>
+            <w:pPr>
+              <w:pStyle w:val="SourceCode"/>
+              <w:spacing w:before="0" w:after="0" w:line="200" w:lineRule="auto"/>
+            </w:pPr>
+            <w:r>
+              <w:t xml:space="preserve">sudo mount /dev/sdb1 /mnt/data1</w:t>
+            </w:r>
+          </w:p>
+          <w:p>
+            <w:pPr>
+              <w:pStyle w:val="SourceCode"/>
+              <w:spacing w:before="0" w:after="0" w:line="200" w:lineRule="auto"/>
+            </w:pPr>
+            <w:r>
+              <w:t xml:space="preserve">sudo mount /dev/sdb2 /mnt/data2</w:t>
+            </w:r>
+          </w:p>
+          <w:p>
+            <w:pPr>
+              <w:pStyle w:val="SourceCode"/>
+              <w:spacing w:before="0" w:after="0" w:line="200" w:lineRule="auto"/>
+            </w:pPr>
+          </w:p>
+          <w:p>
+            <w:pPr>
+              <w:pStyle w:val="SourceCode"/>
+              <w:spacing w:before="0" w:after="0" w:line="200" w:lineRule="auto"/>
+            </w:pPr>
+            <w:r>
+              <w:t xml:space="preserve"># Перевірка</w:t>
+            </w:r>
+          </w:p>
+          <w:p>
+            <w:pPr>
+              <w:pStyle w:val="SourceCode"/>
+              <w:spacing w:before="0" w:after="0" w:line="200" w:lineRule="auto"/>
+            </w:pPr>
+            <w:r>
+              <w:t xml:space="preserve">df -h --output=source,fstype,size,used,avail,target | grep sdb</w:t>
+            </w:r>
+          </w:p>
+        </w:tc>
+      </w:tr>
+    </w:tbl>
+    <w:p>
+      <w:pPr>
+        <w:spacing w:before="0" w:after="0" w:line="120" w:lineRule="exact"/>
+        <w:rPr>
+          <w:sz w:val="4"/>
+          <w:szCs w:val="4"/>
+        </w:rPr>
+      </w:pPr>
     </w:p>
     <w:p>
       <w:pPr>
@@ -1464,23 +2009,72 @@
     </w:p>
     <w:p>
       <w:pPr>
-        <w:pStyle w:val="SourceCode"/>
-      </w:pPr>
-      <w:r>
-        <w:rPr>
-          <w:rStyle w:val="VerbatimChar"/>
-        </w:rPr>
-        <w:t xml:space="preserve">/dev/sdb1      ext4  974M   24K  907M /mnt/data1</w:t>
-      </w:r>
-      <w:r>
-        <w:br/>
-      </w:r>
-      <w:r>
-        <w:rPr>
-          <w:rStyle w:val="VerbatimChar"/>
-        </w:rPr>
-        <w:t xml:space="preserve">/dev/sdb2      vfat  2.0G  4.0K  2.0G /mnt/data2</w:t>
-      </w:r>
+        <w:spacing w:before="0" w:after="0" w:line="120" w:lineRule="exact"/>
+        <w:rPr>
+          <w:sz w:val="4"/>
+          <w:szCs w:val="4"/>
+        </w:rPr>
+      </w:pPr>
+    </w:p>
+    <w:tbl>
+      <w:tblPr>
+        <w:tblStyle w:val="SourceCodeTable"/>
+        <w:tblW w:type="dxa" w:w="9637"/>
+        <w:tblInd w:w="0" w:type="dxa"/>
+        <w:tblBorders>
+          <w:top w:color="BFBFBF" w:space="0" w:sz="4" w:val="single"/>
+          <w:left w:color="BFBFBF" w:space="0" w:sz="4" w:val="single"/>
+          <w:bottom w:color="BFBFBF" w:space="0" w:sz="4" w:val="single"/>
+          <w:right w:color="BFBFBF" w:space="0" w:sz="4" w:val="single"/>
+        </w:tblBorders>
+        <w:shd w:color="auto" w:fill="F4F4F4" w:val="clear"/>
+        <w:tblLayout w:type="fixed"/>
+        <w:tblCellMar>
+          <w:top w:type="dxa" w:w="113"/>
+          <w:left w:type="dxa" w:w="113"/>
+          <w:bottom w:type="dxa" w:w="113"/>
+          <w:right w:type="dxa" w:w="113"/>
+        </w:tblCellMar>
+        <w:tblLook w:val="0000" w:firstRow="0" w:lastRow="0" w:firstColumn="0" w:lastColumn="0" w:noHBand="1" w:noVBand="1"/>
+      </w:tblPr>
+      <w:tblGrid>
+        <w:gridCol w:w="9637"/>
+      </w:tblGrid>
+      <w:tr>
+        <w:tc>
+          <w:tcPr>
+            <w:tcW w:type="dxa" w:w="9637"/>
+            <w:shd w:color="auto" w:fill="F4F4F4" w:val="clear"/>
+          </w:tcPr>
+          <w:p>
+            <w:pPr>
+              <w:pStyle w:val="SourceCode"/>
+              <w:spacing w:before="0" w:after="0" w:line="200" w:lineRule="auto"/>
+            </w:pPr>
+            <w:r>
+              <w:t xml:space="preserve">/dev/sdb1      ext4  974M   24K  907M /mnt/data1</w:t>
+            </w:r>
+          </w:p>
+          <w:p>
+            <w:pPr>
+              <w:pStyle w:val="SourceCode"/>
+              <w:spacing w:before="0" w:after="0" w:line="200" w:lineRule="auto"/>
+            </w:pPr>
+            <w:r>
+              <w:t xml:space="preserve">/dev/sdb2      vfat  2.0G  4.0K  2.0G /mnt/data2</w:t>
+            </w:r>
+          </w:p>
+        </w:tc>
+      </w:tr>
+    </w:tbl>
+    <w:p>
+      <w:pPr>
+        <w:spacing w:before="0" w:after="0" w:line="120" w:lineRule="exact"/>
+        <w:rPr>
+          <w:sz w:val="4"/>
+          <w:szCs w:val="4"/>
+        </w:rPr>
+      </w:pPr>
     </w:p>
     <w:p>
       <w:pPr>
@@ -1514,80 +2108,132 @@
     </w:p>
     <w:p>
       <w:pPr>
-        <w:pStyle w:val="SourceCode"/>
-      </w:pPr>
-      <w:r>
-        <w:rPr>
-          <w:rStyle w:val="VerbatimChar"/>
-        </w:rPr>
-        <w:t xml:space="preserve"># ext4 зберігає права UNIX</w:t>
-      </w:r>
-      <w:r>
-        <w:br/>
-      </w:r>
-      <w:r>
-        <w:rPr>
-          <w:rStyle w:val="VerbatimChar"/>
-        </w:rPr>
-        <w:t xml:space="preserve">sudo touch /mnt/data1/file.txt</w:t>
-      </w:r>
-      <w:r>
-        <w:br/>
-      </w:r>
-      <w:r>
-        <w:rPr>
-          <w:rStyle w:val="VerbatimChar"/>
-        </w:rPr>
-        <w:t xml:space="preserve">sudo chmod 640 /mnt/data1/file.txt</w:t>
-      </w:r>
-      <w:r>
-        <w:br/>
-      </w:r>
-      <w:r>
-        <w:rPr>
-          <w:rStyle w:val="VerbatimChar"/>
-        </w:rPr>
-        <w:t xml:space="preserve">ls -l /mnt/data1/file.txt</w:t>
-      </w:r>
-      <w:r>
-        <w:br/>
-      </w:r>
-      <w:r>
-        <w:br/>
-      </w:r>
-      <w:r>
-        <w:rPr>
-          <w:rStyle w:val="VerbatimChar"/>
-        </w:rPr>
-        <w:t xml:space="preserve"># FAT32 прав не має: вони задаються параметрами монтування</w:t>
-      </w:r>
-      <w:r>
-        <w:br/>
-      </w:r>
-      <w:r>
-        <w:rPr>
-          <w:rStyle w:val="VerbatimChar"/>
-        </w:rPr>
-        <w:t xml:space="preserve">sudo touch /mnt/data2/file.txt</w:t>
-      </w:r>
-      <w:r>
-        <w:br/>
-      </w:r>
-      <w:r>
-        <w:rPr>
-          <w:rStyle w:val="VerbatimChar"/>
-        </w:rPr>
-        <w:t xml:space="preserve">sudo chmod 640 /mnt/data2/file.txt</w:t>
-      </w:r>
-      <w:r>
-        <w:br/>
-      </w:r>
-      <w:r>
-        <w:rPr>
-          <w:rStyle w:val="VerbatimChar"/>
-        </w:rPr>
-        <w:t xml:space="preserve">ls -l /mnt/data2/file.txt</w:t>
-      </w:r>
+        <w:spacing w:before="0" w:after="0" w:line="120" w:lineRule="exact"/>
+        <w:rPr>
+          <w:sz w:val="4"/>
+          <w:szCs w:val="4"/>
+        </w:rPr>
+      </w:pPr>
+    </w:p>
+    <w:tbl>
+      <w:tblPr>
+        <w:tblStyle w:val="SourceCodeTable"/>
+        <w:tblW w:type="dxa" w:w="9637"/>
+        <w:tblInd w:w="0" w:type="dxa"/>
+        <w:tblBorders>
+          <w:top w:color="BFBFBF" w:space="0" w:sz="4" w:val="single"/>
+          <w:left w:color="BFBFBF" w:space="0" w:sz="4" w:val="single"/>
+          <w:bottom w:color="BFBFBF" w:space="0" w:sz="4" w:val="single"/>
+          <w:right w:color="BFBFBF" w:space="0" w:sz="4" w:val="single"/>
+        </w:tblBorders>
+        <w:shd w:color="auto" w:fill="F4F4F4" w:val="clear"/>
+        <w:tblLayout w:type="fixed"/>
+        <w:tblCellMar>
+          <w:top w:type="dxa" w:w="113"/>
+          <w:left w:type="dxa" w:w="113"/>
+          <w:bottom w:type="dxa" w:w="113"/>
+          <w:right w:type="dxa" w:w="113"/>
+        </w:tblCellMar>
+        <w:tblLook w:val="0000" w:firstRow="0" w:lastRow="0" w:firstColumn="0" w:lastColumn="0" w:noHBand="1" w:noVBand="1"/>
+      </w:tblPr>
+      <w:tblGrid>
+        <w:gridCol w:w="9637"/>
+      </w:tblGrid>
+      <w:tr>
+        <w:tc>
+          <w:tcPr>
+            <w:tcW w:type="dxa" w:w="9637"/>
+            <w:shd w:color="auto" w:fill="F4F4F4" w:val="clear"/>
+          </w:tcPr>
+          <w:p>
+            <w:pPr>
+              <w:pStyle w:val="SourceCode"/>
+              <w:spacing w:before="0" w:after="0" w:line="200" w:lineRule="auto"/>
+            </w:pPr>
+            <w:r>
+              <w:t xml:space="preserve"># ext4 зберігає права UNIX</w:t>
+            </w:r>
+          </w:p>
+          <w:p>
+            <w:pPr>
+              <w:pStyle w:val="SourceCode"/>
+              <w:spacing w:before="0" w:after="0" w:line="200" w:lineRule="auto"/>
+            </w:pPr>
+            <w:r>
+              <w:t xml:space="preserve">sudo touch /mnt/data1/file.txt</w:t>
+            </w:r>
+          </w:p>
+          <w:p>
+            <w:pPr>
+              <w:pStyle w:val="SourceCode"/>
+              <w:spacing w:before="0" w:after="0" w:line="200" w:lineRule="auto"/>
+            </w:pPr>
+            <w:r>
+              <w:t xml:space="preserve">sudo chmod 640 /mnt/data1/file.txt</w:t>
+            </w:r>
+          </w:p>
+          <w:p>
+            <w:pPr>
+              <w:pStyle w:val="SourceCode"/>
+              <w:spacing w:before="0" w:after="0" w:line="200" w:lineRule="auto"/>
+            </w:pPr>
+            <w:r>
+              <w:t xml:space="preserve">ls -l /mnt/data1/file.txt</w:t>
+            </w:r>
+          </w:p>
+          <w:p>
+            <w:pPr>
+              <w:pStyle w:val="SourceCode"/>
+              <w:spacing w:before="0" w:after="0" w:line="200" w:lineRule="auto"/>
+            </w:pPr>
+          </w:p>
+          <w:p>
+            <w:pPr>
+              <w:pStyle w:val="SourceCode"/>
+              <w:spacing w:before="0" w:after="0" w:line="200" w:lineRule="auto"/>
+            </w:pPr>
+            <w:r>
+              <w:t xml:space="preserve"># FAT32 прав не має: вони задаються параметрами монтування</w:t>
+            </w:r>
+          </w:p>
+          <w:p>
+            <w:pPr>
+              <w:pStyle w:val="SourceCode"/>
+              <w:spacing w:before="0" w:after="0" w:line="200" w:lineRule="auto"/>
+            </w:pPr>
+            <w:r>
+              <w:t xml:space="preserve">sudo touch /mnt/data2/file.txt</w:t>
+            </w:r>
+          </w:p>
+          <w:p>
+            <w:pPr>
+              <w:pStyle w:val="SourceCode"/>
+              <w:spacing w:before="0" w:after="0" w:line="200" w:lineRule="auto"/>
+            </w:pPr>
+            <w:r>
+              <w:t xml:space="preserve">sudo chmod 640 /mnt/data2/file.txt</w:t>
+            </w:r>
+          </w:p>
+          <w:p>
+            <w:pPr>
+              <w:pStyle w:val="SourceCode"/>
+              <w:spacing w:before="0" w:after="0" w:line="200" w:lineRule="auto"/>
+            </w:pPr>
+            <w:r>
+              <w:t xml:space="preserve">ls -l /mnt/data2/file.txt</w:t>
+            </w:r>
+          </w:p>
+        </w:tc>
+      </w:tr>
+    </w:tbl>
+    <w:p>
+      <w:pPr>
+        <w:spacing w:before="0" w:after="0" w:line="120" w:lineRule="exact"/>
+        <w:rPr>
+          <w:sz w:val="4"/>
+          <w:szCs w:val="4"/>
+        </w:rPr>
+      </w:pPr>
     </w:p>
     <w:p>
       <w:pPr>
@@ -1599,23 +2245,72 @@
     </w:p>
     <w:p>
       <w:pPr>
-        <w:pStyle w:val="SourceCode"/>
-      </w:pPr>
-      <w:r>
-        <w:rPr>
-          <w:rStyle w:val="VerbatimChar"/>
-        </w:rPr>
-        <w:t xml:space="preserve">-rw-r----- 1 root root 0 ... /mnt/data1/file.txt</w:t>
-      </w:r>
-      <w:r>
-        <w:br/>
-      </w:r>
-      <w:r>
-        <w:rPr>
-          <w:rStyle w:val="VerbatimChar"/>
-        </w:rPr>
-        <w:t xml:space="preserve">-rwxr-xr-x 1 root root 0 ... /mnt/data2/file.txt</w:t>
-      </w:r>
+        <w:spacing w:before="0" w:after="0" w:line="120" w:lineRule="exact"/>
+        <w:rPr>
+          <w:sz w:val="4"/>
+          <w:szCs w:val="4"/>
+        </w:rPr>
+      </w:pPr>
+    </w:p>
+    <w:tbl>
+      <w:tblPr>
+        <w:tblStyle w:val="SourceCodeTable"/>
+        <w:tblW w:type="dxa" w:w="9637"/>
+        <w:tblInd w:w="0" w:type="dxa"/>
+        <w:tblBorders>
+          <w:top w:color="BFBFBF" w:space="0" w:sz="4" w:val="single"/>
+          <w:left w:color="BFBFBF" w:space="0" w:sz="4" w:val="single"/>
+          <w:bottom w:color="BFBFBF" w:space="0" w:sz="4" w:val="single"/>
+          <w:right w:color="BFBFBF" w:space="0" w:sz="4" w:val="single"/>
+        </w:tblBorders>
+        <w:shd w:color="auto" w:fill="F4F4F4" w:val="clear"/>
+        <w:tblLayout w:type="fixed"/>
+        <w:tblCellMar>
+          <w:top w:type="dxa" w:w="113"/>
+          <w:left w:type="dxa" w:w="113"/>
+          <w:bottom w:type="dxa" w:w="113"/>
+          <w:right w:type="dxa" w:w="113"/>
+        </w:tblCellMar>
+        <w:tblLook w:val="0000" w:firstRow="0" w:lastRow="0" w:firstColumn="0" w:lastColumn="0" w:noHBand="1" w:noVBand="1"/>
+      </w:tblPr>
+      <w:tblGrid>
+        <w:gridCol w:w="9637"/>
+      </w:tblGrid>
+      <w:tr>
+        <w:tc>
+          <w:tcPr>
+            <w:tcW w:type="dxa" w:w="9637"/>
+            <w:shd w:color="auto" w:fill="F4F4F4" w:val="clear"/>
+          </w:tcPr>
+          <w:p>
+            <w:pPr>
+              <w:pStyle w:val="SourceCode"/>
+              <w:spacing w:before="0" w:after="0" w:line="200" w:lineRule="auto"/>
+            </w:pPr>
+            <w:r>
+              <w:t xml:space="preserve">-rw-r----- 1 root root 0 ... /mnt/data1/file.txt</w:t>
+            </w:r>
+          </w:p>
+          <w:p>
+            <w:pPr>
+              <w:pStyle w:val="SourceCode"/>
+              <w:spacing w:before="0" w:after="0" w:line="200" w:lineRule="auto"/>
+            </w:pPr>
+            <w:r>
+              <w:t xml:space="preserve">-rwxr-xr-x 1 root root 0 ... /mnt/data2/file.txt</w:t>
+            </w:r>
+          </w:p>
+        </w:tc>
+      </w:tr>
+    </w:tbl>
+    <w:p>
+      <w:pPr>
+        <w:spacing w:before="0" w:after="0" w:line="120" w:lineRule="exact"/>
+        <w:rPr>
+          <w:sz w:val="4"/>
+          <w:szCs w:val="4"/>
+        </w:rPr>
+      </w:pPr>
     </w:p>
     <w:p>
       <w:pPr>
@@ -1643,92 +2338,147 @@
     </w:p>
     <w:p>
       <w:pPr>
-        <w:pStyle w:val="SourceCode"/>
-      </w:pPr>
-      <w:r>
-        <w:rPr>
-          <w:rStyle w:val="VerbatimChar"/>
-        </w:rPr>
-        <w:t xml:space="preserve"># Дізнатися UUID розділу</w:t>
-      </w:r>
-      <w:r>
-        <w:br/>
-      </w:r>
-      <w:r>
-        <w:rPr>
-          <w:rStyle w:val="VerbatimChar"/>
-        </w:rPr>
-        <w:t xml:space="preserve">sudo blkid /dev/sdb1</w:t>
-      </w:r>
-      <w:r>
-        <w:br/>
-      </w:r>
-      <w:r>
-        <w:br/>
-      </w:r>
-      <w:r>
-        <w:rPr>
-          <w:rStyle w:val="VerbatimChar"/>
-        </w:rPr>
-        <w:t xml:space="preserve"># Додати запис (зверніть увагу на nofail)</w:t>
-      </w:r>
-      <w:r>
-        <w:br/>
-      </w:r>
-      <w:r>
-        <w:rPr>
-          <w:rStyle w:val="VerbatimChar"/>
-        </w:rPr>
-        <w:t xml:space="preserve">echo "UUID=$(sudo blkid -s UUID -o value /dev/sdb1) /mnt/data1 ext4 defaults,nofail 0 2" \</w:t>
-      </w:r>
-      <w:r>
-        <w:br/>
-      </w:r>
-      <w:r>
-        <w:rPr>
-          <w:rStyle w:val="VerbatimChar"/>
-        </w:rPr>
-        <w:t xml:space="preserve">  | sudo tee -a /etc/fstab</w:t>
-      </w:r>
-      <w:r>
-        <w:br/>
-      </w:r>
-      <w:r>
-        <w:br/>
-      </w:r>
-      <w:r>
-        <w:rPr>
-          <w:rStyle w:val="VerbatimChar"/>
-        </w:rPr>
-        <w:t xml:space="preserve"># Перевірити запис БЕЗ перезавантаження</w:t>
-      </w:r>
-      <w:r>
-        <w:br/>
-      </w:r>
-      <w:r>
-        <w:rPr>
-          <w:rStyle w:val="VerbatimChar"/>
-        </w:rPr>
-        <w:t xml:space="preserve">sudo umount /mnt/data1</w:t>
-      </w:r>
-      <w:r>
-        <w:br/>
-      </w:r>
-      <w:r>
-        <w:rPr>
-          <w:rStyle w:val="VerbatimChar"/>
-        </w:rPr>
-        <w:t xml:space="preserve">sudo mount -a</w:t>
-      </w:r>
-      <w:r>
-        <w:br/>
-      </w:r>
-      <w:r>
-        <w:rPr>
-          <w:rStyle w:val="VerbatimChar"/>
-        </w:rPr>
-        <w:t xml:space="preserve">df -h | grep data1</w:t>
-      </w:r>
+        <w:spacing w:before="0" w:after="0" w:line="120" w:lineRule="exact"/>
+        <w:rPr>
+          <w:sz w:val="4"/>
+          <w:szCs w:val="4"/>
+        </w:rPr>
+      </w:pPr>
+    </w:p>
+    <w:tbl>
+      <w:tblPr>
+        <w:tblStyle w:val="SourceCodeTable"/>
+        <w:tblW w:type="dxa" w:w="9637"/>
+        <w:tblInd w:w="0" w:type="dxa"/>
+        <w:tblBorders>
+          <w:top w:color="BFBFBF" w:space="0" w:sz="4" w:val="single"/>
+          <w:left w:color="BFBFBF" w:space="0" w:sz="4" w:val="single"/>
+          <w:bottom w:color="BFBFBF" w:space="0" w:sz="4" w:val="single"/>
+          <w:right w:color="BFBFBF" w:space="0" w:sz="4" w:val="single"/>
+        </w:tblBorders>
+        <w:shd w:color="auto" w:fill="F4F4F4" w:val="clear"/>
+        <w:tblLayout w:type="fixed"/>
+        <w:tblCellMar>
+          <w:top w:type="dxa" w:w="113"/>
+          <w:left w:type="dxa" w:w="113"/>
+          <w:bottom w:type="dxa" w:w="113"/>
+          <w:right w:type="dxa" w:w="113"/>
+        </w:tblCellMar>
+        <w:tblLook w:val="0000" w:firstRow="0" w:lastRow="0" w:firstColumn="0" w:lastColumn="0" w:noHBand="1" w:noVBand="1"/>
+      </w:tblPr>
+      <w:tblGrid>
+        <w:gridCol w:w="9637"/>
+      </w:tblGrid>
+      <w:tr>
+        <w:tc>
+          <w:tcPr>
+            <w:tcW w:type="dxa" w:w="9637"/>
+            <w:shd w:color="auto" w:fill="F4F4F4" w:val="clear"/>
+          </w:tcPr>
+          <w:p>
+            <w:pPr>
+              <w:pStyle w:val="SourceCode"/>
+              <w:spacing w:before="0" w:after="0" w:line="200" w:lineRule="auto"/>
+            </w:pPr>
+            <w:r>
+              <w:t xml:space="preserve"># Дізнатися UUID розділу</w:t>
+            </w:r>
+          </w:p>
+          <w:p>
+            <w:pPr>
+              <w:pStyle w:val="SourceCode"/>
+              <w:spacing w:before="0" w:after="0" w:line="200" w:lineRule="auto"/>
+            </w:pPr>
+            <w:r>
+              <w:t xml:space="preserve">sudo blkid /dev/sdb1</w:t>
+            </w:r>
+          </w:p>
+          <w:p>
+            <w:pPr>
+              <w:pStyle w:val="SourceCode"/>
+              <w:spacing w:before="0" w:after="0" w:line="200" w:lineRule="auto"/>
+            </w:pPr>
+          </w:p>
+          <w:p>
+            <w:pPr>
+              <w:pStyle w:val="SourceCode"/>
+              <w:spacing w:before="0" w:after="0" w:line="200" w:lineRule="auto"/>
+            </w:pPr>
+            <w:r>
+              <w:t xml:space="preserve"># Додати запис (зверніть увагу на nofail)</w:t>
+            </w:r>
+          </w:p>
+          <w:p>
+            <w:pPr>
+              <w:pStyle w:val="SourceCode"/>
+              <w:spacing w:before="0" w:after="0" w:line="200" w:lineRule="auto"/>
+            </w:pPr>
+            <w:r>
+              <w:t xml:space="preserve">UUID=$(sudo blkid -s UUID -o value /dev/sdb1)</w:t>
+            </w:r>
+          </w:p>
+          <w:p>
+            <w:pPr>
+              <w:pStyle w:val="SourceCode"/>
+              <w:spacing w:before="0" w:after="0" w:line="200" w:lineRule="auto"/>
+            </w:pPr>
+            <w:r>
+              <w:t xml:space="preserve">echo "UUID=$UUID /mnt/data1 ext4 defaults,nofail 0 2" | sudo tee -a /etc/fstab</w:t>
+            </w:r>
+          </w:p>
+          <w:p>
+            <w:pPr>
+              <w:pStyle w:val="SourceCode"/>
+              <w:spacing w:before="0" w:after="0" w:line="200" w:lineRule="auto"/>
+            </w:pPr>
+          </w:p>
+          <w:p>
+            <w:pPr>
+              <w:pStyle w:val="SourceCode"/>
+              <w:spacing w:before="0" w:after="0" w:line="200" w:lineRule="auto"/>
+            </w:pPr>
+            <w:r>
+              <w:t xml:space="preserve"># Перевірити запис БЕЗ перезавантаження</w:t>
+            </w:r>
+          </w:p>
+          <w:p>
+            <w:pPr>
+              <w:pStyle w:val="SourceCode"/>
+              <w:spacing w:before="0" w:after="0" w:line="200" w:lineRule="auto"/>
+            </w:pPr>
+            <w:r>
+              <w:t xml:space="preserve">sudo umount /mnt/data1</w:t>
+            </w:r>
+          </w:p>
+          <w:p>
+            <w:pPr>
+              <w:pStyle w:val="SourceCode"/>
+              <w:spacing w:before="0" w:after="0" w:line="200" w:lineRule="auto"/>
+            </w:pPr>
+            <w:r>
+              <w:t xml:space="preserve">sudo mount -a</w:t>
+            </w:r>
+          </w:p>
+          <w:p>
+            <w:pPr>
+              <w:pStyle w:val="SourceCode"/>
+              <w:spacing w:before="0" w:after="0" w:line="200" w:lineRule="auto"/>
+            </w:pPr>
+            <w:r>
+              <w:t xml:space="preserve">df -h | grep data1</w:t>
+            </w:r>
+          </w:p>
+        </w:tc>
+      </w:tr>
+    </w:tbl>
+    <w:p>
+      <w:pPr>
+        <w:spacing w:before="0" w:after="0" w:line="120" w:lineRule="exact"/>
+        <w:rPr>
+          <w:sz w:val="4"/>
+          <w:szCs w:val="4"/>
+        </w:rPr>
+      </w:pPr>
     </w:p>
     <w:p>
       <w:pPr>
@@ -1771,74 +2521,129 @@
     </w:p>
     <w:p>
       <w:pPr>
-        <w:pStyle w:val="SourceCode"/>
-      </w:pPr>
-      <w:r>
-        <w:rPr>
-          <w:rStyle w:val="VerbatimChar"/>
-        </w:rPr>
-        <w:t xml:space="preserve"># Перевірка файлової системи (лише на відмонтованому розділі)</w:t>
-      </w:r>
-      <w:r>
-        <w:br/>
-      </w:r>
-      <w:r>
-        <w:rPr>
-          <w:rStyle w:val="VerbatimChar"/>
-        </w:rPr>
-        <w:t xml:space="preserve">sudo umount /mnt/data2</w:t>
-      </w:r>
-      <w:r>
-        <w:br/>
-      </w:r>
-      <w:r>
-        <w:rPr>
-          <w:rStyle w:val="VerbatimChar"/>
-        </w:rPr>
-        <w:t xml:space="preserve">sudo fsck.vfat -v /dev/sdb2 | tail -5</w:t>
-      </w:r>
-      <w:r>
-        <w:br/>
-      </w:r>
-      <w:r>
-        <w:br/>
-      </w:r>
-      <w:r>
-        <w:rPr>
-          <w:rStyle w:val="VerbatimChar"/>
-        </w:rPr>
-        <w:t xml:space="preserve"># Використання простору за каталогами</w:t>
-      </w:r>
-      <w:r>
-        <w:br/>
-      </w:r>
-      <w:r>
-        <w:rPr>
-          <w:rStyle w:val="VerbatimChar"/>
-        </w:rPr>
-        <w:t xml:space="preserve">sudo du -sh /mnt/data1/* 2&gt;/dev/null | sort -h | tail -5</w:t>
-      </w:r>
-      <w:r>
-        <w:br/>
-      </w:r>
-      <w:r>
-        <w:br/>
-      </w:r>
-      <w:r>
-        <w:rPr>
-          <w:rStyle w:val="VerbatimChar"/>
-        </w:rPr>
-        <w:t xml:space="preserve"># Скільки вільних inode лишилося</w:t>
-      </w:r>
-      <w:r>
-        <w:br/>
-      </w:r>
-      <w:r>
-        <w:rPr>
-          <w:rStyle w:val="VerbatimChar"/>
-        </w:rPr>
-        <w:t xml:space="preserve">df -i | grep -E "Filesystem|sdb"</w:t>
-      </w:r>
+        <w:spacing w:before="0" w:after="0" w:line="120" w:lineRule="exact"/>
+        <w:rPr>
+          <w:sz w:val="4"/>
+          <w:szCs w:val="4"/>
+        </w:rPr>
+      </w:pPr>
+    </w:p>
+    <w:tbl>
+      <w:tblPr>
+        <w:tblStyle w:val="SourceCodeTable"/>
+        <w:tblW w:type="dxa" w:w="9637"/>
+        <w:tblInd w:w="0" w:type="dxa"/>
+        <w:tblBorders>
+          <w:top w:color="BFBFBF" w:space="0" w:sz="4" w:val="single"/>
+          <w:left w:color="BFBFBF" w:space="0" w:sz="4" w:val="single"/>
+          <w:bottom w:color="BFBFBF" w:space="0" w:sz="4" w:val="single"/>
+          <w:right w:color="BFBFBF" w:space="0" w:sz="4" w:val="single"/>
+        </w:tblBorders>
+        <w:shd w:color="auto" w:fill="F4F4F4" w:val="clear"/>
+        <w:tblLayout w:type="fixed"/>
+        <w:tblCellMar>
+          <w:top w:type="dxa" w:w="113"/>
+          <w:left w:type="dxa" w:w="113"/>
+          <w:bottom w:type="dxa" w:w="113"/>
+          <w:right w:type="dxa" w:w="113"/>
+        </w:tblCellMar>
+        <w:tblLook w:val="0000" w:firstRow="0" w:lastRow="0" w:firstColumn="0" w:lastColumn="0" w:noHBand="1" w:noVBand="1"/>
+      </w:tblPr>
+      <w:tblGrid>
+        <w:gridCol w:w="9637"/>
+      </w:tblGrid>
+      <w:tr>
+        <w:tc>
+          <w:tcPr>
+            <w:tcW w:type="dxa" w:w="9637"/>
+            <w:shd w:color="auto" w:fill="F4F4F4" w:val="clear"/>
+          </w:tcPr>
+          <w:p>
+            <w:pPr>
+              <w:pStyle w:val="SourceCode"/>
+              <w:spacing w:before="0" w:after="0" w:line="200" w:lineRule="auto"/>
+            </w:pPr>
+            <w:r>
+              <w:t xml:space="preserve"># Перевірка файлової системи (лише на відмонтованому розділі)</w:t>
+            </w:r>
+          </w:p>
+          <w:p>
+            <w:pPr>
+              <w:pStyle w:val="SourceCode"/>
+              <w:spacing w:before="0" w:after="0" w:line="200" w:lineRule="auto"/>
+            </w:pPr>
+            <w:r>
+              <w:t xml:space="preserve">sudo umount /mnt/data2</w:t>
+            </w:r>
+          </w:p>
+          <w:p>
+            <w:pPr>
+              <w:pStyle w:val="SourceCode"/>
+              <w:spacing w:before="0" w:after="0" w:line="200" w:lineRule="auto"/>
+            </w:pPr>
+            <w:r>
+              <w:t xml:space="preserve">sudo fsck.vfat -v /dev/sdb2 | tail -5</w:t>
+            </w:r>
+          </w:p>
+          <w:p>
+            <w:pPr>
+              <w:pStyle w:val="SourceCode"/>
+              <w:spacing w:before="0" w:after="0" w:line="200" w:lineRule="auto"/>
+            </w:pPr>
+          </w:p>
+          <w:p>
+            <w:pPr>
+              <w:pStyle w:val="SourceCode"/>
+              <w:spacing w:before="0" w:after="0" w:line="200" w:lineRule="auto"/>
+            </w:pPr>
+            <w:r>
+              <w:t xml:space="preserve"># Використання простору за каталогами</w:t>
+            </w:r>
+          </w:p>
+          <w:p>
+            <w:pPr>
+              <w:pStyle w:val="SourceCode"/>
+              <w:spacing w:before="0" w:after="0" w:line="200" w:lineRule="auto"/>
+            </w:pPr>
+            <w:r>
+              <w:t xml:space="preserve">sudo du -sh /mnt/data1/* 2&gt;/dev/null | sort -h | tail -5</w:t>
+            </w:r>
+          </w:p>
+          <w:p>
+            <w:pPr>
+              <w:pStyle w:val="SourceCode"/>
+              <w:spacing w:before="0" w:after="0" w:line="200" w:lineRule="auto"/>
+            </w:pPr>
+          </w:p>
+          <w:p>
+            <w:pPr>
+              <w:pStyle w:val="SourceCode"/>
+              <w:spacing w:before="0" w:after="0" w:line="200" w:lineRule="auto"/>
+            </w:pPr>
+            <w:r>
+              <w:t xml:space="preserve"># Скільки вільних inode лишилося</w:t>
+            </w:r>
+          </w:p>
+          <w:p>
+            <w:pPr>
+              <w:pStyle w:val="SourceCode"/>
+              <w:spacing w:before="0" w:after="0" w:line="200" w:lineRule="auto"/>
+            </w:pPr>
+            <w:r>
+              <w:t xml:space="preserve">df -i | grep -E "Filesystem|sdb"</w:t>
+            </w:r>
+          </w:p>
+        </w:tc>
+      </w:tr>
+    </w:tbl>
+    <w:p>
+      <w:pPr>
+        <w:spacing w:before="0" w:after="0" w:line="120" w:lineRule="exact"/>
+        <w:rPr>
+          <w:sz w:val="4"/>
+          <w:szCs w:val="4"/>
+        </w:rPr>
+      </w:pPr>
     </w:p>
     <w:p>
       <w:pPr>
@@ -4906,15 +5711,8 @@
     <w:basedOn w:val="Normal"/>
     <w:qFormat/>
     <w:pPr>
-      <w:pBdr>
-        <w:top w:color="BFBFBF" w:space="4" w:sz="4" w:val="single"/>
-        <w:left w:color="BFBFBF" w:space="4" w:sz="4" w:val="single"/>
-        <w:bottom w:color="BFBFBF" w:space="4" w:sz="4" w:val="single"/>
-        <w:right w:color="BFBFBF" w:space="4" w:sz="4" w:val="single"/>
-      </w:pBdr>
-      <w:shd w:color="auto" w:fill="F4F4F4" w:val="clear"/>
-      <w:spacing w:after="120" w:before="120" w:line="200" w:lineRule="auto"/>
-      <w:ind w:firstLine="0" w:left="284" w:right="284"/>
+      <w:spacing w:after="0" w:before="0" w:line="200" w:lineRule="auto"/>
+      <w:ind w:hanging="340" w:left="340" w:right="0"/>
       <w:jc w:val="left"/>
     </w:pPr>
     <w:rPr>
@@ -4922,6 +5720,27 @@
       <w:sz w:val="18"/>
       <w:szCs w:val="18"/>
     </w:rPr>
+  </w:style>
+  <w:style w:customStyle="1" w:styleId="SourceCodeTable" w:type="table">
+    <w:name w:val="Source Code Table"/>
+    <w:basedOn w:val="TableNormal"/>
+    <w:qFormat/>
+    <w:tblPr>
+      <w:tblInd w:type="dxa" w:w="0"/>
+      <w:tblBorders>
+        <w:top w:color="BFBFBF" w:space="0" w:sz="4" w:val="single"/>
+        <w:left w:color="BFBFBF" w:space="0" w:sz="4" w:val="single"/>
+        <w:bottom w:color="BFBFBF" w:space="0" w:sz="4" w:val="single"/>
+        <w:right w:color="BFBFBF" w:space="0" w:sz="4" w:val="single"/>
+      </w:tblBorders>
+      <w:shd w:color="auto" w:fill="F4F4F4" w:val="clear"/>
+      <w:tblCellMar>
+        <w:top w:type="dxa" w:w="113"/>
+        <w:left w:type="dxa" w:w="113"/>
+        <w:bottom w:type="dxa" w:w="113"/>
+        <w:right w:type="dxa" w:w="113"/>
+      </w:tblCellMar>
+    </w:tblPr>
   </w:style>
   <w:style w:type="paragraph" w:customStyle="1" w:styleId="TableCaption">
     <w:name w:val="TableCaption"/>

--- a/public/labs/os/kmp-24/ЛР14_ОС_Дискові_пристрої_та_файлові_системи.docx
+++ b/public/labs/os/kmp-24/ЛР14_ОС_Дискові_пристрої_та_файлові_системи.docx
@@ -1298,7 +1298,7 @@
     </w:p>
     <w:bookmarkEnd w:id="13"/>
     <w:bookmarkEnd w:id="14"/>
-    <w:bookmarkStart w:id="22" w:name="приклад-виконання"/>
+    <w:bookmarkStart w:id="23" w:name="приклад-виконання"/>
     <w:p>
       <w:pPr>
         <w:pStyle w:val="Heading2"/>
@@ -1549,6 +1549,15 @@
               <w:spacing w:before="0" w:after="0" w:line="200" w:lineRule="auto"/>
             </w:pPr>
             <w:r>
+              <w:t xml:space="preserve">sudo apt install -y gdisk      # пакет із sgdisk, якщо його ще немає</w:t>
+            </w:r>
+          </w:p>
+          <w:p>
+            <w:pPr>
+              <w:pStyle w:val="SourceCode"/>
+              <w:spacing w:before="0" w:after="0" w:line="200" w:lineRule="auto"/>
+            </w:pPr>
+            <w:r>
               <w:t xml:space="preserve"># Неінтерактивно: GPT, розділ 1 на 1 ГБ, розділ 2 на решту</w:t>
             </w:r>
           </w:p>
@@ -2447,6 +2456,24 @@
               <w:spacing w:before="0" w:after="0" w:line="200" w:lineRule="auto"/>
             </w:pPr>
             <w:r>
+              <w:t xml:space="preserve">sudo findmnt --verify          # синтаксис, UUID і типи файлових систем</w:t>
+            </w:r>
+          </w:p>
+          <w:p>
+            <w:pPr>
+              <w:pStyle w:val="SourceCode"/>
+              <w:spacing w:before="0" w:after="0" w:line="200" w:lineRule="auto"/>
+            </w:pPr>
+            <w:r>
+              <w:t xml:space="preserve">sudo systemctl daemon-reload   # systemd будує з fstab юніти монтування</w:t>
+            </w:r>
+          </w:p>
+          <w:p>
+            <w:pPr>
+              <w:pStyle w:val="SourceCode"/>
+              <w:spacing w:before="0" w:after="0" w:line="200" w:lineRule="auto"/>
+            </w:pPr>
+            <w:r>
               <w:t xml:space="preserve">sudo umount /mnt/data1</w:t>
             </w:r>
           </w:p>
@@ -2485,7 +2512,7 @@
         <w:pStyle w:val="FirstParagraph"/>
       </w:pPr>
       <w:r>
-        <w:t xml:space="preserve">Команда</w:t>
+        <w:t xml:space="preserve">Команди</w:t>
       </w:r>
       <w:r>
         <w:t xml:space="preserve"> </w:t>
@@ -2494,19 +2521,34 @@
         <w:rPr>
           <w:rStyle w:val="VerbatimChar"/>
         </w:rPr>
+        <w:t xml:space="preserve">findmnt --verify</w:t>
+      </w:r>
+      <w:r>
+        <w:t xml:space="preserve"> </w:t>
+      </w:r>
+      <w:r>
+        <w:t xml:space="preserve">і</w:t>
+      </w:r>
+      <w:r>
+        <w:t xml:space="preserve"> </w:t>
+      </w:r>
+      <w:r>
+        <w:rPr>
+          <w:rStyle w:val="VerbatimChar"/>
+        </w:rPr>
         <w:t xml:space="preserve">mount -a</w:t>
       </w:r>
       <w:r>
         <w:t xml:space="preserve"> </w:t>
       </w:r>
       <w:r>
-        <w:t xml:space="preserve">— обов’язкова перевірка: якщо в записі є помилка, вона</w:t>
-      </w:r>
-      <w:r>
-        <w:t xml:space="preserve"> </w:t>
-      </w:r>
-      <w:r>
-        <w:t xml:space="preserve">виявиться зараз, а не при наступному завантаженні.</w:t>
+        <w:t xml:space="preserve">— обов’язкова перевірка: якщо в записі є</w:t>
+      </w:r>
+      <w:r>
+        <w:t xml:space="preserve"> </w:t>
+      </w:r>
+      <w:r>
+        <w:t xml:space="preserve">помилка, вона виявиться зараз, а не при наступному завантаженні.</w:t>
       </w:r>
     </w:p>
     <w:bookmarkEnd w:id="20"/>
@@ -2660,8 +2702,286 @@
       </w:r>
     </w:p>
     <w:bookmarkEnd w:id="21"/>
+    <w:bookmarkStart w:id="22" w:name="крок-8.-ті-самі-дії-у-windows"/>
+    <w:p>
+      <w:pPr>
+        <w:pStyle w:val="Heading3"/>
+      </w:pPr>
+      <w:r>
+        <w:t xml:space="preserve">Крок 8. Ті самі дії у Windows</w:t>
+      </w:r>
+    </w:p>
+    <w:p>
+      <w:pPr>
+        <w:pStyle w:val="FirstParagraph"/>
+      </w:pPr>
+      <w:r>
+        <w:t xml:space="preserve">У Windows диски й томи показує оснастка «Керування дисками» (</w:t>
+      </w:r>
+      <w:r>
+        <w:rPr>
+          <w:rStyle w:val="VerbatimChar"/>
+        </w:rPr>
+        <w:t xml:space="preserve">diskmgmt.msc</w:t>
+      </w:r>
+      <w:r>
+        <w:t xml:space="preserve">),</w:t>
+      </w:r>
+      <w:r>
+        <w:t xml:space="preserve"> </w:t>
+      </w:r>
+      <w:r>
+        <w:t xml:space="preserve">а з командного рядка — PowerShell або</w:t>
+      </w:r>
+      <w:r>
+        <w:t xml:space="preserve"> </w:t>
+      </w:r>
+      <w:r>
+        <w:rPr>
+          <w:rStyle w:val="VerbatimChar"/>
+        </w:rPr>
+        <w:t xml:space="preserve">diskpart</w:t>
+      </w:r>
+      <w:r>
+        <w:t xml:space="preserve">. Перегляд нічого не змінює:</w:t>
+      </w:r>
+    </w:p>
+    <w:p>
+      <w:pPr>
+        <w:spacing w:before="0" w:after="0" w:line="120" w:lineRule="exact"/>
+        <w:rPr>
+          <w:sz w:val="4"/>
+          <w:szCs w:val="4"/>
+        </w:rPr>
+      </w:pPr>
+    </w:p>
+    <w:tbl>
+      <w:tblPr>
+        <w:tblStyle w:val="SourceCodeTable"/>
+        <w:tblW w:type="dxa" w:w="9637"/>
+        <w:tblInd w:w="0" w:type="dxa"/>
+        <w:tblBorders>
+          <w:top w:color="BFBFBF" w:space="0" w:sz="4" w:val="single"/>
+          <w:left w:color="BFBFBF" w:space="0" w:sz="4" w:val="single"/>
+          <w:bottom w:color="BFBFBF" w:space="0" w:sz="4" w:val="single"/>
+          <w:right w:color="BFBFBF" w:space="0" w:sz="4" w:val="single"/>
+        </w:tblBorders>
+        <w:shd w:color="auto" w:fill="F4F4F4" w:val="clear"/>
+        <w:tblLayout w:type="fixed"/>
+        <w:tblCellMar>
+          <w:top w:type="dxa" w:w="113"/>
+          <w:left w:type="dxa" w:w="113"/>
+          <w:bottom w:type="dxa" w:w="113"/>
+          <w:right w:type="dxa" w:w="113"/>
+        </w:tblCellMar>
+        <w:tblLook w:val="0000" w:firstRow="0" w:lastRow="0" w:firstColumn="0" w:lastColumn="0" w:noHBand="1" w:noVBand="1"/>
+      </w:tblPr>
+      <w:tblGrid>
+        <w:gridCol w:w="9637"/>
+      </w:tblGrid>
+      <w:tr>
+        <w:tc>
+          <w:tcPr>
+            <w:tcW w:type="dxa" w:w="9637"/>
+            <w:shd w:color="auto" w:fill="F4F4F4" w:val="clear"/>
+          </w:tcPr>
+          <w:p>
+            <w:pPr>
+              <w:pStyle w:val="SourceCode"/>
+              <w:spacing w:before="0" w:after="0" w:line="200" w:lineRule="auto"/>
+            </w:pPr>
+            <w:r>
+              <w:t xml:space="preserve">PS C:\&gt; Get-Disk | Select-Object Number, FriendlyName, PartitionStyle, Size</w:t>
+            </w:r>
+          </w:p>
+          <w:p>
+            <w:pPr>
+              <w:pStyle w:val="SourceCode"/>
+              <w:spacing w:before="0" w:after="0" w:line="200" w:lineRule="auto"/>
+            </w:pPr>
+          </w:p>
+          <w:p>
+            <w:pPr>
+              <w:pStyle w:val="SourceCode"/>
+              <w:spacing w:before="0" w:after="0" w:line="200" w:lineRule="auto"/>
+            </w:pPr>
+            <w:r>
+              <w:t xml:space="preserve">Number FriendlyName   PartitionStyle        Size</w:t>
+            </w:r>
+          </w:p>
+          <w:p>
+            <w:pPr>
+              <w:pStyle w:val="SourceCode"/>
+              <w:spacing w:before="0" w:after="0" w:line="200" w:lineRule="auto"/>
+            </w:pPr>
+            <w:r>
+              <w:t xml:space="preserve">------ ------------   --------------        ----</w:t>
+            </w:r>
+          </w:p>
+          <w:p>
+            <w:pPr>
+              <w:pStyle w:val="SourceCode"/>
+              <w:spacing w:before="0" w:after="0" w:line="200" w:lineRule="auto"/>
+            </w:pPr>
+            <w:r>
+              <w:t xml:space="preserve">     0 VBOX HARDDISK  GPT            53687091200</w:t>
+            </w:r>
+          </w:p>
+          <w:p>
+            <w:pPr>
+              <w:pStyle w:val="SourceCode"/>
+              <w:spacing w:before="0" w:after="0" w:line="200" w:lineRule="auto"/>
+            </w:pPr>
+            <w:r>
+              <w:t xml:space="preserve">     1 VBOX HARDDISK  RAW             3221225472</w:t>
+            </w:r>
+          </w:p>
+          <w:p>
+            <w:pPr>
+              <w:pStyle w:val="SourceCode"/>
+              <w:spacing w:before="0" w:after="0" w:line="200" w:lineRule="auto"/>
+            </w:pPr>
+          </w:p>
+          <w:p>
+            <w:pPr>
+              <w:pStyle w:val="SourceCode"/>
+              <w:spacing w:before="0" w:after="0" w:line="200" w:lineRule="auto"/>
+            </w:pPr>
+            <w:r>
+              <w:t xml:space="preserve">PS C:\&gt; Get-Volume | Select-Object DriveLetter, FileSystem, SizeRemaining</w:t>
+            </w:r>
+          </w:p>
+        </w:tc>
+      </w:tr>
+    </w:tbl>
+    <w:p>
+      <w:pPr>
+        <w:spacing w:before="0" w:after="0" w:line="120" w:lineRule="exact"/>
+        <w:rPr>
+          <w:sz w:val="4"/>
+          <w:szCs w:val="4"/>
+        </w:rPr>
+      </w:pPr>
+    </w:p>
+    <w:p>
+      <w:pPr>
+        <w:pStyle w:val="FirstParagraph"/>
+      </w:pPr>
+      <w:r>
+        <w:t xml:space="preserve">Диск 1 зі стилем</w:t>
+      </w:r>
+      <w:r>
+        <w:t xml:space="preserve"> </w:t>
+      </w:r>
+      <w:r>
+        <w:rPr>
+          <w:rStyle w:val="VerbatimChar"/>
+        </w:rPr>
+        <w:t xml:space="preserve">RAW</w:t>
+      </w:r>
+      <w:r>
+        <w:t xml:space="preserve"> </w:t>
+      </w:r>
+      <w:r>
+        <w:t xml:space="preserve">— порожній додатковий диск без таблиці розділів, аналог</w:t>
+      </w:r>
+      <w:r>
+        <w:t xml:space="preserve"> </w:t>
+      </w:r>
+      <w:r>
+        <w:rPr>
+          <w:rStyle w:val="VerbatimChar"/>
+        </w:rPr>
+        <w:t xml:space="preserve">sdb</w:t>
+      </w:r>
+      <w:r>
+        <w:t xml:space="preserve"> </w:t>
+      </w:r>
+      <w:r>
+        <w:t xml:space="preserve">у Linux. Розмітити його можна так (лише диск 1, знищує на ньому все):</w:t>
+      </w:r>
+    </w:p>
+    <w:p>
+      <w:pPr>
+        <w:spacing w:before="0" w:after="0" w:line="120" w:lineRule="exact"/>
+        <w:rPr>
+          <w:sz w:val="4"/>
+          <w:szCs w:val="4"/>
+        </w:rPr>
+      </w:pPr>
+    </w:p>
+    <w:tbl>
+      <w:tblPr>
+        <w:tblStyle w:val="SourceCodeTable"/>
+        <w:tblW w:type="dxa" w:w="9637"/>
+        <w:tblInd w:w="0" w:type="dxa"/>
+        <w:tblBorders>
+          <w:top w:color="BFBFBF" w:space="0" w:sz="4" w:val="single"/>
+          <w:left w:color="BFBFBF" w:space="0" w:sz="4" w:val="single"/>
+          <w:bottom w:color="BFBFBF" w:space="0" w:sz="4" w:val="single"/>
+          <w:right w:color="BFBFBF" w:space="0" w:sz="4" w:val="single"/>
+        </w:tblBorders>
+        <w:shd w:color="auto" w:fill="F4F4F4" w:val="clear"/>
+        <w:tblLayout w:type="fixed"/>
+        <w:tblCellMar>
+          <w:top w:type="dxa" w:w="113"/>
+          <w:left w:type="dxa" w:w="113"/>
+          <w:bottom w:type="dxa" w:w="113"/>
+          <w:right w:type="dxa" w:w="113"/>
+        </w:tblCellMar>
+        <w:tblLook w:val="0000" w:firstRow="0" w:lastRow="0" w:firstColumn="0" w:lastColumn="0" w:noHBand="1" w:noVBand="1"/>
+      </w:tblPr>
+      <w:tblGrid>
+        <w:gridCol w:w="9637"/>
+      </w:tblGrid>
+      <w:tr>
+        <w:tc>
+          <w:tcPr>
+            <w:tcW w:type="dxa" w:w="9637"/>
+            <w:shd w:color="auto" w:fill="F4F4F4" w:val="clear"/>
+          </w:tcPr>
+          <w:p>
+            <w:pPr>
+              <w:pStyle w:val="SourceCode"/>
+              <w:spacing w:before="0" w:after="0" w:line="200" w:lineRule="auto"/>
+            </w:pPr>
+            <w:r>
+              <w:t xml:space="preserve">Initialize-Disk -Number 1 -PartitionStyle GPT</w:t>
+            </w:r>
+          </w:p>
+          <w:p>
+            <w:pPr>
+              <w:pStyle w:val="SourceCode"/>
+              <w:spacing w:before="0" w:after="0" w:line="200" w:lineRule="auto"/>
+            </w:pPr>
+            <w:r>
+              <w:t xml:space="preserve">New-Partition -DiskNumber 1 -Size 1GB -AssignDriveLetter |</w:t>
+            </w:r>
+          </w:p>
+          <w:p>
+            <w:pPr>
+              <w:pStyle w:val="SourceCode"/>
+              <w:spacing w:before="0" w:after="0" w:line="200" w:lineRule="auto"/>
+            </w:pPr>
+            <w:r>
+              <w:t xml:space="preserve">    Format-Volume -FileSystem NTFS -NewFileSystemLabel LABDATA1</w:t>
+            </w:r>
+          </w:p>
+        </w:tc>
+      </w:tr>
+    </w:tbl>
+    <w:p>
+      <w:pPr>
+        <w:spacing w:before="0" w:after="0" w:line="120" w:lineRule="exact"/>
+        <w:rPr>
+          <w:sz w:val="4"/>
+          <w:szCs w:val="4"/>
+        </w:rPr>
+      </w:pPr>
+    </w:p>
     <w:bookmarkEnd w:id="22"/>
-    <w:bookmarkStart w:id="23" w:name="порядок-виконання-роботи"/>
+    <w:bookmarkEnd w:id="23"/>
+    <w:bookmarkStart w:id="24" w:name="порядок-виконання-роботи"/>
     <w:p>
       <w:pPr>
         <w:pStyle w:val="Heading2"/>
@@ -2832,7 +3152,37 @@
         <w:jc w:val="both"/>
       </w:pPr>
       <w:r>
-        <w:t xml:space="preserve">Виконати додаткове завдання свого варіанта.</w:t>
+        <w:t xml:space="preserve">За наявності Windows переглянути диски й томи командами</w:t>
+      </w:r>
+      <w:r>
+        <w:t xml:space="preserve"> </w:t>
+      </w:r>
+      <w:r>
+        <w:rPr>
+          <w:rStyle w:val="VerbatimChar"/>
+        </w:rPr>
+        <w:t xml:space="preserve">Get-Disk</w:t>
+      </w:r>
+      <w:r>
+        <w:t xml:space="preserve"> </w:t>
+      </w:r>
+      <w:r>
+        <w:t xml:space="preserve">і</w:t>
+      </w:r>
+      <w:r>
+        <w:t xml:space="preserve"> </w:t>
+      </w:r>
+      <w:r>
+        <w:rPr>
+          <w:rStyle w:val="VerbatimChar"/>
+        </w:rPr>
+        <w:t xml:space="preserve">Get-Volume</w:t>
+      </w:r>
+      <w:r>
+        <w:t xml:space="preserve"> </w:t>
+      </w:r>
+      <w:r>
+        <w:t xml:space="preserve">та порівняти подання дисків із Linux.</w:t>
       </w:r>
     </w:p>
     <w:p>
@@ -2845,6 +3195,19 @@
         <w:jc w:val="both"/>
       </w:pPr>
       <w:r>
+        <w:t xml:space="preserve">Виконати додаткове завдання свого варіанта.</w:t>
+      </w:r>
+    </w:p>
+    <w:p>
+      <w:pPr>
+        <w:pStyle w:val="Compact"/>
+        <w:numPr>
+          <w:ilvl w:val="0"/>
+          <w:numId w:val="1001"/>
+        </w:numPr>
+        <w:jc w:val="both"/>
+      </w:pPr>
+      <w:r>
         <w:t xml:space="preserve">Відмонтувати розділи, прибрати запис з</w:t>
       </w:r>
       <w:r>
@@ -2860,8 +3223,8 @@
         <w:t xml:space="preserve">, оформити звіт.</w:t>
       </w:r>
     </w:p>
-    <w:bookmarkEnd w:id="23"/>
-    <w:bookmarkStart w:id="24" w:name="вимоги-до-звіту"/>
+    <w:bookmarkEnd w:id="24"/>
+    <w:bookmarkStart w:id="25" w:name="вимоги-до-звіту"/>
     <w:p>
       <w:pPr>
         <w:pStyle w:val="Heading2"/>
@@ -3030,8 +3393,8 @@
         <w:t xml:space="preserve">висновок за результатами роботи.</w:t>
       </w:r>
     </w:p>
-    <w:bookmarkEnd w:id="24"/>
-    <w:bookmarkStart w:id="25" w:name="варіанти-індивідуальних-завдань"/>
+    <w:bookmarkEnd w:id="25"/>
+    <w:bookmarkStart w:id="26" w:name="варіанти-індивідуальних-завдань"/>
     <w:p>
       <w:pPr>
         <w:pStyle w:val="Heading2"/>
@@ -4119,8 +4482,8 @@
         </w:tc>
       </w:tr>
     </w:tbl>
-    <w:bookmarkEnd w:id="25"/>
-    <w:bookmarkStart w:id="29" w:name="контрольні-запитання"/>
+    <w:bookmarkEnd w:id="26"/>
+    <w:bookmarkStart w:id="30" w:name="контрольні-запитання"/>
     <w:p>
       <w:pPr>
         <w:pStyle w:val="Heading2"/>
@@ -4137,7 +4500,7 @@
         <w:t xml:space="preserve">Запитання згруповано за рівнями навчальних досягнень. Для позитивної оцінки студент має відповісти на запитання середнього рівня, оцінка «добре» потребує відповідей достатнього рівня, оцінка «відмінно» — високого.</w:t>
       </w:r>
     </w:p>
-    <w:bookmarkStart w:id="26" w:name="середній-рівень-репродуктивний"/>
+    <w:bookmarkStart w:id="27" w:name="середній-рівень-репродуктивний"/>
     <w:p>
       <w:pPr>
         <w:pStyle w:val="Heading3"/>
@@ -4301,8 +4664,8 @@
         <w:t xml:space="preserve">?</w:t>
       </w:r>
     </w:p>
-    <w:bookmarkEnd w:id="26"/>
-    <w:bookmarkStart w:id="27" w:name="Xf8a59b0220f3a7cb520922cfcf2989f7f66f7c3"/>
+    <w:bookmarkEnd w:id="27"/>
+    <w:bookmarkStart w:id="28" w:name="Xf8a59b0220f3a7cb520922cfcf2989f7f66f7c3"/>
     <w:p>
       <w:pPr>
         <w:pStyle w:val="Heading3"/>
@@ -4499,8 +4862,8 @@
         <w:t xml:space="preserve">Чому розділ може не приймати нових файлів за наявності вільних гігабайтів?</w:t>
       </w:r>
     </w:p>
-    <w:bookmarkEnd w:id="27"/>
-    <w:bookmarkStart w:id="28" w:name="високий-рівень-творчий"/>
+    <w:bookmarkEnd w:id="28"/>
+    <w:bookmarkStart w:id="29" w:name="високий-рівень-творчий"/>
     <w:p>
       <w:pPr>
         <w:pStyle w:val="Heading3"/>
@@ -4603,8 +4966,8 @@
         <w:t xml:space="preserve">. Побудуйте послідовність діагностики та відновлення.</w:t>
       </w:r>
     </w:p>
-    <w:bookmarkEnd w:id="28"/>
     <w:bookmarkEnd w:id="29"/>
+    <w:bookmarkEnd w:id="30"/>
     <w:sectPr>
       <w:pgSz w:h="16838" w:orient="portrait" w:w="11906"/>
       <w:pgMar w:bottom="1134" w:footer="708" w:gutter="0" w:header="708" w:left="1418" w:right="851" w:top="1134"/>
